--- a/data/auditoria-pr-validacao/tabelas-artigo/tabelas-dispersao-percapita-pr.docx
+++ b/data/auditoria-pr-validacao/tabelas-artigo/tabelas-dispersao-percapita-pr.docx
@@ -1321,7 +1321,7 @@
               <w:rPr>
                 <w:sz w:val="18"/>
               </w:rPr>
-              <w:t>359. Grandes Rios</w:t>
+              <w:t>360. Grandes Rios</w:t>
             </w:r>
           </w:p>
         </w:tc>
@@ -1431,7 +1431,7 @@
               <w:rPr>
                 <w:sz w:val="18"/>
               </w:rPr>
-              <w:t>360. Japira</w:t>
+              <w:t>361. Japira</w:t>
             </w:r>
           </w:p>
         </w:tc>
@@ -1541,7 +1541,7 @@
               <w:rPr>
                 <w:sz w:val="18"/>
               </w:rPr>
-              <w:t>361. Iguatu</w:t>
+              <w:t>362. Iguatu</w:t>
             </w:r>
           </w:p>
         </w:tc>
@@ -1651,7 +1651,7 @@
               <w:rPr>
                 <w:sz w:val="18"/>
               </w:rPr>
-              <w:t>362. Arapuã</w:t>
+              <w:t>363. Arapuã</w:t>
             </w:r>
           </w:p>
         </w:tc>
@@ -1761,7 +1761,7 @@
               <w:rPr>
                 <w:sz w:val="18"/>
               </w:rPr>
-              <w:t>363. Amaporã</w:t>
+              <w:t>364. Amaporã</w:t>
             </w:r>
           </w:p>
         </w:tc>
@@ -1871,7 +1871,7 @@
               <w:rPr>
                 <w:sz w:val="18"/>
               </w:rPr>
-              <w:t>364. Santana do Itararé</w:t>
+              <w:t>365. Santana do Itararé</w:t>
             </w:r>
           </w:p>
         </w:tc>
@@ -1981,7 +1981,7 @@
               <w:rPr>
                 <w:sz w:val="18"/>
               </w:rPr>
-              <w:t>365. Rancho Alegre D'Oeste</w:t>
+              <w:t>366. Rancho Alegre D'Oeste</w:t>
             </w:r>
           </w:p>
         </w:tc>
@@ -2091,7 +2091,7 @@
               <w:rPr>
                 <w:sz w:val="18"/>
               </w:rPr>
-              <w:t>366. Salto do Itararé</w:t>
+              <w:t>367. Salto do Itararé</w:t>
             </w:r>
           </w:p>
         </w:tc>
@@ -2201,7 +2201,7 @@
               <w:rPr>
                 <w:sz w:val="18"/>
               </w:rPr>
-              <w:t>367. Santa Inês</w:t>
+              <w:t>368. Santa Inês</w:t>
             </w:r>
           </w:p>
         </w:tc>
@@ -2314,7 +2314,7 @@
               <w:rPr>
                 <w:sz w:val="18"/>
               </w:rPr>
-              <w:t>368. Iracema do Oeste</w:t>
+              <w:t>369. Iracema do Oeste</w:t>
             </w:r>
           </w:p>
         </w:tc>
@@ -3744,7 +3744,7 @@
               <w:rPr>
                 <w:sz w:val="18"/>
               </w:rPr>
-              <w:t>359. Porecatu</w:t>
+              <w:t>360. Porecatu</w:t>
             </w:r>
           </w:p>
         </w:tc>
@@ -3854,7 +3854,7 @@
               <w:rPr>
                 <w:sz w:val="18"/>
               </w:rPr>
-              <w:t>360. Fazenda Rio Grande</w:t>
+              <w:t>361. Fazenda Rio Grande</w:t>
             </w:r>
           </w:p>
         </w:tc>
@@ -3964,7 +3964,7 @@
               <w:rPr>
                 <w:sz w:val="18"/>
               </w:rPr>
-              <w:t>361. Figueira</w:t>
+              <w:t>362. Figueira</w:t>
             </w:r>
           </w:p>
         </w:tc>
@@ -4074,7 +4074,7 @@
               <w:rPr>
                 <w:sz w:val="18"/>
               </w:rPr>
-              <w:t>362. Matinhos</w:t>
+              <w:t>363. Matinhos</w:t>
             </w:r>
           </w:p>
         </w:tc>
@@ -4184,7 +4184,7 @@
               <w:rPr>
                 <w:sz w:val="18"/>
               </w:rPr>
-              <w:t>363. Colombo</w:t>
+              <w:t>364. Colombo</w:t>
             </w:r>
           </w:p>
         </w:tc>
@@ -4294,7 +4294,7 @@
               <w:rPr>
                 <w:sz w:val="18"/>
               </w:rPr>
-              <w:t>364. Paiçandu</w:t>
+              <w:t>365. Paiçandu</w:t>
             </w:r>
           </w:p>
         </w:tc>
@@ -4404,7 +4404,7 @@
               <w:rPr>
                 <w:sz w:val="18"/>
               </w:rPr>
-              <w:t>365. Pontal do Paraná</w:t>
+              <w:t>366. Pontal do Paraná</w:t>
             </w:r>
           </w:p>
         </w:tc>
@@ -4514,7 +4514,7 @@
               <w:rPr>
                 <w:sz w:val="18"/>
               </w:rPr>
-              <w:t>366. Itaperuçu</w:t>
+              <w:t>367. Itaperuçu</w:t>
             </w:r>
           </w:p>
         </w:tc>
@@ -4624,7 +4624,7 @@
               <w:rPr>
                 <w:sz w:val="18"/>
               </w:rPr>
-              <w:t>367. Almirante Tamandaré</w:t>
+              <w:t>368. Almirante Tamandaré</w:t>
             </w:r>
           </w:p>
         </w:tc>
@@ -4737,7 +4737,7 @@
               <w:rPr>
                 <w:sz w:val="18"/>
               </w:rPr>
-              <w:t>368. Sarandi</w:t>
+              <w:t>369. Sarandi</w:t>
             </w:r>
           </w:p>
         </w:tc>
@@ -4884,7 +4884,7 @@
           <w:i w:val="0"/>
           <w:sz w:val="18"/>
         </w:rPr>
-        <w:t>Painel A – 368 municípios com dados auditados</w:t>
+        <w:t>Painel A – 369 municípios com dados auditados</w:t>
       </w:r>
     </w:p>
     <w:tbl>
@@ -5476,7 +5476,7 @@
               <w:rPr>
                 <w:sz w:val="18"/>
               </w:rPr>
-              <w:t>0,231</w:t>
+              <w:t>0,230</w:t>
             </w:r>
           </w:p>
         </w:tc>
@@ -6206,7 +6206,7 @@
           <w:i/>
           <w:sz w:val="16"/>
         </w:rPr>
-        <w:t>Fonte: elaboração própria. Valores em R$ constantes de 2025; população fixa (média 2019-2026); 2033 e 2077 conforme o cronograma do art. 131 do ADCT (EC 132/2023) e crescimento real do PIB de 2,2% a.a. após 2033. Excluídos: municípios sem ISS de 2025 observado diretamente, com pendência de auditoria, com menos de 5 anos de ISS observado ou com salto atípico do ISS em 2025 (Guaraqueçaba, a confirmar no PIT/TCE-PR).</w:t>
+        <w:t>Fonte: elaboração própria. Valores em R$ constantes de 2025; população fixa (média 2019-2026); 2033 e 2077 conforme o cronograma do art. 131 do ADCT (EC 132/2023) e crescimento real do PIB de 2,2% a.a. após 2033. Excluídos: municípios sem ISS de 2025 observado diretamente, com pendência de auditoria ou com menos de 5 anos de ISS observado. ISS discrepante (&gt;= 5x ou &lt;= 0,2x a mediana dos demais anos) substituído pelo PIT/TCE-PR quando a divergência supera 20%.</w:t>
       </w:r>
     </w:p>
     <w:sectPr>

--- a/data/auditoria-pr-validacao/tabelas-artigo/tabelas-dispersao-percapita-pr.docx
+++ b/data/auditoria-pr-validacao/tabelas-artigo/tabelas-dispersao-percapita-pr.docx
@@ -275,7 +275,7 @@
               <w:rPr>
                 <w:sz w:val="18"/>
               </w:rPr>
-              <w:t>3.902</w:t>
+              <w:t>3.900</w:t>
             </w:r>
           </w:p>
         </w:tc>
@@ -293,7 +293,7 @@
               <w:rPr>
                 <w:sz w:val="18"/>
               </w:rPr>
-              <w:t>8.733</w:t>
+              <w:t>8.660</w:t>
             </w:r>
           </w:p>
         </w:tc>
@@ -385,7 +385,7 @@
               <w:rPr>
                 <w:sz w:val="18"/>
               </w:rPr>
-              <w:t>2.289</w:t>
+              <w:t>2.290</w:t>
             </w:r>
           </w:p>
         </w:tc>
@@ -403,7 +403,7 @@
               <w:rPr>
                 <w:sz w:val="18"/>
               </w:rPr>
-              <w:t>6.623</w:t>
+              <w:t>6.634</w:t>
             </w:r>
           </w:p>
         </w:tc>
@@ -513,7 +513,7 @@
               <w:rPr>
                 <w:sz w:val="18"/>
               </w:rPr>
-              <w:t>6.073</w:t>
+              <w:t>6.084</w:t>
             </w:r>
           </w:p>
         </w:tc>
@@ -605,7 +605,7 @@
               <w:rPr>
                 <w:sz w:val="18"/>
               </w:rPr>
-              <w:t>3.215</w:t>
+              <w:t>3.212</w:t>
             </w:r>
           </w:p>
         </w:tc>
@@ -623,7 +623,7 @@
               <w:rPr>
                 <w:sz w:val="18"/>
               </w:rPr>
-              <w:t>7.123</w:t>
+              <w:t>7.062</w:t>
             </w:r>
           </w:p>
         </w:tc>
@@ -715,7 +715,7 @@
               <w:rPr>
                 <w:sz w:val="18"/>
               </w:rPr>
-              <w:t>2.444</w:t>
+              <w:t>2.443</w:t>
             </w:r>
           </w:p>
         </w:tc>
@@ -733,7 +733,7 @@
               <w:rPr>
                 <w:sz w:val="18"/>
               </w:rPr>
-              <w:t>5.369</w:t>
+              <w:t>5.321</w:t>
             </w:r>
           </w:p>
         </w:tc>
@@ -843,7 +843,7 @@
               <w:rPr>
                 <w:sz w:val="18"/>
               </w:rPr>
-              <w:t>5.505</w:t>
+              <w:t>5.516</w:t>
             </w:r>
           </w:p>
         </w:tc>
@@ -935,7 +935,7 @@
               <w:rPr>
                 <w:sz w:val="18"/>
               </w:rPr>
-              <w:t>3.006</w:t>
+              <w:t>3.004</w:t>
             </w:r>
           </w:p>
         </w:tc>
@@ -953,7 +953,7 @@
               <w:rPr>
                 <w:sz w:val="18"/>
               </w:rPr>
-              <w:t>6.616</w:t>
+              <w:t>6.558</w:t>
             </w:r>
           </w:p>
         </w:tc>
@@ -1045,7 +1045,7 @@
               <w:rPr>
                 <w:sz w:val="18"/>
               </w:rPr>
-              <w:t>7.962</w:t>
+              <w:t>7.958</w:t>
             </w:r>
           </w:p>
         </w:tc>
@@ -1063,7 +1063,7 @@
               <w:rPr>
                 <w:sz w:val="18"/>
               </w:rPr>
-              <w:t>13.195</w:t>
+              <w:t>13.089</w:t>
             </w:r>
           </w:p>
         </w:tc>
@@ -1155,7 +1155,7 @@
               <w:rPr>
                 <w:sz w:val="18"/>
               </w:rPr>
-              <w:t>7.541</w:t>
+              <w:t>7.537</w:t>
             </w:r>
           </w:p>
         </w:tc>
@@ -1173,7 +1173,7 @@
               <w:rPr>
                 <w:sz w:val="18"/>
               </w:rPr>
-              <w:t>13.150</w:t>
+              <w:t>13.044</w:t>
             </w:r>
           </w:p>
         </w:tc>
@@ -1280,7 +1280,7 @@
               <w:rPr>
                 <w:sz w:val="18"/>
               </w:rPr>
-              <w:t>1.654</w:t>
+              <w:t>1.655</w:t>
             </w:r>
           </w:p>
         </w:tc>
@@ -1301,7 +1301,7 @@
               <w:rPr>
                 <w:sz w:val="18"/>
               </w:rPr>
-              <w:t>5.693</w:t>
+              <w:t>5.704</w:t>
             </w:r>
           </w:p>
         </w:tc>
@@ -1321,7 +1321,7 @@
               <w:rPr>
                 <w:sz w:val="18"/>
               </w:rPr>
-              <w:t>360. Grandes Rios</w:t>
+              <w:t>359. Grandes Rios</w:t>
             </w:r>
           </w:p>
         </w:tc>
@@ -1393,7 +1393,7 @@
               <w:rPr>
                 <w:sz w:val="18"/>
               </w:rPr>
-              <w:t>1.579</w:t>
+              <w:t>1.580</w:t>
             </w:r>
           </w:p>
         </w:tc>
@@ -1411,7 +1411,7 @@
               <w:rPr>
                 <w:sz w:val="18"/>
               </w:rPr>
-              <w:t>5.313</w:t>
+              <w:t>5.327</w:t>
             </w:r>
           </w:p>
         </w:tc>
@@ -1431,7 +1431,7 @@
               <w:rPr>
                 <w:sz w:val="18"/>
               </w:rPr>
-              <w:t>361. Japira</w:t>
+              <w:t>360. Japira</w:t>
             </w:r>
           </w:p>
         </w:tc>
@@ -1521,7 +1521,7 @@
               <w:rPr>
                 <w:sz w:val="18"/>
               </w:rPr>
-              <w:t>5.517</w:t>
+              <w:t>5.531</w:t>
             </w:r>
           </w:p>
         </w:tc>
@@ -1541,7 +1541,7 @@
               <w:rPr>
                 <w:sz w:val="18"/>
               </w:rPr>
-              <w:t>362. Iguatu</w:t>
+              <w:t>361. Iguatu</w:t>
             </w:r>
           </w:p>
         </w:tc>
@@ -1613,7 +1613,7 @@
               <w:rPr>
                 <w:sz w:val="18"/>
               </w:rPr>
-              <w:t>2.287</w:t>
+              <w:t>2.288</w:t>
             </w:r>
           </w:p>
         </w:tc>
@@ -1631,7 +1631,7 @@
               <w:rPr>
                 <w:sz w:val="18"/>
               </w:rPr>
-              <w:t>6.842</w:t>
+              <w:t>6.860</w:t>
             </w:r>
           </w:p>
         </w:tc>
@@ -1651,7 +1651,7 @@
               <w:rPr>
                 <w:sz w:val="18"/>
               </w:rPr>
-              <w:t>363. Arapuã</w:t>
+              <w:t>362. Arapuã</w:t>
             </w:r>
           </w:p>
         </w:tc>
@@ -1723,7 +1723,7 @@
               <w:rPr>
                 <w:sz w:val="18"/>
               </w:rPr>
-              <w:t>2.658</w:t>
+              <w:t>2.659</w:t>
             </w:r>
           </w:p>
         </w:tc>
@@ -1741,7 +1741,7 @@
               <w:rPr>
                 <w:sz w:val="18"/>
               </w:rPr>
-              <w:t>5.928</w:t>
+              <w:t>5.944</w:t>
             </w:r>
           </w:p>
         </w:tc>
@@ -1761,7 +1761,7 @@
               <w:rPr>
                 <w:sz w:val="18"/>
               </w:rPr>
-              <w:t>364. Amaporã</w:t>
+              <w:t>363. Amaporã</w:t>
             </w:r>
           </w:p>
         </w:tc>
@@ -1833,7 +1833,7 @@
               <w:rPr>
                 <w:sz w:val="18"/>
               </w:rPr>
-              <w:t>1.653</w:t>
+              <w:t>1.654</w:t>
             </w:r>
           </w:p>
         </w:tc>
@@ -1851,7 +1851,7 @@
               <w:rPr>
                 <w:sz w:val="18"/>
               </w:rPr>
-              <w:t>5.081</w:t>
+              <w:t>5.094</w:t>
             </w:r>
           </w:p>
         </w:tc>
@@ -1871,7 +1871,7 @@
               <w:rPr>
                 <w:sz w:val="18"/>
               </w:rPr>
-              <w:t>365. Santana do Itararé</w:t>
+              <w:t>364. Santana do Itararé</w:t>
             </w:r>
           </w:p>
         </w:tc>
@@ -1943,7 +1943,7 @@
               <w:rPr>
                 <w:sz w:val="18"/>
               </w:rPr>
-              <w:t>1.801</w:t>
+              <w:t>1.802</w:t>
             </w:r>
           </w:p>
         </w:tc>
@@ -1961,7 +1961,7 @@
               <w:rPr>
                 <w:sz w:val="18"/>
               </w:rPr>
-              <w:t>5.487</w:t>
+              <w:t>5.501</w:t>
             </w:r>
           </w:p>
         </w:tc>
@@ -1981,7 +1981,7 @@
               <w:rPr>
                 <w:sz w:val="18"/>
               </w:rPr>
-              <w:t>366. Rancho Alegre D'Oeste</w:t>
+              <w:t>365. Rancho Alegre D'Oeste</w:t>
             </w:r>
           </w:p>
         </w:tc>
@@ -2053,7 +2053,7 @@
               <w:rPr>
                 <w:sz w:val="18"/>
               </w:rPr>
-              <w:t>4.232</w:t>
+              <w:t>4.229</w:t>
             </w:r>
           </w:p>
         </w:tc>
@@ -2071,7 +2071,7 @@
               <w:rPr>
                 <w:sz w:val="18"/>
               </w:rPr>
-              <w:t>9.421</w:t>
+              <w:t>9.341</w:t>
             </w:r>
           </w:p>
         </w:tc>
@@ -2091,7 +2091,7 @@
               <w:rPr>
                 <w:sz w:val="18"/>
               </w:rPr>
-              <w:t>367. Salto do Itararé</w:t>
+              <w:t>366. Salto do Itararé</w:t>
             </w:r>
           </w:p>
         </w:tc>
@@ -2163,7 +2163,7 @@
               <w:rPr>
                 <w:sz w:val="18"/>
               </w:rPr>
-              <w:t>1.185</w:t>
+              <w:t>1.186</w:t>
             </w:r>
           </w:p>
         </w:tc>
@@ -2181,7 +2181,7 @@
               <w:rPr>
                 <w:sz w:val="18"/>
               </w:rPr>
-              <w:t>5.512</w:t>
+              <w:t>5.527</w:t>
             </w:r>
           </w:p>
         </w:tc>
@@ -2201,7 +2201,7 @@
               <w:rPr>
                 <w:sz w:val="18"/>
               </w:rPr>
-              <w:t>368. Santa Inês</w:t>
+              <w:t>367. Santa Inês</w:t>
             </w:r>
           </w:p>
         </w:tc>
@@ -2273,7 +2273,7 @@
               <w:rPr>
                 <w:sz w:val="18"/>
               </w:rPr>
-              <w:t>2.534</w:t>
+              <w:t>2.535</w:t>
             </w:r>
           </w:p>
         </w:tc>
@@ -2291,7 +2291,7 @@
               <w:rPr>
                 <w:sz w:val="18"/>
               </w:rPr>
-              <w:t>7.398</w:t>
+              <w:t>7.420</w:t>
             </w:r>
           </w:p>
         </w:tc>
@@ -2314,7 +2314,7 @@
               <w:rPr>
                 <w:sz w:val="18"/>
               </w:rPr>
-              <w:t>369. Iracema do Oeste</w:t>
+              <w:t>368. Iracema do Oeste</w:t>
             </w:r>
           </w:p>
         </w:tc>
@@ -2398,7 +2398,7 @@
               <w:rPr>
                 <w:sz w:val="18"/>
               </w:rPr>
-              <w:t>2.681</w:t>
+              <w:t>2.682</w:t>
             </w:r>
           </w:p>
         </w:tc>
@@ -2419,7 +2419,7 @@
               <w:rPr>
                 <w:sz w:val="18"/>
               </w:rPr>
-              <w:t>6.660</w:t>
+              <w:t>6.678</w:t>
             </w:r>
           </w:p>
         </w:tc>
@@ -2698,7 +2698,7 @@
               <w:rPr>
                 <w:sz w:val="18"/>
               </w:rPr>
-              <w:t>7.541</w:t>
+              <w:t>7.537</w:t>
             </w:r>
           </w:p>
         </w:tc>
@@ -2716,7 +2716,7 @@
               <w:rPr>
                 <w:sz w:val="18"/>
               </w:rPr>
-              <w:t>13.150</w:t>
+              <w:t>13.044</w:t>
             </w:r>
           </w:p>
         </w:tc>
@@ -2808,7 +2808,7 @@
               <w:rPr>
                 <w:sz w:val="18"/>
               </w:rPr>
-              <w:t>7.962</w:t>
+              <w:t>7.958</w:t>
             </w:r>
           </w:p>
         </w:tc>
@@ -2826,7 +2826,7 @@
               <w:rPr>
                 <w:sz w:val="18"/>
               </w:rPr>
-              <w:t>13.195</w:t>
+              <w:t>13.089</w:t>
             </w:r>
           </w:p>
         </w:tc>
@@ -2918,7 +2918,7 @@
               <w:rPr>
                 <w:sz w:val="18"/>
               </w:rPr>
-              <w:t>7.429</w:t>
+              <w:t>7.425</w:t>
             </w:r>
           </w:p>
         </w:tc>
@@ -2936,7 +2936,7 @@
               <w:rPr>
                 <w:sz w:val="18"/>
               </w:rPr>
-              <w:t>13.070</w:t>
+              <w:t>12.963</w:t>
             </w:r>
           </w:p>
         </w:tc>
@@ -3028,7 +3028,7 @@
               <w:rPr>
                 <w:sz w:val="18"/>
               </w:rPr>
-              <w:t>5.336</w:t>
+              <w:t>5.332</w:t>
             </w:r>
           </w:p>
         </w:tc>
@@ -3046,7 +3046,7 @@
               <w:rPr>
                 <w:sz w:val="18"/>
               </w:rPr>
-              <w:t>11.936</w:t>
+              <w:t>11.837</w:t>
             </w:r>
           </w:p>
         </w:tc>
@@ -3138,7 +3138,7 @@
               <w:rPr>
                 <w:sz w:val="18"/>
               </w:rPr>
-              <w:t>6.496</w:t>
+              <w:t>6.492</w:t>
             </w:r>
           </w:p>
         </w:tc>
@@ -3156,7 +3156,7 @@
               <w:rPr>
                 <w:sz w:val="18"/>
               </w:rPr>
-              <w:t>13.002</w:t>
+              <w:t>12.896</w:t>
             </w:r>
           </w:p>
         </w:tc>
@@ -3248,7 +3248,7 @@
               <w:rPr>
                 <w:sz w:val="18"/>
               </w:rPr>
-              <w:t>4.698</w:t>
+              <w:t>4.695</w:t>
             </w:r>
           </w:p>
         </w:tc>
@@ -3266,7 +3266,7 @@
               <w:rPr>
                 <w:sz w:val="18"/>
               </w:rPr>
-              <w:t>10.521</w:t>
+              <w:t>10.433</w:t>
             </w:r>
           </w:p>
         </w:tc>
@@ -3358,7 +3358,7 @@
               <w:rPr>
                 <w:sz w:val="18"/>
               </w:rPr>
-              <w:t>5.597</w:t>
+              <w:t>5.593</w:t>
             </w:r>
           </w:p>
         </w:tc>
@@ -3376,7 +3376,7 @@
               <w:rPr>
                 <w:sz w:val="18"/>
               </w:rPr>
-              <w:t>12.609</w:t>
+              <w:t>12.506</w:t>
             </w:r>
           </w:p>
         </w:tc>
@@ -3468,7 +3468,7 @@
               <w:rPr>
                 <w:sz w:val="18"/>
               </w:rPr>
-              <w:t>8.221</w:t>
+              <w:t>8.217</w:t>
             </w:r>
           </w:p>
         </w:tc>
@@ -3486,7 +3486,7 @@
               <w:rPr>
                 <w:sz w:val="18"/>
               </w:rPr>
-              <w:t>13.122</w:t>
+              <w:t>13.016</w:t>
             </w:r>
           </w:p>
         </w:tc>
@@ -3578,7 +3578,7 @@
               <w:rPr>
                 <w:sz w:val="18"/>
               </w:rPr>
-              <w:t>4.809</w:t>
+              <w:t>4.806</w:t>
             </w:r>
           </w:p>
         </w:tc>
@@ -3596,7 +3596,7 @@
               <w:rPr>
                 <w:sz w:val="18"/>
               </w:rPr>
-              <w:t>10.729</w:t>
+              <w:t>10.639</w:t>
             </w:r>
           </w:p>
         </w:tc>
@@ -3703,7 +3703,7 @@
               <w:rPr>
                 <w:sz w:val="18"/>
               </w:rPr>
-              <w:t>4.835</w:t>
+              <w:t>4.832</w:t>
             </w:r>
           </w:p>
         </w:tc>
@@ -3724,7 +3724,7 @@
               <w:rPr>
                 <w:sz w:val="18"/>
               </w:rPr>
-              <w:t>10.765</w:t>
+              <w:t>10.674</w:t>
             </w:r>
           </w:p>
         </w:tc>
@@ -3744,7 +3744,7 @@
               <w:rPr>
                 <w:sz w:val="18"/>
               </w:rPr>
-              <w:t>360. Porecatu</w:t>
+              <w:t>359. Porecatu</w:t>
             </w:r>
           </w:p>
         </w:tc>
@@ -3816,7 +3816,7 @@
               <w:rPr>
                 <w:sz w:val="18"/>
               </w:rPr>
-              <w:t>1.174</w:t>
+              <w:t>1.175</w:t>
             </w:r>
           </w:p>
         </w:tc>
@@ -3834,7 +3834,7 @@
               <w:rPr>
                 <w:sz w:val="18"/>
               </w:rPr>
-              <w:t>5.232</w:t>
+              <w:t>5.245</w:t>
             </w:r>
           </w:p>
         </w:tc>
@@ -3854,7 +3854,7 @@
               <w:rPr>
                 <w:sz w:val="18"/>
               </w:rPr>
-              <w:t>361. Fazenda Rio Grande</w:t>
+              <w:t>360. Fazenda Rio Grande</w:t>
             </w:r>
           </w:p>
         </w:tc>
@@ -3926,7 +3926,7 @@
               <w:rPr>
                 <w:sz w:val="18"/>
               </w:rPr>
-              <w:t>938</w:t>
+              <w:t>939</w:t>
             </w:r>
           </w:p>
         </w:tc>
@@ -3944,7 +3944,7 @@
               <w:rPr>
                 <w:sz w:val="18"/>
               </w:rPr>
-              <w:t>4.693</w:t>
+              <w:t>4.704</w:t>
             </w:r>
           </w:p>
         </w:tc>
@@ -3964,7 +3964,7 @@
               <w:rPr>
                 <w:sz w:val="18"/>
               </w:rPr>
-              <w:t>362. Figueira</w:t>
+              <w:t>361. Figueira</w:t>
             </w:r>
           </w:p>
         </w:tc>
@@ -4054,7 +4054,7 @@
               <w:rPr>
                 <w:sz w:val="18"/>
               </w:rPr>
-              <w:t>5.161</w:t>
+              <w:t>5.174</w:t>
             </w:r>
           </w:p>
         </w:tc>
@@ -4074,7 +4074,7 @@
               <w:rPr>
                 <w:sz w:val="18"/>
               </w:rPr>
-              <w:t>363. Matinhos</w:t>
+              <w:t>362. Matinhos</w:t>
             </w:r>
           </w:p>
         </w:tc>
@@ -4146,7 +4146,7 @@
               <w:rPr>
                 <w:sz w:val="18"/>
               </w:rPr>
-              <w:t>790</w:t>
+              <w:t>791</w:t>
             </w:r>
           </w:p>
         </w:tc>
@@ -4164,7 +4164,7 @@
               <w:rPr>
                 <w:sz w:val="18"/>
               </w:rPr>
-              <w:t>5.083</w:t>
+              <w:t>5.095</w:t>
             </w:r>
           </w:p>
         </w:tc>
@@ -4184,7 +4184,7 @@
               <w:rPr>
                 <w:sz w:val="18"/>
               </w:rPr>
-              <w:t>364. Colombo</w:t>
+              <w:t>363. Colombo</w:t>
             </w:r>
           </w:p>
         </w:tc>
@@ -4274,7 +4274,7 @@
               <w:rPr>
                 <w:sz w:val="18"/>
               </w:rPr>
-              <w:t>4.759</w:t>
+              <w:t>4.770</w:t>
             </w:r>
           </w:p>
         </w:tc>
@@ -4294,7 +4294,7 @@
               <w:rPr>
                 <w:sz w:val="18"/>
               </w:rPr>
-              <w:t>365. Paiçandu</w:t>
+              <w:t>364. Paiçandu</w:t>
             </w:r>
           </w:p>
         </w:tc>
@@ -4366,7 +4366,7 @@
               <w:rPr>
                 <w:sz w:val="18"/>
               </w:rPr>
-              <w:t>760</w:t>
+              <w:t>761</w:t>
             </w:r>
           </w:p>
         </w:tc>
@@ -4384,7 +4384,7 @@
               <w:rPr>
                 <w:sz w:val="18"/>
               </w:rPr>
-              <w:t>4.723</w:t>
+              <w:t>4.734</w:t>
             </w:r>
           </w:p>
         </w:tc>
@@ -4404,7 +4404,7 @@
               <w:rPr>
                 <w:sz w:val="18"/>
               </w:rPr>
-              <w:t>366. Pontal do Paraná</w:t>
+              <w:t>365. Pontal do Paraná</w:t>
             </w:r>
           </w:p>
         </w:tc>
@@ -4494,7 +4494,7 @@
               <w:rPr>
                 <w:sz w:val="18"/>
               </w:rPr>
-              <w:t>5.066</w:t>
+              <w:t>5.078</w:t>
             </w:r>
           </w:p>
         </w:tc>
@@ -4514,7 +4514,7 @@
               <w:rPr>
                 <w:sz w:val="18"/>
               </w:rPr>
-              <w:t>367. Itaperuçu</w:t>
+              <w:t>366. Itaperuçu</w:t>
             </w:r>
           </w:p>
         </w:tc>
@@ -4586,7 +4586,7 @@
               <w:rPr>
                 <w:sz w:val="18"/>
               </w:rPr>
-              <w:t>700</w:t>
+              <w:t>701</w:t>
             </w:r>
           </w:p>
         </w:tc>
@@ -4604,7 +4604,7 @@
               <w:rPr>
                 <w:sz w:val="18"/>
               </w:rPr>
-              <w:t>4.331</w:t>
+              <w:t>4.343</w:t>
             </w:r>
           </w:p>
         </w:tc>
@@ -4624,7 +4624,7 @@
               <w:rPr>
                 <w:sz w:val="18"/>
               </w:rPr>
-              <w:t>368. Almirante Tamandaré</w:t>
+              <w:t>367. Almirante Tamandaré</w:t>
             </w:r>
           </w:p>
         </w:tc>
@@ -4696,7 +4696,7 @@
               <w:rPr>
                 <w:sz w:val="18"/>
               </w:rPr>
-              <w:t>720</w:t>
+              <w:t>721</w:t>
             </w:r>
           </w:p>
         </w:tc>
@@ -4714,7 +4714,7 @@
               <w:rPr>
                 <w:sz w:val="18"/>
               </w:rPr>
-              <w:t>4.575</w:t>
+              <w:t>4.586</w:t>
             </w:r>
           </w:p>
         </w:tc>
@@ -4737,7 +4737,7 @@
               <w:rPr>
                 <w:sz w:val="18"/>
               </w:rPr>
-              <w:t>369. Sarandi</w:t>
+              <w:t>368. Sarandi</w:t>
             </w:r>
           </w:p>
         </w:tc>
@@ -4821,7 +4821,7 @@
               <w:rPr>
                 <w:sz w:val="18"/>
               </w:rPr>
-              <w:t>631</w:t>
+              <w:t>632</w:t>
             </w:r>
           </w:p>
         </w:tc>
@@ -4842,7 +4842,7 @@
               <w:rPr>
                 <w:sz w:val="18"/>
               </w:rPr>
-              <w:t>4.696</w:t>
+              <w:t>4.707</w:t>
             </w:r>
           </w:p>
         </w:tc>
@@ -4884,7 +4884,7 @@
           <w:i w:val="0"/>
           <w:sz w:val="18"/>
         </w:rPr>
-        <w:t>Painel A – 369 municípios com dados auditados</w:t>
+        <w:t>Painel A – 368 municípios com dados auditados</w:t>
       </w:r>
     </w:p>
     <w:tbl>
@@ -5044,7 +5044,7 @@
               <w:rPr>
                 <w:sz w:val="18"/>
               </w:rPr>
-              <w:t>8.221</w:t>
+              <w:t>8.217</w:t>
             </w:r>
           </w:p>
         </w:tc>
@@ -5062,7 +5062,7 @@
               <w:rPr>
                 <w:sz w:val="18"/>
               </w:rPr>
-              <w:t>13.195</w:t>
+              <w:t>13.089</w:t>
             </w:r>
           </w:p>
         </w:tc>
@@ -5118,7 +5118,7 @@
               <w:rPr>
                 <w:sz w:val="18"/>
               </w:rPr>
-              <w:t>631</w:t>
+              <w:t>632</w:t>
             </w:r>
           </w:p>
         </w:tc>
@@ -5136,7 +5136,7 @@
               <w:rPr>
                 <w:sz w:val="18"/>
               </w:rPr>
-              <w:t>4.331</w:t>
+              <w:t>4.343</w:t>
             </w:r>
           </w:p>
         </w:tc>
@@ -5192,7 +5192,7 @@
               <w:rPr>
                 <w:sz w:val="18"/>
               </w:rPr>
-              <w:t>7.590</w:t>
+              <w:t>7.586</w:t>
             </w:r>
           </w:p>
         </w:tc>
@@ -5210,7 +5210,7 @@
               <w:rPr>
                 <w:sz w:val="18"/>
               </w:rPr>
-              <w:t>8.863</w:t>
+              <w:t>8.746</w:t>
             </w:r>
           </w:p>
         </w:tc>
@@ -5358,7 +5358,7 @@
               <w:rPr>
                 <w:sz w:val="18"/>
               </w:rPr>
-              <w:t>1,69</w:t>
+              <w:t>1,67</w:t>
             </w:r>
           </w:p>
         </w:tc>
@@ -5497,7 +5497,7 @@
               <w:rPr>
                 <w:sz w:val="18"/>
               </w:rPr>
-              <w:t>0,229</w:t>
+              <w:t>0,228</w:t>
             </w:r>
           </w:p>
         </w:tc>
@@ -5518,7 +5518,7 @@
               <w:rPr>
                 <w:sz w:val="18"/>
               </w:rPr>
-              <w:t>0,122</w:t>
+              <w:t>0,120</w:t>
             </w:r>
           </w:p>
         </w:tc>
@@ -5545,7 +5545,7 @@
           <w:i w:val="0"/>
           <w:sz w:val="18"/>
         </w:rPr>
-        <w:t>Painel B – amostra do artigo (188 municípios, população média ≥ 10 mil)</w:t>
+        <w:t>Painel B – amostra do artigo (187 municípios, população média ≥ 10 mil)</w:t>
       </w:r>
     </w:p>
     <w:tbl>
@@ -5705,7 +5705,7 @@
               <w:rPr>
                 <w:sz w:val="18"/>
               </w:rPr>
-              <w:t>7.962</w:t>
+              <w:t>7.958</w:t>
             </w:r>
           </w:p>
         </w:tc>
@@ -5723,7 +5723,7 @@
               <w:rPr>
                 <w:sz w:val="18"/>
               </w:rPr>
-              <w:t>13.195</w:t>
+              <w:t>13.089</w:t>
             </w:r>
           </w:p>
         </w:tc>
@@ -5779,7 +5779,7 @@
               <w:rPr>
                 <w:sz w:val="18"/>
               </w:rPr>
-              <w:t>631</w:t>
+              <w:t>632</w:t>
             </w:r>
           </w:p>
         </w:tc>
@@ -5797,7 +5797,7 @@
               <w:rPr>
                 <w:sz w:val="18"/>
               </w:rPr>
-              <w:t>4.331</w:t>
+              <w:t>4.343</w:t>
             </w:r>
           </w:p>
         </w:tc>
@@ -5853,7 +5853,7 @@
               <w:rPr>
                 <w:sz w:val="18"/>
               </w:rPr>
-              <w:t>7.331</w:t>
+              <w:t>7.326</w:t>
             </w:r>
           </w:p>
         </w:tc>
@@ -5871,7 +5871,7 @@
               <w:rPr>
                 <w:sz w:val="18"/>
               </w:rPr>
-              <w:t>8.863</w:t>
+              <w:t>8.746</w:t>
             </w:r>
           </w:p>
         </w:tc>
@@ -6001,7 +6001,7 @@
               <w:rPr>
                 <w:sz w:val="18"/>
               </w:rPr>
-              <w:t>2,27</w:t>
+              <w:t>2,28</w:t>
             </w:r>
           </w:p>
         </w:tc>
@@ -6019,7 +6019,7 @@
               <w:rPr>
                 <w:sz w:val="18"/>
               </w:rPr>
-              <w:t>1,34</w:t>
+              <w:t>1,32</w:t>
             </w:r>
           </w:p>
         </w:tc>
@@ -6093,7 +6093,7 @@
               <w:rPr>
                 <w:sz w:val="18"/>
               </w:rPr>
-              <w:t>0,22</w:t>
+              <w:t>0,21</w:t>
             </w:r>
           </w:p>
         </w:tc>
@@ -6137,7 +6137,7 @@
               <w:rPr>
                 <w:sz w:val="18"/>
               </w:rPr>
-              <w:t>0,223</w:t>
+              <w:t>0,224</w:t>
             </w:r>
           </w:p>
         </w:tc>
@@ -6179,7 +6179,7 @@
               <w:rPr>
                 <w:sz w:val="18"/>
               </w:rPr>
-              <w:t>0,085</w:t>
+              <w:t>0,083</w:t>
             </w:r>
           </w:p>
         </w:tc>

--- a/data/auditoria-pr-validacao/tabelas-artigo/tabelas-dispersao-percapita-pr.docx
+++ b/data/auditoria-pr-validacao/tabelas-artigo/tabelas-dispersao-percapita-pr.docx
@@ -275,7 +275,7 @@
               <w:rPr>
                 <w:sz w:val="18"/>
               </w:rPr>
-              <w:t>3.900</w:t>
+              <w:t>3.903</w:t>
             </w:r>
           </w:p>
         </w:tc>
@@ -293,7 +293,7 @@
               <w:rPr>
                 <w:sz w:val="18"/>
               </w:rPr>
-              <w:t>8.660</w:t>
+              <w:t>8.760</w:t>
             </w:r>
           </w:p>
         </w:tc>
@@ -385,7 +385,7 @@
               <w:rPr>
                 <w:sz w:val="18"/>
               </w:rPr>
-              <w:t>2.290</w:t>
+              <w:t>2.261</w:t>
             </w:r>
           </w:p>
         </w:tc>
@@ -403,7 +403,7 @@
               <w:rPr>
                 <w:sz w:val="18"/>
               </w:rPr>
-              <w:t>6.634</w:t>
+              <w:t>5.892</w:t>
             </w:r>
           </w:p>
         </w:tc>
@@ -495,7 +495,7 @@
               <w:rPr>
                 <w:sz w:val="18"/>
               </w:rPr>
-              <w:t>2.104</w:t>
+              <w:t>2.088</w:t>
             </w:r>
           </w:p>
         </w:tc>
@@ -513,7 +513,7 @@
               <w:rPr>
                 <w:sz w:val="18"/>
               </w:rPr>
-              <w:t>6.084</w:t>
+              <w:t>5.681</w:t>
             </w:r>
           </w:p>
         </w:tc>
@@ -605,7 +605,7 @@
               <w:rPr>
                 <w:sz w:val="18"/>
               </w:rPr>
-              <w:t>3.212</w:t>
+              <w:t>3.215</w:t>
             </w:r>
           </w:p>
         </w:tc>
@@ -623,7 +623,7 @@
               <w:rPr>
                 <w:sz w:val="18"/>
               </w:rPr>
-              <w:t>7.062</w:t>
+              <w:t>7.145</w:t>
             </w:r>
           </w:p>
         </w:tc>
@@ -715,7 +715,7 @@
               <w:rPr>
                 <w:sz w:val="18"/>
               </w:rPr>
-              <w:t>2.443</w:t>
+              <w:t>2.445</w:t>
             </w:r>
           </w:p>
         </w:tc>
@@ -733,7 +733,7 @@
               <w:rPr>
                 <w:sz w:val="18"/>
               </w:rPr>
-              <w:t>5.321</w:t>
+              <w:t>5.339</w:t>
             </w:r>
           </w:p>
         </w:tc>
@@ -825,7 +825,7 @@
               <w:rPr>
                 <w:sz w:val="18"/>
               </w:rPr>
-              <w:t>1.981</w:t>
+              <w:t>1.972</w:t>
             </w:r>
           </w:p>
         </w:tc>
@@ -843,7 +843,7 @@
               <w:rPr>
                 <w:sz w:val="18"/>
               </w:rPr>
-              <w:t>5.516</w:t>
+              <w:t>5.269</w:t>
             </w:r>
           </w:p>
         </w:tc>
@@ -935,7 +935,7 @@
               <w:rPr>
                 <w:sz w:val="18"/>
               </w:rPr>
-              <w:t>3.004</w:t>
+              <w:t>3.006</w:t>
             </w:r>
           </w:p>
         </w:tc>
@@ -953,7 +953,7 @@
               <w:rPr>
                 <w:sz w:val="18"/>
               </w:rPr>
-              <w:t>6.558</w:t>
+              <w:t>6.622</w:t>
             </w:r>
           </w:p>
         </w:tc>
@@ -1045,7 +1045,7 @@
               <w:rPr>
                 <w:sz w:val="18"/>
               </w:rPr>
-              <w:t>7.958</w:t>
+              <w:t>7.963</w:t>
             </w:r>
           </w:p>
         </w:tc>
@@ -1063,7 +1063,7 @@
               <w:rPr>
                 <w:sz w:val="18"/>
               </w:rPr>
-              <w:t>13.089</w:t>
+              <w:t>13.152</w:t>
             </w:r>
           </w:p>
         </w:tc>
@@ -1155,7 +1155,7 @@
               <w:rPr>
                 <w:sz w:val="18"/>
               </w:rPr>
-              <w:t>7.537</w:t>
+              <w:t>7.542</w:t>
             </w:r>
           </w:p>
         </w:tc>
@@ -1173,7 +1173,7 @@
               <w:rPr>
                 <w:sz w:val="18"/>
               </w:rPr>
-              <w:t>13.044</w:t>
+              <w:t>13.173</w:t>
             </w:r>
           </w:p>
         </w:tc>
@@ -1280,7 +1280,7 @@
               <w:rPr>
                 <w:sz w:val="18"/>
               </w:rPr>
-              <w:t>1.655</w:t>
+              <w:t>1.637</w:t>
             </w:r>
           </w:p>
         </w:tc>
@@ -1301,7 +1301,7 @@
               <w:rPr>
                 <w:sz w:val="18"/>
               </w:rPr>
-              <w:t>5.704</w:t>
+              <w:t>5.250</w:t>
             </w:r>
           </w:p>
         </w:tc>
@@ -1393,7 +1393,7 @@
               <w:rPr>
                 <w:sz w:val="18"/>
               </w:rPr>
-              <w:t>1.580</w:t>
+              <w:t>1.614</w:t>
             </w:r>
           </w:p>
         </w:tc>
@@ -1411,7 +1411,7 @@
               <w:rPr>
                 <w:sz w:val="18"/>
               </w:rPr>
-              <w:t>5.327</w:t>
+              <w:t>6.195</w:t>
             </w:r>
           </w:p>
         </w:tc>
@@ -1503,7 +1503,7 @@
               <w:rPr>
                 <w:sz w:val="18"/>
               </w:rPr>
-              <w:t>2.009</w:t>
+              <w:t>2.020</w:t>
             </w:r>
           </w:p>
         </w:tc>
@@ -1521,7 +1521,7 @@
               <w:rPr>
                 <w:sz w:val="18"/>
               </w:rPr>
-              <w:t>5.531</w:t>
+              <w:t>5.793</w:t>
             </w:r>
           </w:p>
         </w:tc>
@@ -1613,7 +1613,7 @@
               <w:rPr>
                 <w:sz w:val="18"/>
               </w:rPr>
-              <w:t>2.288</w:t>
+              <w:t>2.368</w:t>
             </w:r>
           </w:p>
         </w:tc>
@@ -1631,7 +1631,7 @@
               <w:rPr>
                 <w:sz w:val="18"/>
               </w:rPr>
-              <w:t>6.860</w:t>
+              <w:t>8.909</w:t>
             </w:r>
           </w:p>
         </w:tc>
@@ -1723,7 +1723,7 @@
               <w:rPr>
                 <w:sz w:val="18"/>
               </w:rPr>
-              <w:t>2.659</w:t>
+              <w:t>2.719</w:t>
             </w:r>
           </w:p>
         </w:tc>
@@ -1741,7 +1741,7 @@
               <w:rPr>
                 <w:sz w:val="18"/>
               </w:rPr>
-              <w:t>5.944</w:t>
+              <w:t>7.488</w:t>
             </w:r>
           </w:p>
         </w:tc>
@@ -1833,7 +1833,7 @@
               <w:rPr>
                 <w:sz w:val="18"/>
               </w:rPr>
-              <w:t>1.654</w:t>
+              <w:t>1.687</w:t>
             </w:r>
           </w:p>
         </w:tc>
@@ -1851,7 +1851,7 @@
               <w:rPr>
                 <w:sz w:val="18"/>
               </w:rPr>
-              <w:t>5.094</w:t>
+              <w:t>5.942</w:t>
             </w:r>
           </w:p>
         </w:tc>
@@ -1943,7 +1943,7 @@
               <w:rPr>
                 <w:sz w:val="18"/>
               </w:rPr>
-              <w:t>1.802</w:t>
+              <w:t>1.829</w:t>
             </w:r>
           </w:p>
         </w:tc>
@@ -1961,7 +1961,7 @@
               <w:rPr>
                 <w:sz w:val="18"/>
               </w:rPr>
-              <w:t>5.501</w:t>
+              <w:t>6.176</w:t>
             </w:r>
           </w:p>
         </w:tc>
@@ -2053,7 +2053,7 @@
               <w:rPr>
                 <w:sz w:val="18"/>
               </w:rPr>
-              <w:t>4.229</w:t>
+              <w:t>4.232</w:t>
             </w:r>
           </w:p>
         </w:tc>
@@ -2071,7 +2071,7 @@
               <w:rPr>
                 <w:sz w:val="18"/>
               </w:rPr>
-              <w:t>9.341</w:t>
+              <w:t>9.337</w:t>
             </w:r>
           </w:p>
         </w:tc>
@@ -2163,7 +2163,7 @@
               <w:rPr>
                 <w:sz w:val="18"/>
               </w:rPr>
-              <w:t>1.186</w:t>
+              <w:t>1.213</w:t>
             </w:r>
           </w:p>
         </w:tc>
@@ -2181,7 +2181,7 @@
               <w:rPr>
                 <w:sz w:val="18"/>
               </w:rPr>
-              <w:t>5.527</w:t>
+              <w:t>6.228</w:t>
             </w:r>
           </w:p>
         </w:tc>
@@ -2273,7 +2273,7 @@
               <w:rPr>
                 <w:sz w:val="18"/>
               </w:rPr>
-              <w:t>2.535</w:t>
+              <w:t>2.617</w:t>
             </w:r>
           </w:p>
         </w:tc>
@@ -2291,7 +2291,7 @@
               <w:rPr>
                 <w:sz w:val="18"/>
               </w:rPr>
-              <w:t>7.420</w:t>
+              <w:t>9.512</w:t>
             </w:r>
           </w:p>
         </w:tc>
@@ -2398,7 +2398,7 @@
               <w:rPr>
                 <w:sz w:val="18"/>
               </w:rPr>
-              <w:t>2.682</w:t>
+              <w:t>2.736</w:t>
             </w:r>
           </w:p>
         </w:tc>
@@ -2419,7 +2419,7 @@
               <w:rPr>
                 <w:sz w:val="18"/>
               </w:rPr>
-              <w:t>6.678</w:t>
+              <w:t>8.059</w:t>
             </w:r>
           </w:p>
         </w:tc>
@@ -2698,7 +2698,7 @@
               <w:rPr>
                 <w:sz w:val="18"/>
               </w:rPr>
-              <w:t>7.537</w:t>
+              <w:t>7.542</w:t>
             </w:r>
           </w:p>
         </w:tc>
@@ -2716,7 +2716,7 @@
               <w:rPr>
                 <w:sz w:val="18"/>
               </w:rPr>
-              <w:t>13.044</w:t>
+              <w:t>13.173</w:t>
             </w:r>
           </w:p>
         </w:tc>
@@ -2808,7 +2808,7 @@
               <w:rPr>
                 <w:sz w:val="18"/>
               </w:rPr>
-              <w:t>7.958</w:t>
+              <w:t>7.963</w:t>
             </w:r>
           </w:p>
         </w:tc>
@@ -2826,7 +2826,7 @@
               <w:rPr>
                 <w:sz w:val="18"/>
               </w:rPr>
-              <w:t>13.089</w:t>
+              <w:t>13.152</w:t>
             </w:r>
           </w:p>
         </w:tc>
@@ -2918,7 +2918,7 @@
               <w:rPr>
                 <w:sz w:val="18"/>
               </w:rPr>
-              <w:t>7.425</w:t>
+              <w:t>7.430</w:t>
             </w:r>
           </w:p>
         </w:tc>
@@ -2936,7 +2936,7 @@
               <w:rPr>
                 <w:sz w:val="18"/>
               </w:rPr>
-              <w:t>12.963</w:t>
+              <w:t>12.981</w:t>
             </w:r>
           </w:p>
         </w:tc>
@@ -3028,7 +3028,7 @@
               <w:rPr>
                 <w:sz w:val="18"/>
               </w:rPr>
-              <w:t>5.332</w:t>
+              <w:t>5.337</w:t>
             </w:r>
           </w:p>
         </w:tc>
@@ -3046,7 +3046,7 @@
               <w:rPr>
                 <w:sz w:val="18"/>
               </w:rPr>
-              <w:t>11.837</w:t>
+              <w:t>11.826</w:t>
             </w:r>
           </w:p>
         </w:tc>
@@ -3138,7 +3138,7 @@
               <w:rPr>
                 <w:sz w:val="18"/>
               </w:rPr>
-              <w:t>6.492</w:t>
+              <w:t>6.497</w:t>
             </w:r>
           </w:p>
         </w:tc>
@@ -3156,7 +3156,7 @@
               <w:rPr>
                 <w:sz w:val="18"/>
               </w:rPr>
-              <w:t>12.896</w:t>
+              <w:t>12.984</w:t>
             </w:r>
           </w:p>
         </w:tc>
@@ -3248,7 +3248,7 @@
               <w:rPr>
                 <w:sz w:val="18"/>
               </w:rPr>
-              <w:t>4.695</w:t>
+              <w:t>4.699</w:t>
             </w:r>
           </w:p>
         </w:tc>
@@ -3266,7 +3266,7 @@
               <w:rPr>
                 <w:sz w:val="18"/>
               </w:rPr>
-              <w:t>10.433</w:t>
+              <w:t>10.453</w:t>
             </w:r>
           </w:p>
         </w:tc>
@@ -3358,7 +3358,7 @@
               <w:rPr>
                 <w:sz w:val="18"/>
               </w:rPr>
-              <w:t>5.593</w:t>
+              <w:t>5.598</w:t>
             </w:r>
           </w:p>
         </w:tc>
@@ -3376,7 +3376,7 @@
               <w:rPr>
                 <w:sz w:val="18"/>
               </w:rPr>
-              <w:t>12.506</w:t>
+              <w:t>12.589</w:t>
             </w:r>
           </w:p>
         </w:tc>
@@ -3468,7 +3468,7 @@
               <w:rPr>
                 <w:sz w:val="18"/>
               </w:rPr>
-              <w:t>8.217</w:t>
+              <w:t>8.222</w:t>
             </w:r>
           </w:p>
         </w:tc>
@@ -3486,7 +3486,7 @@
               <w:rPr>
                 <w:sz w:val="18"/>
               </w:rPr>
-              <w:t>13.016</w:t>
+              <w:t>13.136</w:t>
             </w:r>
           </w:p>
         </w:tc>
@@ -3578,7 +3578,7 @@
               <w:rPr>
                 <w:sz w:val="18"/>
               </w:rPr>
-              <w:t>4.806</w:t>
+              <w:t>4.810</w:t>
             </w:r>
           </w:p>
         </w:tc>
@@ -3596,7 +3596,7 @@
               <w:rPr>
                 <w:sz w:val="18"/>
               </w:rPr>
-              <w:t>10.639</w:t>
+              <w:t>10.656</w:t>
             </w:r>
           </w:p>
         </w:tc>
@@ -3703,7 +3703,7 @@
               <w:rPr>
                 <w:sz w:val="18"/>
               </w:rPr>
-              <w:t>4.832</w:t>
+              <w:t>4.836</w:t>
             </w:r>
           </w:p>
         </w:tc>
@@ -3724,7 +3724,7 @@
               <w:rPr>
                 <w:sz w:val="18"/>
               </w:rPr>
-              <w:t>10.674</w:t>
+              <w:t>10.768</w:t>
             </w:r>
           </w:p>
         </w:tc>
@@ -3816,7 +3816,7 @@
               <w:rPr>
                 <w:sz w:val="18"/>
               </w:rPr>
-              <w:t>1.175</w:t>
+              <w:t>1.186</w:t>
             </w:r>
           </w:p>
         </w:tc>
@@ -3834,7 +3834,7 @@
               <w:rPr>
                 <w:sz w:val="18"/>
               </w:rPr>
-              <w:t>5.245</w:t>
+              <w:t>5.533</w:t>
             </w:r>
           </w:p>
         </w:tc>
@@ -3926,7 +3926,7 @@
               <w:rPr>
                 <w:sz w:val="18"/>
               </w:rPr>
-              <w:t>939</w:t>
+              <w:t>942</w:t>
             </w:r>
           </w:p>
         </w:tc>
@@ -3944,7 +3944,7 @@
               <w:rPr>
                 <w:sz w:val="18"/>
               </w:rPr>
-              <w:t>4.704</w:t>
+              <w:t>4.803</w:t>
             </w:r>
           </w:p>
         </w:tc>
@@ -4036,7 +4036,7 @@
               <w:rPr>
                 <w:sz w:val="18"/>
               </w:rPr>
-              <w:t>1.070</w:t>
+              <w:t>1.080</w:t>
             </w:r>
           </w:p>
         </w:tc>
@@ -4054,7 +4054,7 @@
               <w:rPr>
                 <w:sz w:val="18"/>
               </w:rPr>
-              <w:t>5.174</w:t>
+              <w:t>5.406</w:t>
             </w:r>
           </w:p>
         </w:tc>
@@ -4146,7 +4146,7 @@
               <w:rPr>
                 <w:sz w:val="18"/>
               </w:rPr>
-              <w:t>791</w:t>
+              <w:t>787</w:t>
             </w:r>
           </w:p>
         </w:tc>
@@ -4164,7 +4164,7 @@
               <w:rPr>
                 <w:sz w:val="18"/>
               </w:rPr>
-              <w:t>5.095</w:t>
+              <w:t>5.010</w:t>
             </w:r>
           </w:p>
         </w:tc>
@@ -4256,7 +4256,7 @@
               <w:rPr>
                 <w:sz w:val="18"/>
               </w:rPr>
-              <w:t>864</w:t>
+              <w:t>858</w:t>
             </w:r>
           </w:p>
         </w:tc>
@@ -4274,7 +4274,7 @@
               <w:rPr>
                 <w:sz w:val="18"/>
               </w:rPr>
-              <w:t>4.770</w:t>
+              <w:t>4.613</w:t>
             </w:r>
           </w:p>
         </w:tc>
@@ -4366,7 +4366,7 @@
               <w:rPr>
                 <w:sz w:val="18"/>
               </w:rPr>
-              <w:t>761</w:t>
+              <w:t>762</w:t>
             </w:r>
           </w:p>
         </w:tc>
@@ -4384,7 +4384,7 @@
               <w:rPr>
                 <w:sz w:val="18"/>
               </w:rPr>
-              <w:t>4.734</w:t>
+              <w:t>4.767</w:t>
             </w:r>
           </w:p>
         </w:tc>
@@ -4476,7 +4476,7 @@
               <w:rPr>
                 <w:sz w:val="18"/>
               </w:rPr>
-              <w:t>1.563</w:t>
+              <w:t>1.569</w:t>
             </w:r>
           </w:p>
         </w:tc>
@@ -4494,7 +4494,7 @@
               <w:rPr>
                 <w:sz w:val="18"/>
               </w:rPr>
-              <w:t>5.078</w:t>
+              <w:t>5.234</w:t>
             </w:r>
           </w:p>
         </w:tc>
@@ -4586,7 +4586,7 @@
               <w:rPr>
                 <w:sz w:val="18"/>
               </w:rPr>
-              <w:t>701</w:t>
+              <w:t>715</w:t>
             </w:r>
           </w:p>
         </w:tc>
@@ -4604,7 +4604,7 @@
               <w:rPr>
                 <w:sz w:val="18"/>
               </w:rPr>
-              <w:t>4.343</w:t>
+              <w:t>4.714</w:t>
             </w:r>
           </w:p>
         </w:tc>
@@ -4696,7 +4696,7 @@
               <w:rPr>
                 <w:sz w:val="18"/>
               </w:rPr>
-              <w:t>721</w:t>
+              <w:t>723</w:t>
             </w:r>
           </w:p>
         </w:tc>
@@ -4714,7 +4714,7 @@
               <w:rPr>
                 <w:sz w:val="18"/>
               </w:rPr>
-              <w:t>4.586</w:t>
+              <w:t>4.639</w:t>
             </w:r>
           </w:p>
         </w:tc>
@@ -4821,7 +4821,7 @@
               <w:rPr>
                 <w:sz w:val="18"/>
               </w:rPr>
-              <w:t>632</w:t>
+              <w:t>629</w:t>
             </w:r>
           </w:p>
         </w:tc>
@@ -4842,7 +4842,7 @@
               <w:rPr>
                 <w:sz w:val="18"/>
               </w:rPr>
-              <w:t>4.707</w:t>
+              <w:t>4.640</w:t>
             </w:r>
           </w:p>
         </w:tc>
@@ -5044,7 +5044,7 @@
               <w:rPr>
                 <w:sz w:val="18"/>
               </w:rPr>
-              <w:t>8.217</w:t>
+              <w:t>8.222</w:t>
             </w:r>
           </w:p>
         </w:tc>
@@ -5062,7 +5062,7 @@
               <w:rPr>
                 <w:sz w:val="18"/>
               </w:rPr>
-              <w:t>13.089</w:t>
+              <w:t>13.173</w:t>
             </w:r>
           </w:p>
         </w:tc>
@@ -5118,7 +5118,7 @@
               <w:rPr>
                 <w:sz w:val="18"/>
               </w:rPr>
-              <w:t>632</w:t>
+              <w:t>629</w:t>
             </w:r>
           </w:p>
         </w:tc>
@@ -5136,7 +5136,7 @@
               <w:rPr>
                 <w:sz w:val="18"/>
               </w:rPr>
-              <w:t>4.343</w:t>
+              <w:t>4.508</w:t>
             </w:r>
           </w:p>
         </w:tc>
@@ -5192,7 +5192,7 @@
               <w:rPr>
                 <w:sz w:val="18"/>
               </w:rPr>
-              <w:t>7.586</w:t>
+              <w:t>7.593</w:t>
             </w:r>
           </w:p>
         </w:tc>
@@ -5210,7 +5210,7 @@
               <w:rPr>
                 <w:sz w:val="18"/>
               </w:rPr>
-              <w:t>8.746</w:t>
+              <w:t>8.665</w:t>
             </w:r>
           </w:p>
         </w:tc>
@@ -5266,7 +5266,7 @@
               <w:rPr>
                 <w:sz w:val="18"/>
               </w:rPr>
-              <w:t>13,0</w:t>
+              <w:t>13,1</w:t>
             </w:r>
           </w:p>
         </w:tc>
@@ -5284,7 +5284,7 @@
               <w:rPr>
                 <w:sz w:val="18"/>
               </w:rPr>
-              <w:t>3,0</w:t>
+              <w:t>2,9</w:t>
             </w:r>
           </w:p>
         </w:tc>
@@ -5340,7 +5340,7 @@
               <w:rPr>
                 <w:sz w:val="18"/>
               </w:rPr>
-              <w:t>2,75</w:t>
+              <w:t>2,74</w:t>
             </w:r>
           </w:p>
         </w:tc>
@@ -5432,7 +5432,7 @@
               <w:rPr>
                 <w:sz w:val="18"/>
               </w:rPr>
-              <w:t>0,26</w:t>
+              <w:t>0,25</w:t>
             </w:r>
           </w:p>
         </w:tc>
@@ -5497,7 +5497,7 @@
               <w:rPr>
                 <w:sz w:val="18"/>
               </w:rPr>
-              <w:t>0,228</w:t>
+              <w:t>0,227</w:t>
             </w:r>
           </w:p>
         </w:tc>
@@ -5518,7 +5518,7 @@
               <w:rPr>
                 <w:sz w:val="18"/>
               </w:rPr>
-              <w:t>0,120</w:t>
+              <w:t>0,124</w:t>
             </w:r>
           </w:p>
         </w:tc>
@@ -5705,7 +5705,7 @@
               <w:rPr>
                 <w:sz w:val="18"/>
               </w:rPr>
-              <w:t>7.958</w:t>
+              <w:t>7.963</w:t>
             </w:r>
           </w:p>
         </w:tc>
@@ -5723,7 +5723,7 @@
               <w:rPr>
                 <w:sz w:val="18"/>
               </w:rPr>
-              <w:t>13.089</w:t>
+              <w:t>13.173</w:t>
             </w:r>
           </w:p>
         </w:tc>
@@ -5779,7 +5779,7 @@
               <w:rPr>
                 <w:sz w:val="18"/>
               </w:rPr>
-              <w:t>632</w:t>
+              <w:t>629</w:t>
             </w:r>
           </w:p>
         </w:tc>
@@ -5797,7 +5797,7 @@
               <w:rPr>
                 <w:sz w:val="18"/>
               </w:rPr>
-              <w:t>4.343</w:t>
+              <w:t>4.508</w:t>
             </w:r>
           </w:p>
         </w:tc>
@@ -5853,7 +5853,7 @@
               <w:rPr>
                 <w:sz w:val="18"/>
               </w:rPr>
-              <w:t>7.326</w:t>
+              <w:t>7.334</w:t>
             </w:r>
           </w:p>
         </w:tc>
@@ -5871,7 +5871,7 @@
               <w:rPr>
                 <w:sz w:val="18"/>
               </w:rPr>
-              <w:t>8.746</w:t>
+              <w:t>8.665</w:t>
             </w:r>
           </w:p>
         </w:tc>
@@ -5927,7 +5927,7 @@
               <w:rPr>
                 <w:sz w:val="18"/>
               </w:rPr>
-              <w:t>12,6</w:t>
+              <w:t>12,7</w:t>
             </w:r>
           </w:p>
         </w:tc>
@@ -5945,7 +5945,7 @@
               <w:rPr>
                 <w:sz w:val="18"/>
               </w:rPr>
-              <w:t>3,0</w:t>
+              <w:t>2,9</w:t>
             </w:r>
           </w:p>
         </w:tc>
@@ -6075,7 +6075,7 @@
               <w:rPr>
                 <w:sz w:val="18"/>
               </w:rPr>
-              <w:t>0,46</w:t>
+              <w:t>0,45</w:t>
             </w:r>
           </w:p>
         </w:tc>
@@ -6093,7 +6093,7 @@
               <w:rPr>
                 <w:sz w:val="18"/>
               </w:rPr>
-              <w:t>0,21</w:t>
+              <w:t>0,20</w:t>
             </w:r>
           </w:p>
         </w:tc>
@@ -6158,7 +6158,7 @@
               <w:rPr>
                 <w:sz w:val="18"/>
               </w:rPr>
-              <w:t>0,212</w:t>
+              <w:t>0,211</w:t>
             </w:r>
           </w:p>
         </w:tc>
@@ -6179,7 +6179,7 @@
               <w:rPr>
                 <w:sz w:val="18"/>
               </w:rPr>
-              <w:t>0,083</w:t>
+              <w:t>0,080</w:t>
             </w:r>
           </w:p>
         </w:tc>

--- a/data/auditoria-pr-validacao/tabelas-artigo/tabelas-dispersao-percapita-pr.docx
+++ b/data/auditoria-pr-validacao/tabelas-artigo/tabelas-dispersao-percapita-pr.docx
@@ -275,7 +275,7 @@
               <w:rPr>
                 <w:sz w:val="18"/>
               </w:rPr>
-              <w:t>3.903</w:t>
+              <w:t>3.904</w:t>
             </w:r>
           </w:p>
         </w:tc>
@@ -293,7 +293,7 @@
               <w:rPr>
                 <w:sz w:val="18"/>
               </w:rPr>
-              <w:t>8.760</w:t>
+              <w:t>8.806</w:t>
             </w:r>
           </w:p>
         </w:tc>
@@ -385,7 +385,7 @@
               <w:rPr>
                 <w:sz w:val="18"/>
               </w:rPr>
-              <w:t>2.261</w:t>
+              <w:t>2.257</w:t>
             </w:r>
           </w:p>
         </w:tc>
@@ -403,7 +403,7 @@
               <w:rPr>
                 <w:sz w:val="18"/>
               </w:rPr>
-              <w:t>5.892</w:t>
+              <w:t>5.806</w:t>
             </w:r>
           </w:p>
         </w:tc>
@@ -495,7 +495,7 @@
               <w:rPr>
                 <w:sz w:val="18"/>
               </w:rPr>
-              <w:t>2.088</w:t>
+              <w:t>2.086</w:t>
             </w:r>
           </w:p>
         </w:tc>
@@ -513,7 +513,7 @@
               <w:rPr>
                 <w:sz w:val="18"/>
               </w:rPr>
-              <w:t>5.681</w:t>
+              <w:t>5.625</w:t>
             </w:r>
           </w:p>
         </w:tc>
@@ -605,7 +605,7 @@
               <w:rPr>
                 <w:sz w:val="18"/>
               </w:rPr>
-              <w:t>3.215</w:t>
+              <w:t>3.216</w:t>
             </w:r>
           </w:p>
         </w:tc>
@@ -623,7 +623,7 @@
               <w:rPr>
                 <w:sz w:val="18"/>
               </w:rPr>
-              <w:t>7.145</w:t>
+              <w:t>7.184</w:t>
             </w:r>
           </w:p>
         </w:tc>
@@ -715,7 +715,7 @@
               <w:rPr>
                 <w:sz w:val="18"/>
               </w:rPr>
-              <w:t>2.445</w:t>
+              <w:t>2.446</w:t>
             </w:r>
           </w:p>
         </w:tc>
@@ -733,7 +733,7 @@
               <w:rPr>
                 <w:sz w:val="18"/>
               </w:rPr>
-              <w:t>5.339</w:t>
+              <w:t>5.384</w:t>
             </w:r>
           </w:p>
         </w:tc>
@@ -825,7 +825,7 @@
               <w:rPr>
                 <w:sz w:val="18"/>
               </w:rPr>
-              <w:t>1.972</w:t>
+              <w:t>1.970</w:t>
             </w:r>
           </w:p>
         </w:tc>
@@ -843,7 +843,7 @@
               <w:rPr>
                 <w:sz w:val="18"/>
               </w:rPr>
-              <w:t>5.269</w:t>
+              <w:t>5.219</w:t>
             </w:r>
           </w:p>
         </w:tc>
@@ -935,7 +935,7 @@
               <w:rPr>
                 <w:sz w:val="18"/>
               </w:rPr>
-              <w:t>3.006</w:t>
+              <w:t>3.007</w:t>
             </w:r>
           </w:p>
         </w:tc>
@@ -953,7 +953,7 @@
               <w:rPr>
                 <w:sz w:val="18"/>
               </w:rPr>
-              <w:t>6.622</w:t>
+              <w:t>6.655</w:t>
             </w:r>
           </w:p>
         </w:tc>
@@ -1045,7 +1045,7 @@
               <w:rPr>
                 <w:sz w:val="18"/>
               </w:rPr>
-              <w:t>7.963</w:t>
+              <w:t>7.965</w:t>
             </w:r>
           </w:p>
         </w:tc>
@@ -1063,7 +1063,7 @@
               <w:rPr>
                 <w:sz w:val="18"/>
               </w:rPr>
-              <w:t>13.152</w:t>
+              <w:t>13.198</w:t>
             </w:r>
           </w:p>
         </w:tc>
@@ -1155,7 +1155,7 @@
               <w:rPr>
                 <w:sz w:val="18"/>
               </w:rPr>
-              <w:t>7.542</w:t>
+              <w:t>7.544</w:t>
             </w:r>
           </w:p>
         </w:tc>
@@ -1173,7 +1173,7 @@
               <w:rPr>
                 <w:sz w:val="18"/>
               </w:rPr>
-              <w:t>13.173</w:t>
+              <w:t>13.233</w:t>
             </w:r>
           </w:p>
         </w:tc>
@@ -1280,7 +1280,7 @@
               <w:rPr>
                 <w:sz w:val="18"/>
               </w:rPr>
-              <w:t>1.637</w:t>
+              <w:t>1.634</w:t>
             </w:r>
           </w:p>
         </w:tc>
@@ -1301,7 +1301,7 @@
               <w:rPr>
                 <w:sz w:val="18"/>
               </w:rPr>
-              <w:t>5.250</w:t>
+              <w:t>5.168</w:t>
             </w:r>
           </w:p>
         </w:tc>
@@ -1393,7 +1393,7 @@
               <w:rPr>
                 <w:sz w:val="18"/>
               </w:rPr>
-              <w:t>1.614</w:t>
+              <w:t>1.620</w:t>
             </w:r>
           </w:p>
         </w:tc>
@@ -1411,7 +1411,7 @@
               <w:rPr>
                 <w:sz w:val="18"/>
               </w:rPr>
-              <w:t>6.195</w:t>
+              <w:t>6.351</w:t>
             </w:r>
           </w:p>
         </w:tc>
@@ -1521,7 +1521,7 @@
               <w:rPr>
                 <w:sz w:val="18"/>
               </w:rPr>
-              <w:t>5.793</w:t>
+              <w:t>5.810</w:t>
             </w:r>
           </w:p>
         </w:tc>
@@ -1613,7 +1613,7 @@
               <w:rPr>
                 <w:sz w:val="18"/>
               </w:rPr>
-              <w:t>2.368</w:t>
+              <w:t>2.384</w:t>
             </w:r>
           </w:p>
         </w:tc>
@@ -1631,7 +1631,7 @@
               <w:rPr>
                 <w:sz w:val="18"/>
               </w:rPr>
-              <w:t>8.909</w:t>
+              <w:t>9.329</w:t>
             </w:r>
           </w:p>
         </w:tc>
@@ -1723,7 +1723,7 @@
               <w:rPr>
                 <w:sz w:val="18"/>
               </w:rPr>
-              <w:t>2.719</w:t>
+              <w:t>2.731</w:t>
             </w:r>
           </w:p>
         </w:tc>
@@ -1741,7 +1741,7 @@
               <w:rPr>
                 <w:sz w:val="18"/>
               </w:rPr>
-              <w:t>7.488</w:t>
+              <w:t>7.793</w:t>
             </w:r>
           </w:p>
         </w:tc>
@@ -1833,7 +1833,7 @@
               <w:rPr>
                 <w:sz w:val="18"/>
               </w:rPr>
-              <w:t>1.687</w:t>
+              <w:t>1.692</w:t>
             </w:r>
           </w:p>
         </w:tc>
@@ -1851,7 +1851,7 @@
               <w:rPr>
                 <w:sz w:val="18"/>
               </w:rPr>
-              <w:t>5.942</w:t>
+              <w:t>6.080</w:t>
             </w:r>
           </w:p>
         </w:tc>
@@ -1943,7 +1943,7 @@
               <w:rPr>
                 <w:sz w:val="18"/>
               </w:rPr>
-              <w:t>1.829</w:t>
+              <w:t>1.833</w:t>
             </w:r>
           </w:p>
         </w:tc>
@@ -1961,7 +1961,7 @@
               <w:rPr>
                 <w:sz w:val="18"/>
               </w:rPr>
-              <w:t>6.176</w:t>
+              <w:t>6.289</w:t>
             </w:r>
           </w:p>
         </w:tc>
@@ -2053,7 +2053,7 @@
               <w:rPr>
                 <w:sz w:val="18"/>
               </w:rPr>
-              <w:t>4.232</w:t>
+              <w:t>4.234</w:t>
             </w:r>
           </w:p>
         </w:tc>
@@ -2071,7 +2071,7 @@
               <w:rPr>
                 <w:sz w:val="18"/>
               </w:rPr>
-              <w:t>9.337</w:t>
+              <w:t>9.364</w:t>
             </w:r>
           </w:p>
         </w:tc>
@@ -2163,7 +2163,7 @@
               <w:rPr>
                 <w:sz w:val="18"/>
               </w:rPr>
-              <w:t>1.213</w:t>
+              <w:t>1.218</w:t>
             </w:r>
           </w:p>
         </w:tc>
@@ -2181,7 +2181,7 @@
               <w:rPr>
                 <w:sz w:val="18"/>
               </w:rPr>
-              <w:t>6.228</w:t>
+              <w:t>6.347</w:t>
             </w:r>
           </w:p>
         </w:tc>
@@ -2273,7 +2273,7 @@
               <w:rPr>
                 <w:sz w:val="18"/>
               </w:rPr>
-              <w:t>2.617</w:t>
+              <w:t>2.634</w:t>
             </w:r>
           </w:p>
         </w:tc>
@@ -2291,7 +2291,7 @@
               <w:rPr>
                 <w:sz w:val="18"/>
               </w:rPr>
-              <w:t>9.512</w:t>
+              <w:t>9.940</w:t>
             </w:r>
           </w:p>
         </w:tc>
@@ -2398,7 +2398,7 @@
               <w:rPr>
                 <w:sz w:val="18"/>
               </w:rPr>
-              <w:t>2.736</w:t>
+              <w:t>2.747</w:t>
             </w:r>
           </w:p>
         </w:tc>
@@ -2419,7 +2419,7 @@
               <w:rPr>
                 <w:sz w:val="18"/>
               </w:rPr>
-              <w:t>8.059</w:t>
+              <w:t>8.323</w:t>
             </w:r>
           </w:p>
         </w:tc>
@@ -2698,7 +2698,7 @@
               <w:rPr>
                 <w:sz w:val="18"/>
               </w:rPr>
-              <w:t>7.542</w:t>
+              <w:t>7.544</w:t>
             </w:r>
           </w:p>
         </w:tc>
@@ -2716,7 +2716,7 @@
               <w:rPr>
                 <w:sz w:val="18"/>
               </w:rPr>
-              <w:t>13.173</w:t>
+              <w:t>13.233</w:t>
             </w:r>
           </w:p>
         </w:tc>
@@ -2808,7 +2808,7 @@
               <w:rPr>
                 <w:sz w:val="18"/>
               </w:rPr>
-              <w:t>7.963</w:t>
+              <w:t>7.965</w:t>
             </w:r>
           </w:p>
         </w:tc>
@@ -2826,7 +2826,7 @@
               <w:rPr>
                 <w:sz w:val="18"/>
               </w:rPr>
-              <w:t>13.152</w:t>
+              <w:t>13.198</w:t>
             </w:r>
           </w:p>
         </w:tc>
@@ -2918,7 +2918,7 @@
               <w:rPr>
                 <w:sz w:val="18"/>
               </w:rPr>
-              <w:t>7.430</w:t>
+              <w:t>7.432</w:t>
             </w:r>
           </w:p>
         </w:tc>
@@ -2936,7 +2936,7 @@
               <w:rPr>
                 <w:sz w:val="18"/>
               </w:rPr>
-              <w:t>12.981</w:t>
+              <w:t>13.020</w:t>
             </w:r>
           </w:p>
         </w:tc>
@@ -3028,7 +3028,7 @@
               <w:rPr>
                 <w:sz w:val="18"/>
               </w:rPr>
-              <w:t>5.337</w:t>
+              <w:t>5.339</w:t>
             </w:r>
           </w:p>
         </w:tc>
@@ -3046,7 +3046,7 @@
               <w:rPr>
                 <w:sz w:val="18"/>
               </w:rPr>
-              <w:t>11.826</w:t>
+              <w:t>11.855</w:t>
             </w:r>
           </w:p>
         </w:tc>
@@ -3138,7 +3138,7 @@
               <w:rPr>
                 <w:sz w:val="18"/>
               </w:rPr>
-              <w:t>6.497</w:t>
+              <w:t>6.499</w:t>
             </w:r>
           </w:p>
         </w:tc>
@@ -3156,7 +3156,7 @@
               <w:rPr>
                 <w:sz w:val="18"/>
               </w:rPr>
-              <w:t>12.984</w:t>
+              <w:t>13.035</w:t>
             </w:r>
           </w:p>
         </w:tc>
@@ -3248,7 +3248,7 @@
               <w:rPr>
                 <w:sz w:val="18"/>
               </w:rPr>
-              <w:t>4.699</w:t>
+              <w:t>4.701</w:t>
             </w:r>
           </w:p>
         </w:tc>
@@ -3266,7 +3266,7 @@
               <w:rPr>
                 <w:sz w:val="18"/>
               </w:rPr>
-              <w:t>10.453</w:t>
+              <w:t>10.486</w:t>
             </w:r>
           </w:p>
         </w:tc>
@@ -3358,7 +3358,7 @@
               <w:rPr>
                 <w:sz w:val="18"/>
               </w:rPr>
-              <w:t>5.598</w:t>
+              <w:t>5.600</w:t>
             </w:r>
           </w:p>
         </w:tc>
@@ -3376,7 +3376,7 @@
               <w:rPr>
                 <w:sz w:val="18"/>
               </w:rPr>
-              <w:t>12.589</w:t>
+              <w:t>12.640</w:t>
             </w:r>
           </w:p>
         </w:tc>
@@ -3468,7 +3468,7 @@
               <w:rPr>
                 <w:sz w:val="18"/>
               </w:rPr>
-              <w:t>8.222</w:t>
+              <w:t>8.225</w:t>
             </w:r>
           </w:p>
         </w:tc>
@@ -3486,7 +3486,7 @@
               <w:rPr>
                 <w:sz w:val="18"/>
               </w:rPr>
-              <w:t>13.136</w:t>
+              <w:t>13.194</w:t>
             </w:r>
           </w:p>
         </w:tc>
@@ -3578,7 +3578,7 @@
               <w:rPr>
                 <w:sz w:val="18"/>
               </w:rPr>
-              <w:t>4.810</w:t>
+              <w:t>4.812</w:t>
             </w:r>
           </w:p>
         </w:tc>
@@ -3596,7 +3596,7 @@
               <w:rPr>
                 <w:sz w:val="18"/>
               </w:rPr>
-              <w:t>10.656</w:t>
+              <w:t>10.689</w:t>
             </w:r>
           </w:p>
         </w:tc>
@@ -3703,7 +3703,7 @@
               <w:rPr>
                 <w:sz w:val="18"/>
               </w:rPr>
-              <w:t>4.836</w:t>
+              <w:t>4.838</w:t>
             </w:r>
           </w:p>
         </w:tc>
@@ -3724,7 +3724,7 @@
               <w:rPr>
                 <w:sz w:val="18"/>
               </w:rPr>
-              <w:t>10.768</w:t>
+              <w:t>10.817</w:t>
             </w:r>
           </w:p>
         </w:tc>
@@ -3816,7 +3816,7 @@
               <w:rPr>
                 <w:sz w:val="18"/>
               </w:rPr>
-              <w:t>1.186</w:t>
+              <w:t>1.188</w:t>
             </w:r>
           </w:p>
         </w:tc>
@@ -3834,7 +3834,7 @@
               <w:rPr>
                 <w:sz w:val="18"/>
               </w:rPr>
-              <w:t>5.533</w:t>
+              <w:t>5.571</w:t>
             </w:r>
           </w:p>
         </w:tc>
@@ -3944,7 +3944,7 @@
               <w:rPr>
                 <w:sz w:val="18"/>
               </w:rPr>
-              <w:t>4.803</w:t>
+              <w:t>4.786</w:t>
             </w:r>
           </w:p>
         </w:tc>
@@ -4054,7 +4054,7 @@
               <w:rPr>
                 <w:sz w:val="18"/>
               </w:rPr>
-              <w:t>5.406</w:t>
+              <w:t>5.421</w:t>
             </w:r>
           </w:p>
         </w:tc>
@@ -4146,7 +4146,7 @@
               <w:rPr>
                 <w:sz w:val="18"/>
               </w:rPr>
-              <w:t>787</w:t>
+              <w:t>786</w:t>
             </w:r>
           </w:p>
         </w:tc>
@@ -4164,7 +4164,7 @@
               <w:rPr>
                 <w:sz w:val="18"/>
               </w:rPr>
-              <w:t>5.010</w:t>
+              <w:t>4.973</w:t>
             </w:r>
           </w:p>
         </w:tc>
@@ -4256,7 +4256,7 @@
               <w:rPr>
                 <w:sz w:val="18"/>
               </w:rPr>
-              <w:t>858</w:t>
+              <w:t>855</w:t>
             </w:r>
           </w:p>
         </w:tc>
@@ -4274,7 +4274,7 @@
               <w:rPr>
                 <w:sz w:val="18"/>
               </w:rPr>
-              <w:t>4.613</w:t>
+              <w:t>4.544</w:t>
             </w:r>
           </w:p>
         </w:tc>
@@ -4366,7 +4366,7 @@
               <w:rPr>
                 <w:sz w:val="18"/>
               </w:rPr>
-              <w:t>762</w:t>
+              <w:t>761</w:t>
             </w:r>
           </w:p>
         </w:tc>
@@ -4384,7 +4384,7 @@
               <w:rPr>
                 <w:sz w:val="18"/>
               </w:rPr>
-              <w:t>4.767</w:t>
+              <w:t>4.732</w:t>
             </w:r>
           </w:p>
         </w:tc>
@@ -4476,7 +4476,7 @@
               <w:rPr>
                 <w:sz w:val="18"/>
               </w:rPr>
-              <w:t>1.569</w:t>
+              <w:t>1.570</w:t>
             </w:r>
           </w:p>
         </w:tc>
@@ -4494,7 +4494,7 @@
               <w:rPr>
                 <w:sz w:val="18"/>
               </w:rPr>
-              <w:t>5.234</w:t>
+              <w:t>5.244</w:t>
             </w:r>
           </w:p>
         </w:tc>
@@ -4586,7 +4586,7 @@
               <w:rPr>
                 <w:sz w:val="18"/>
               </w:rPr>
-              <w:t>715</w:t>
+              <w:t>717</w:t>
             </w:r>
           </w:p>
         </w:tc>
@@ -4604,7 +4604,7 @@
               <w:rPr>
                 <w:sz w:val="18"/>
               </w:rPr>
-              <w:t>4.714</w:t>
+              <w:t>4.747</w:t>
             </w:r>
           </w:p>
         </w:tc>
@@ -4696,7 +4696,7 @@
               <w:rPr>
                 <w:sz w:val="18"/>
               </w:rPr>
-              <w:t>723</w:t>
+              <w:t>722</w:t>
             </w:r>
           </w:p>
         </w:tc>
@@ -4714,7 +4714,7 @@
               <w:rPr>
                 <w:sz w:val="18"/>
               </w:rPr>
-              <w:t>4.639</w:t>
+              <w:t>4.612</w:t>
             </w:r>
           </w:p>
         </w:tc>
@@ -4821,7 +4821,7 @@
               <w:rPr>
                 <w:sz w:val="18"/>
               </w:rPr>
-              <w:t>629</w:t>
+              <w:t>627</w:t>
             </w:r>
           </w:p>
         </w:tc>
@@ -4842,7 +4842,7 @@
               <w:rPr>
                 <w:sz w:val="18"/>
               </w:rPr>
-              <w:t>4.640</w:t>
+              <w:t>4.586</w:t>
             </w:r>
           </w:p>
         </w:tc>
@@ -5044,7 +5044,7 @@
               <w:rPr>
                 <w:sz w:val="18"/>
               </w:rPr>
-              <w:t>8.222</w:t>
+              <w:t>8.225</w:t>
             </w:r>
           </w:p>
         </w:tc>
@@ -5062,7 +5062,7 @@
               <w:rPr>
                 <w:sz w:val="18"/>
               </w:rPr>
-              <w:t>13.173</w:t>
+              <w:t>13.233</w:t>
             </w:r>
           </w:p>
         </w:tc>
@@ -5118,7 +5118,7 @@
               <w:rPr>
                 <w:sz w:val="18"/>
               </w:rPr>
-              <w:t>629</w:t>
+              <w:t>627</w:t>
             </w:r>
           </w:p>
         </w:tc>
@@ -5136,7 +5136,7 @@
               <w:rPr>
                 <w:sz w:val="18"/>
               </w:rPr>
-              <w:t>4.508</w:t>
+              <w:t>4.494</w:t>
             </w:r>
           </w:p>
         </w:tc>
@@ -5192,7 +5192,7 @@
               <w:rPr>
                 <w:sz w:val="18"/>
               </w:rPr>
-              <w:t>7.593</w:t>
+              <w:t>7.598</w:t>
             </w:r>
           </w:p>
         </w:tc>
@@ -5210,7 +5210,7 @@
               <w:rPr>
                 <w:sz w:val="18"/>
               </w:rPr>
-              <w:t>8.665</w:t>
+              <w:t>8.739</w:t>
             </w:r>
           </w:p>
         </w:tc>
@@ -5358,7 +5358,7 @@
               <w:rPr>
                 <w:sz w:val="18"/>
               </w:rPr>
-              <w:t>1,67</w:t>
+              <w:t>1,72</w:t>
             </w:r>
           </w:p>
         </w:tc>
@@ -5518,7 +5518,7 @@
               <w:rPr>
                 <w:sz w:val="18"/>
               </w:rPr>
-              <w:t>0,124</w:t>
+              <w:t>0,128</w:t>
             </w:r>
           </w:p>
         </w:tc>
@@ -5705,7 +5705,7 @@
               <w:rPr>
                 <w:sz w:val="18"/>
               </w:rPr>
-              <w:t>7.963</w:t>
+              <w:t>7.965</w:t>
             </w:r>
           </w:p>
         </w:tc>
@@ -5723,7 +5723,7 @@
               <w:rPr>
                 <w:sz w:val="18"/>
               </w:rPr>
-              <w:t>13.173</w:t>
+              <w:t>13.233</w:t>
             </w:r>
           </w:p>
         </w:tc>
@@ -5779,7 +5779,7 @@
               <w:rPr>
                 <w:sz w:val="18"/>
               </w:rPr>
-              <w:t>629</w:t>
+              <w:t>627</w:t>
             </w:r>
           </w:p>
         </w:tc>
@@ -5797,7 +5797,7 @@
               <w:rPr>
                 <w:sz w:val="18"/>
               </w:rPr>
-              <w:t>4.508</w:t>
+              <w:t>4.494</w:t>
             </w:r>
           </w:p>
         </w:tc>
@@ -5853,7 +5853,7 @@
               <w:rPr>
                 <w:sz w:val="18"/>
               </w:rPr>
-              <w:t>7.334</w:t>
+              <w:t>7.338</w:t>
             </w:r>
           </w:p>
         </w:tc>
@@ -5871,7 +5871,7 @@
               <w:rPr>
                 <w:sz w:val="18"/>
               </w:rPr>
-              <w:t>8.665</w:t>
+              <w:t>8.739</w:t>
             </w:r>
           </w:p>
         </w:tc>
@@ -6019,7 +6019,7 @@
               <w:rPr>
                 <w:sz w:val="18"/>
               </w:rPr>
-              <w:t>1,32</w:t>
+              <w:t>1,34</w:t>
             </w:r>
           </w:p>
         </w:tc>
@@ -6093,7 +6093,7 @@
               <w:rPr>
                 <w:sz w:val="18"/>
               </w:rPr>
-              <w:t>0,20</w:t>
+              <w:t>0,21</w:t>
             </w:r>
           </w:p>
         </w:tc>
@@ -6179,7 +6179,7 @@
               <w:rPr>
                 <w:sz w:val="18"/>
               </w:rPr>
-              <w:t>0,080</w:t>
+              <w:t>0,083</w:t>
             </w:r>
           </w:p>
         </w:tc>

--- a/data/auditoria-pr-validacao/tabelas-artigo/tabelas-dispersao-percapita-pr.docx
+++ b/data/auditoria-pr-validacao/tabelas-artigo/tabelas-dispersao-percapita-pr.docx
@@ -275,7 +275,7 @@
               <w:rPr>
                 <w:sz w:val="18"/>
               </w:rPr>
-              <w:t>3.904</w:t>
+              <w:t>3.905</w:t>
             </w:r>
           </w:p>
         </w:tc>
@@ -293,7 +293,7 @@
               <w:rPr>
                 <w:sz w:val="18"/>
               </w:rPr>
-              <w:t>8.806</w:t>
+              <w:t>8.809</w:t>
             </w:r>
           </w:p>
         </w:tc>
@@ -403,7 +403,7 @@
               <w:rPr>
                 <w:sz w:val="18"/>
               </w:rPr>
-              <w:t>5.806</w:t>
+              <w:t>5.791</w:t>
             </w:r>
           </w:p>
         </w:tc>
@@ -495,7 +495,7 @@
               <w:rPr>
                 <w:sz w:val="18"/>
               </w:rPr>
-              <w:t>2.086</w:t>
+              <w:t>2.087</w:t>
             </w:r>
           </w:p>
         </w:tc>
@@ -513,7 +513,7 @@
               <w:rPr>
                 <w:sz w:val="18"/>
               </w:rPr>
-              <w:t>5.625</w:t>
+              <w:t>5.633</w:t>
             </w:r>
           </w:p>
         </w:tc>
@@ -623,7 +623,7 @@
               <w:rPr>
                 <w:sz w:val="18"/>
               </w:rPr>
-              <w:t>7.184</w:t>
+              <w:t>7.186</w:t>
             </w:r>
           </w:p>
         </w:tc>
@@ -715,7 +715,7 @@
               <w:rPr>
                 <w:sz w:val="18"/>
               </w:rPr>
-              <w:t>2.446</w:t>
+              <w:t>2.449</w:t>
             </w:r>
           </w:p>
         </w:tc>
@@ -733,7 +733,7 @@
               <w:rPr>
                 <w:sz w:val="18"/>
               </w:rPr>
-              <w:t>5.384</w:t>
+              <w:t>5.457</w:t>
             </w:r>
           </w:p>
         </w:tc>
@@ -825,7 +825,7 @@
               <w:rPr>
                 <w:sz w:val="18"/>
               </w:rPr>
-              <w:t>1.970</w:t>
+              <w:t>1.969</w:t>
             </w:r>
           </w:p>
         </w:tc>
@@ -843,7 +843,7 @@
               <w:rPr>
                 <w:sz w:val="18"/>
               </w:rPr>
-              <w:t>5.219</w:t>
+              <w:t>5.211</w:t>
             </w:r>
           </w:p>
         </w:tc>
@@ -953,7 +953,7 @@
               <w:rPr>
                 <w:sz w:val="18"/>
               </w:rPr>
-              <w:t>6.655</w:t>
+              <w:t>6.658</w:t>
             </w:r>
           </w:p>
         </w:tc>
@@ -1063,7 +1063,7 @@
               <w:rPr>
                 <w:sz w:val="18"/>
               </w:rPr>
-              <w:t>13.198</w:t>
+              <w:t>13.189</w:t>
             </w:r>
           </w:p>
         </w:tc>
@@ -1173,7 +1173,7 @@
               <w:rPr>
                 <w:sz w:val="18"/>
               </w:rPr>
-              <w:t>13.233</w:t>
+              <w:t>13.236</w:t>
             </w:r>
           </w:p>
         </w:tc>
@@ -1301,7 +1301,7 @@
               <w:rPr>
                 <w:sz w:val="18"/>
               </w:rPr>
-              <w:t>5.168</w:t>
+              <w:t>5.174</w:t>
             </w:r>
           </w:p>
         </w:tc>
@@ -1411,7 +1411,7 @@
               <w:rPr>
                 <w:sz w:val="18"/>
               </w:rPr>
-              <w:t>6.351</w:t>
+              <w:t>6.361</w:t>
             </w:r>
           </w:p>
         </w:tc>
@@ -1521,7 +1521,7 @@
               <w:rPr>
                 <w:sz w:val="18"/>
               </w:rPr>
-              <w:t>5.810</w:t>
+              <w:t>5.811</w:t>
             </w:r>
           </w:p>
         </w:tc>
@@ -1613,7 +1613,7 @@
               <w:rPr>
                 <w:sz w:val="18"/>
               </w:rPr>
-              <w:t>2.384</w:t>
+              <w:t>2.385</w:t>
             </w:r>
           </w:p>
         </w:tc>
@@ -1631,7 +1631,7 @@
               <w:rPr>
                 <w:sz w:val="18"/>
               </w:rPr>
-              <w:t>9.329</w:t>
+              <w:t>9.349</w:t>
             </w:r>
           </w:p>
         </w:tc>
@@ -1723,7 +1723,7 @@
               <w:rPr>
                 <w:sz w:val="18"/>
               </w:rPr>
-              <w:t>2.731</w:t>
+              <w:t>2.730</w:t>
             </w:r>
           </w:p>
         </w:tc>
@@ -1741,7 +1741,7 @@
               <w:rPr>
                 <w:sz w:val="18"/>
               </w:rPr>
-              <w:t>7.793</w:t>
+              <w:t>7.770</w:t>
             </w:r>
           </w:p>
         </w:tc>
@@ -1851,7 +1851,7 @@
               <w:rPr>
                 <w:sz w:val="18"/>
               </w:rPr>
-              <w:t>6.080</w:t>
+              <w:t>6.076</w:t>
             </w:r>
           </w:p>
         </w:tc>
@@ -1943,7 +1943,7 @@
               <w:rPr>
                 <w:sz w:val="18"/>
               </w:rPr>
-              <w:t>1.833</w:t>
+              <w:t>1.832</w:t>
             </w:r>
           </w:p>
         </w:tc>
@@ -1961,7 +1961,7 @@
               <w:rPr>
                 <w:sz w:val="18"/>
               </w:rPr>
-              <w:t>6.289</w:t>
+              <w:t>6.272</w:t>
             </w:r>
           </w:p>
         </w:tc>
@@ -2163,7 +2163,7 @@
               <w:rPr>
                 <w:sz w:val="18"/>
               </w:rPr>
-              <w:t>1.218</w:t>
+              <w:t>1.217</w:t>
             </w:r>
           </w:p>
         </w:tc>
@@ -2181,7 +2181,7 @@
               <w:rPr>
                 <w:sz w:val="18"/>
               </w:rPr>
-              <w:t>6.347</w:t>
+              <w:t>6.329</w:t>
             </w:r>
           </w:p>
         </w:tc>
@@ -2273,7 +2273,7 @@
               <w:rPr>
                 <w:sz w:val="18"/>
               </w:rPr>
-              <w:t>2.634</w:t>
+              <w:t>2.632</w:t>
             </w:r>
           </w:p>
         </w:tc>
@@ -2291,7 +2291,7 @@
               <w:rPr>
                 <w:sz w:val="18"/>
               </w:rPr>
-              <w:t>9.940</w:t>
+              <w:t>9.911</w:t>
             </w:r>
           </w:p>
         </w:tc>
@@ -2398,7 +2398,7 @@
               <w:rPr>
                 <w:sz w:val="18"/>
               </w:rPr>
-              <w:t>2.747</w:t>
+              <w:t>2.746</w:t>
             </w:r>
           </w:p>
         </w:tc>
@@ -2419,7 +2419,7 @@
               <w:rPr>
                 <w:sz w:val="18"/>
               </w:rPr>
-              <w:t>8.323</w:t>
+              <w:t>8.310</w:t>
             </w:r>
           </w:p>
         </w:tc>
@@ -2716,7 +2716,7 @@
               <w:rPr>
                 <w:sz w:val="18"/>
               </w:rPr>
-              <w:t>13.233</w:t>
+              <w:t>13.236</w:t>
             </w:r>
           </w:p>
         </w:tc>
@@ -2826,7 +2826,7 @@
               <w:rPr>
                 <w:sz w:val="18"/>
               </w:rPr>
-              <w:t>13.198</w:t>
+              <w:t>13.189</w:t>
             </w:r>
           </w:p>
         </w:tc>
@@ -2936,7 +2936,7 @@
               <w:rPr>
                 <w:sz w:val="18"/>
               </w:rPr>
-              <w:t>13.020</w:t>
+              <w:t>13.016</w:t>
             </w:r>
           </w:p>
         </w:tc>
@@ -3046,7 +3046,7 @@
               <w:rPr>
                 <w:sz w:val="18"/>
               </w:rPr>
-              <w:t>11.855</w:t>
+              <w:t>11.857</w:t>
             </w:r>
           </w:p>
         </w:tc>
@@ -3138,7 +3138,7 @@
               <w:rPr>
                 <w:sz w:val="18"/>
               </w:rPr>
-              <w:t>6.499</w:t>
+              <w:t>6.500</w:t>
             </w:r>
           </w:p>
         </w:tc>
@@ -3156,7 +3156,7 @@
               <w:rPr>
                 <w:sz w:val="18"/>
               </w:rPr>
-              <w:t>13.035</w:t>
+              <w:t>13.032</w:t>
             </w:r>
           </w:p>
         </w:tc>
@@ -3266,7 +3266,7 @@
               <w:rPr>
                 <w:sz w:val="18"/>
               </w:rPr>
-              <w:t>10.486</w:t>
+              <w:t>10.471</w:t>
             </w:r>
           </w:p>
         </w:tc>
@@ -3376,7 +3376,7 @@
               <w:rPr>
                 <w:sz w:val="18"/>
               </w:rPr>
-              <w:t>12.640</w:t>
+              <w:t>12.645</w:t>
             </w:r>
           </w:p>
         </w:tc>
@@ -3486,7 +3486,7 @@
               <w:rPr>
                 <w:sz w:val="18"/>
               </w:rPr>
-              <w:t>13.194</w:t>
+              <w:t>13.195</w:t>
             </w:r>
           </w:p>
         </w:tc>
@@ -3724,7 +3724,7 @@
               <w:rPr>
                 <w:sz w:val="18"/>
               </w:rPr>
-              <w:t>10.817</w:t>
+              <w:t>10.818</w:t>
             </w:r>
           </w:p>
         </w:tc>
@@ -3816,7 +3816,7 @@
               <w:rPr>
                 <w:sz w:val="18"/>
               </w:rPr>
-              <w:t>1.188</w:t>
+              <w:t>1.187</w:t>
             </w:r>
           </w:p>
         </w:tc>
@@ -3834,7 +3834,7 @@
               <w:rPr>
                 <w:sz w:val="18"/>
               </w:rPr>
-              <w:t>5.571</w:t>
+              <w:t>5.554</w:t>
             </w:r>
           </w:p>
         </w:tc>
@@ -3926,7 +3926,7 @@
               <w:rPr>
                 <w:sz w:val="18"/>
               </w:rPr>
-              <w:t>942</w:t>
+              <w:t>943</w:t>
             </w:r>
           </w:p>
         </w:tc>
@@ -3944,7 +3944,7 @@
               <w:rPr>
                 <w:sz w:val="18"/>
               </w:rPr>
-              <w:t>4.786</w:t>
+              <w:t>4.814</w:t>
             </w:r>
           </w:p>
         </w:tc>
@@ -4036,7 +4036,7 @@
               <w:rPr>
                 <w:sz w:val="18"/>
               </w:rPr>
-              <w:t>1.080</w:t>
+              <w:t>1.081</w:t>
             </w:r>
           </w:p>
         </w:tc>
@@ -4054,7 +4054,7 @@
               <w:rPr>
                 <w:sz w:val="18"/>
               </w:rPr>
-              <w:t>5.421</w:t>
+              <w:t>5.452</w:t>
             </w:r>
           </w:p>
         </w:tc>
@@ -4146,7 +4146,7 @@
               <w:rPr>
                 <w:sz w:val="18"/>
               </w:rPr>
-              <w:t>786</w:t>
+              <w:t>792</w:t>
             </w:r>
           </w:p>
         </w:tc>
@@ -4164,7 +4164,7 @@
               <w:rPr>
                 <w:sz w:val="18"/>
               </w:rPr>
-              <w:t>4.973</w:t>
+              <w:t>5.133</w:t>
             </w:r>
           </w:p>
         </w:tc>
@@ -4256,7 +4256,7 @@
               <w:rPr>
                 <w:sz w:val="18"/>
               </w:rPr>
-              <w:t>855</w:t>
+              <w:t>856</w:t>
             </w:r>
           </w:p>
         </w:tc>
@@ -4274,7 +4274,7 @@
               <w:rPr>
                 <w:sz w:val="18"/>
               </w:rPr>
-              <w:t>4.544</w:t>
+              <w:t>4.564</w:t>
             </w:r>
           </w:p>
         </w:tc>
@@ -4366,7 +4366,7 @@
               <w:rPr>
                 <w:sz w:val="18"/>
               </w:rPr>
-              <w:t>761</w:t>
+              <w:t>760</w:t>
             </w:r>
           </w:p>
         </w:tc>
@@ -4384,7 +4384,7 @@
               <w:rPr>
                 <w:sz w:val="18"/>
               </w:rPr>
-              <w:t>4.732</w:t>
+              <w:t>4.720</w:t>
             </w:r>
           </w:p>
         </w:tc>
@@ -4476,7 +4476,7 @@
               <w:rPr>
                 <w:sz w:val="18"/>
               </w:rPr>
-              <w:t>1.570</w:t>
+              <w:t>1.572</w:t>
             </w:r>
           </w:p>
         </w:tc>
@@ -4494,7 +4494,7 @@
               <w:rPr>
                 <w:sz w:val="18"/>
               </w:rPr>
-              <w:t>5.244</w:t>
+              <w:t>5.298</w:t>
             </w:r>
           </w:p>
         </w:tc>
@@ -4586,7 +4586,7 @@
               <w:rPr>
                 <w:sz w:val="18"/>
               </w:rPr>
-              <w:t>717</w:t>
+              <w:t>721</w:t>
             </w:r>
           </w:p>
         </w:tc>
@@ -4604,7 +4604,7 @@
               <w:rPr>
                 <w:sz w:val="18"/>
               </w:rPr>
-              <w:t>4.747</w:t>
+              <w:t>4.852</w:t>
             </w:r>
           </w:p>
         </w:tc>
@@ -4696,7 +4696,7 @@
               <w:rPr>
                 <w:sz w:val="18"/>
               </w:rPr>
-              <w:t>722</w:t>
+              <w:t>723</w:t>
             </w:r>
           </w:p>
         </w:tc>
@@ -4714,7 +4714,7 @@
               <w:rPr>
                 <w:sz w:val="18"/>
               </w:rPr>
-              <w:t>4.612</w:t>
+              <w:t>4.642</w:t>
             </w:r>
           </w:p>
         </w:tc>
@@ -4842,7 +4842,7 @@
               <w:rPr>
                 <w:sz w:val="18"/>
               </w:rPr>
-              <w:t>4.586</w:t>
+              <w:t>4.585</w:t>
             </w:r>
           </w:p>
         </w:tc>
@@ -5062,7 +5062,7 @@
               <w:rPr>
                 <w:sz w:val="18"/>
               </w:rPr>
-              <w:t>13.233</w:t>
+              <w:t>13.236</w:t>
             </w:r>
           </w:p>
         </w:tc>
@@ -5136,7 +5136,7 @@
               <w:rPr>
                 <w:sz w:val="18"/>
               </w:rPr>
-              <w:t>4.494</w:t>
+              <w:t>4.564</w:t>
             </w:r>
           </w:p>
         </w:tc>
@@ -5210,7 +5210,7 @@
               <w:rPr>
                 <w:sz w:val="18"/>
               </w:rPr>
-              <w:t>8.739</w:t>
+              <w:t>8.672</w:t>
             </w:r>
           </w:p>
         </w:tc>
@@ -5358,7 +5358,7 @@
               <w:rPr>
                 <w:sz w:val="18"/>
               </w:rPr>
-              <w:t>1,72</w:t>
+              <w:t>1,71</w:t>
             </w:r>
           </w:p>
         </w:tc>
@@ -5518,7 +5518,7 @@
               <w:rPr>
                 <w:sz w:val="18"/>
               </w:rPr>
-              <w:t>0,128</w:t>
+              <w:t>0,127</w:t>
             </w:r>
           </w:p>
         </w:tc>
@@ -5723,7 +5723,7 @@
               <w:rPr>
                 <w:sz w:val="18"/>
               </w:rPr>
-              <w:t>13.233</w:t>
+              <w:t>13.236</w:t>
             </w:r>
           </w:p>
         </w:tc>
@@ -5797,7 +5797,7 @@
               <w:rPr>
                 <w:sz w:val="18"/>
               </w:rPr>
-              <w:t>4.494</w:t>
+              <w:t>4.564</w:t>
             </w:r>
           </w:p>
         </w:tc>
@@ -5853,7 +5853,7 @@
               <w:rPr>
                 <w:sz w:val="18"/>
               </w:rPr>
-              <w:t>7.338</w:t>
+              <w:t>7.339</w:t>
             </w:r>
           </w:p>
         </w:tc>
@@ -5871,7 +5871,7 @@
               <w:rPr>
                 <w:sz w:val="18"/>
               </w:rPr>
-              <w:t>8.739</w:t>
+              <w:t>8.672</w:t>
             </w:r>
           </w:p>
         </w:tc>
@@ -6019,7 +6019,7 @@
               <w:rPr>
                 <w:sz w:val="18"/>
               </w:rPr>
-              <w:t>1,34</w:t>
+              <w:t>1,33</w:t>
             </w:r>
           </w:p>
         </w:tc>
@@ -6093,7 +6093,7 @@
               <w:rPr>
                 <w:sz w:val="18"/>
               </w:rPr>
-              <w:t>0,21</w:t>
+              <w:t>0,20</w:t>
             </w:r>
           </w:p>
         </w:tc>
@@ -6179,7 +6179,7 @@
               <w:rPr>
                 <w:sz w:val="18"/>
               </w:rPr>
-              <w:t>0,083</w:t>
+              <w:t>0,081</w:t>
             </w:r>
           </w:p>
         </w:tc>

--- a/data/auditoria-pr-validacao/tabelas-artigo/tabelas-dispersao-percapita-pr.docx
+++ b/data/auditoria-pr-validacao/tabelas-artigo/tabelas-dispersao-percapita-pr.docx
@@ -275,7 +275,7 @@
               <w:rPr>
                 <w:sz w:val="18"/>
               </w:rPr>
-              <w:t>3.905</w:t>
+              <w:t>3.906</w:t>
             </w:r>
           </w:p>
         </w:tc>
@@ -293,7 +293,7 @@
               <w:rPr>
                 <w:sz w:val="18"/>
               </w:rPr>
-              <w:t>8.809</w:t>
+              <w:t>8.838</w:t>
             </w:r>
           </w:p>
         </w:tc>
@@ -385,7 +385,7 @@
               <w:rPr>
                 <w:sz w:val="18"/>
               </w:rPr>
-              <w:t>2.257</w:t>
+              <w:t>2.254</w:t>
             </w:r>
           </w:p>
         </w:tc>
@@ -403,7 +403,7 @@
               <w:rPr>
                 <w:sz w:val="18"/>
               </w:rPr>
-              <w:t>5.791</w:t>
+              <w:t>5.718</w:t>
             </w:r>
           </w:p>
         </w:tc>
@@ -495,7 +495,7 @@
               <w:rPr>
                 <w:sz w:val="18"/>
               </w:rPr>
-              <w:t>2.087</w:t>
+              <w:t>2.085</w:t>
             </w:r>
           </w:p>
         </w:tc>
@@ -513,7 +513,7 @@
               <w:rPr>
                 <w:sz w:val="18"/>
               </w:rPr>
-              <w:t>5.633</w:t>
+              <w:t>5.588</w:t>
             </w:r>
           </w:p>
         </w:tc>
@@ -605,7 +605,7 @@
               <w:rPr>
                 <w:sz w:val="18"/>
               </w:rPr>
-              <w:t>3.216</w:t>
+              <w:t>3.217</w:t>
             </w:r>
           </w:p>
         </w:tc>
@@ -623,7 +623,7 @@
               <w:rPr>
                 <w:sz w:val="18"/>
               </w:rPr>
-              <w:t>7.186</w:t>
+              <w:t>7.209</w:t>
             </w:r>
           </w:p>
         </w:tc>
@@ -715,7 +715,7 @@
               <w:rPr>
                 <w:sz w:val="18"/>
               </w:rPr>
-              <w:t>2.449</w:t>
+              <w:t>2.453</w:t>
             </w:r>
           </w:p>
         </w:tc>
@@ -733,7 +733,7 @@
               <w:rPr>
                 <w:sz w:val="18"/>
               </w:rPr>
-              <w:t>5.457</w:t>
+              <w:t>5.541</w:t>
             </w:r>
           </w:p>
         </w:tc>
@@ -825,7 +825,7 @@
               <w:rPr>
                 <w:sz w:val="18"/>
               </w:rPr>
-              <w:t>1.969</w:t>
+              <w:t>1.968</w:t>
             </w:r>
           </w:p>
         </w:tc>
@@ -843,7 +843,7 @@
               <w:rPr>
                 <w:sz w:val="18"/>
               </w:rPr>
-              <w:t>5.211</w:t>
+              <w:t>5.169</w:t>
             </w:r>
           </w:p>
         </w:tc>
@@ -935,7 +935,7 @@
               <w:rPr>
                 <w:sz w:val="18"/>
               </w:rPr>
-              <w:t>3.007</w:t>
+              <w:t>3.008</w:t>
             </w:r>
           </w:p>
         </w:tc>
@@ -953,7 +953,7 @@
               <w:rPr>
                 <w:sz w:val="18"/>
               </w:rPr>
-              <w:t>6.658</w:t>
+              <w:t>6.677</w:t>
             </w:r>
           </w:p>
         </w:tc>
@@ -1045,7 +1045,7 @@
               <w:rPr>
                 <w:sz w:val="18"/>
               </w:rPr>
-              <w:t>7.965</w:t>
+              <w:t>7.967</w:t>
             </w:r>
           </w:p>
         </w:tc>
@@ -1063,7 +1063,7 @@
               <w:rPr>
                 <w:sz w:val="18"/>
               </w:rPr>
-              <w:t>13.189</w:t>
+              <w:t>13.213</w:t>
             </w:r>
           </w:p>
         </w:tc>
@@ -1155,7 +1155,7 @@
               <w:rPr>
                 <w:sz w:val="18"/>
               </w:rPr>
-              <w:t>7.544</w:t>
+              <w:t>7.546</w:t>
             </w:r>
           </w:p>
         </w:tc>
@@ -1173,7 +1173,7 @@
               <w:rPr>
                 <w:sz w:val="18"/>
               </w:rPr>
-              <w:t>13.236</w:t>
+              <w:t>13.274</w:t>
             </w:r>
           </w:p>
         </w:tc>
@@ -1280,7 +1280,7 @@
               <w:rPr>
                 <w:sz w:val="18"/>
               </w:rPr>
-              <w:t>1.634</w:t>
+              <w:t>1.631</w:t>
             </w:r>
           </w:p>
         </w:tc>
@@ -1301,7 +1301,7 @@
               <w:rPr>
                 <w:sz w:val="18"/>
               </w:rPr>
-              <w:t>5.174</w:t>
+              <w:t>5.108</w:t>
             </w:r>
           </w:p>
         </w:tc>
@@ -1393,7 +1393,7 @@
               <w:rPr>
                 <w:sz w:val="18"/>
               </w:rPr>
-              <w:t>1.620</w:t>
+              <w:t>1.625</w:t>
             </w:r>
           </w:p>
         </w:tc>
@@ -1411,7 +1411,7 @@
               <w:rPr>
                 <w:sz w:val="18"/>
               </w:rPr>
-              <w:t>6.361</w:t>
+              <w:t>6.492</w:t>
             </w:r>
           </w:p>
         </w:tc>
@@ -1503,7 +1503,7 @@
               <w:rPr>
                 <w:sz w:val="18"/>
               </w:rPr>
-              <w:t>2.020</w:t>
+              <w:t>2.021</w:t>
             </w:r>
           </w:p>
         </w:tc>
@@ -1521,7 +1521,7 @@
               <w:rPr>
                 <w:sz w:val="18"/>
               </w:rPr>
-              <w:t>5.811</w:t>
+              <w:t>5.825</w:t>
             </w:r>
           </w:p>
         </w:tc>
@@ -1613,7 +1613,7 @@
               <w:rPr>
                 <w:sz w:val="18"/>
               </w:rPr>
-              <w:t>2.385</w:t>
+              <w:t>2.399</w:t>
             </w:r>
           </w:p>
         </w:tc>
@@ -1631,7 +1631,7 @@
               <w:rPr>
                 <w:sz w:val="18"/>
               </w:rPr>
-              <w:t>9.349</w:t>
+              <w:t>9.702</w:t>
             </w:r>
           </w:p>
         </w:tc>
@@ -1723,7 +1723,7 @@
               <w:rPr>
                 <w:sz w:val="18"/>
               </w:rPr>
-              <w:t>2.730</w:t>
+              <w:t>2.740</w:t>
             </w:r>
           </w:p>
         </w:tc>
@@ -1741,7 +1741,7 @@
               <w:rPr>
                 <w:sz w:val="18"/>
               </w:rPr>
-              <w:t>7.770</w:t>
+              <w:t>8.020</w:t>
             </w:r>
           </w:p>
         </w:tc>
@@ -1833,7 +1833,7 @@
               <w:rPr>
                 <w:sz w:val="18"/>
               </w:rPr>
-              <w:t>1.692</w:t>
+              <w:t>1.697</w:t>
             </w:r>
           </w:p>
         </w:tc>
@@ -1851,7 +1851,7 @@
               <w:rPr>
                 <w:sz w:val="18"/>
               </w:rPr>
-              <w:t>6.076</w:t>
+              <w:t>6.191</w:t>
             </w:r>
           </w:p>
         </w:tc>
@@ -1943,7 +1943,7 @@
               <w:rPr>
                 <w:sz w:val="18"/>
               </w:rPr>
-              <w:t>1.832</w:t>
+              <w:t>1.836</w:t>
             </w:r>
           </w:p>
         </w:tc>
@@ -1961,7 +1961,7 @@
               <w:rPr>
                 <w:sz w:val="18"/>
               </w:rPr>
-              <w:t>6.272</w:t>
+              <w:t>6.364</w:t>
             </w:r>
           </w:p>
         </w:tc>
@@ -2053,7 +2053,7 @@
               <w:rPr>
                 <w:sz w:val="18"/>
               </w:rPr>
-              <w:t>4.234</w:t>
+              <w:t>4.235</w:t>
             </w:r>
           </w:p>
         </w:tc>
@@ -2071,7 +2071,7 @@
               <w:rPr>
                 <w:sz w:val="18"/>
               </w:rPr>
-              <w:t>9.364</w:t>
+              <w:t>9.374</w:t>
             </w:r>
           </w:p>
         </w:tc>
@@ -2163,7 +2163,7 @@
               <w:rPr>
                 <w:sz w:val="18"/>
               </w:rPr>
-              <w:t>1.217</w:t>
+              <w:t>1.221</w:t>
             </w:r>
           </w:p>
         </w:tc>
@@ -2181,7 +2181,7 @@
               <w:rPr>
                 <w:sz w:val="18"/>
               </w:rPr>
-              <w:t>6.329</w:t>
+              <w:t>6.426</w:t>
             </w:r>
           </w:p>
         </w:tc>
@@ -2273,7 +2273,7 @@
               <w:rPr>
                 <w:sz w:val="18"/>
               </w:rPr>
-              <w:t>2.632</w:t>
+              <w:t>2.646</w:t>
             </w:r>
           </w:p>
         </w:tc>
@@ -2291,7 +2291,7 @@
               <w:rPr>
                 <w:sz w:val="18"/>
               </w:rPr>
-              <w:t>9.911</w:t>
+              <w:t>10.263</w:t>
             </w:r>
           </w:p>
         </w:tc>
@@ -2398,7 +2398,7 @@
               <w:rPr>
                 <w:sz w:val="18"/>
               </w:rPr>
-              <w:t>2.746</w:t>
+              <w:t>2.755</w:t>
             </w:r>
           </w:p>
         </w:tc>
@@ -2419,7 +2419,7 @@
               <w:rPr>
                 <w:sz w:val="18"/>
               </w:rPr>
-              <w:t>8.310</w:t>
+              <w:t>8.528</w:t>
             </w:r>
           </w:p>
         </w:tc>
@@ -2698,7 +2698,7 @@
               <w:rPr>
                 <w:sz w:val="18"/>
               </w:rPr>
-              <w:t>7.544</w:t>
+              <w:t>7.546</w:t>
             </w:r>
           </w:p>
         </w:tc>
@@ -2716,7 +2716,7 @@
               <w:rPr>
                 <w:sz w:val="18"/>
               </w:rPr>
-              <w:t>13.236</w:t>
+              <w:t>13.274</w:t>
             </w:r>
           </w:p>
         </w:tc>
@@ -2808,7 +2808,7 @@
               <w:rPr>
                 <w:sz w:val="18"/>
               </w:rPr>
-              <w:t>7.965</w:t>
+              <w:t>7.967</w:t>
             </w:r>
           </w:p>
         </w:tc>
@@ -2826,7 +2826,7 @@
               <w:rPr>
                 <w:sz w:val="18"/>
               </w:rPr>
-              <w:t>13.189</w:t>
+              <w:t>13.213</w:t>
             </w:r>
           </w:p>
         </w:tc>
@@ -2918,7 +2918,7 @@
               <w:rPr>
                 <w:sz w:val="18"/>
               </w:rPr>
-              <w:t>7.432</w:t>
+              <w:t>7.434</w:t>
             </w:r>
           </w:p>
         </w:tc>
@@ -2936,7 +2936,7 @@
               <w:rPr>
                 <w:sz w:val="18"/>
               </w:rPr>
-              <w:t>13.016</w:t>
+              <w:t>13.032</w:t>
             </w:r>
           </w:p>
         </w:tc>
@@ -3028,7 +3028,7 @@
               <w:rPr>
                 <w:sz w:val="18"/>
               </w:rPr>
-              <w:t>5.339</w:t>
+              <w:t>5.341</w:t>
             </w:r>
           </w:p>
         </w:tc>
@@ -3046,7 +3046,7 @@
               <w:rPr>
                 <w:sz w:val="18"/>
               </w:rPr>
-              <w:t>11.857</w:t>
+              <w:t>11.866</w:t>
             </w:r>
           </w:p>
         </w:tc>
@@ -3138,7 +3138,7 @@
               <w:rPr>
                 <w:sz w:val="18"/>
               </w:rPr>
-              <w:t>6.500</w:t>
+              <w:t>6.501</w:t>
             </w:r>
           </w:p>
         </w:tc>
@@ -3156,7 +3156,7 @@
               <w:rPr>
                 <w:sz w:val="18"/>
               </w:rPr>
-              <w:t>13.032</w:t>
+              <w:t>13.060</w:t>
             </w:r>
           </w:p>
         </w:tc>
@@ -3248,7 +3248,7 @@
               <w:rPr>
                 <w:sz w:val="18"/>
               </w:rPr>
-              <w:t>4.701</w:t>
+              <w:t>4.702</w:t>
             </w:r>
           </w:p>
         </w:tc>
@@ -3266,7 +3266,7 @@
               <w:rPr>
                 <w:sz w:val="18"/>
               </w:rPr>
-              <w:t>10.471</w:t>
+              <w:t>10.483</w:t>
             </w:r>
           </w:p>
         </w:tc>
@@ -3358,7 +3358,7 @@
               <w:rPr>
                 <w:sz w:val="18"/>
               </w:rPr>
-              <w:t>5.600</w:t>
+              <w:t>5.602</w:t>
             </w:r>
           </w:p>
         </w:tc>
@@ -3376,7 +3376,7 @@
               <w:rPr>
                 <w:sz w:val="18"/>
               </w:rPr>
-              <w:t>12.645</w:t>
+              <w:t>12.674</w:t>
             </w:r>
           </w:p>
         </w:tc>
@@ -3468,7 +3468,7 @@
               <w:rPr>
                 <w:sz w:val="18"/>
               </w:rPr>
-              <w:t>8.225</w:t>
+              <w:t>8.226</w:t>
             </w:r>
           </w:p>
         </w:tc>
@@ -3486,7 +3486,7 @@
               <w:rPr>
                 <w:sz w:val="18"/>
               </w:rPr>
-              <w:t>13.195</w:t>
+              <w:t>13.229</w:t>
             </w:r>
           </w:p>
         </w:tc>
@@ -3578,7 +3578,7 @@
               <w:rPr>
                 <w:sz w:val="18"/>
               </w:rPr>
-              <w:t>4.812</w:t>
+              <w:t>4.813</w:t>
             </w:r>
           </w:p>
         </w:tc>
@@ -3596,7 +3596,7 @@
               <w:rPr>
                 <w:sz w:val="18"/>
               </w:rPr>
-              <w:t>10.689</w:t>
+              <w:t>10.703</w:t>
             </w:r>
           </w:p>
         </w:tc>
@@ -3703,7 +3703,7 @@
               <w:rPr>
                 <w:sz w:val="18"/>
               </w:rPr>
-              <w:t>4.838</w:t>
+              <w:t>4.839</w:t>
             </w:r>
           </w:p>
         </w:tc>
@@ -3724,7 +3724,7 @@
               <w:rPr>
                 <w:sz w:val="18"/>
               </w:rPr>
-              <w:t>10.818</w:t>
+              <w:t>10.846</w:t>
             </w:r>
           </w:p>
         </w:tc>
@@ -3816,7 +3816,7 @@
               <w:rPr>
                 <w:sz w:val="18"/>
               </w:rPr>
-              <w:t>1.187</w:t>
+              <w:t>1.188</w:t>
             </w:r>
           </w:p>
         </w:tc>
@@ -3834,7 +3834,7 @@
               <w:rPr>
                 <w:sz w:val="18"/>
               </w:rPr>
-              <w:t>5.554</w:t>
+              <w:t>5.584</w:t>
             </w:r>
           </w:p>
         </w:tc>
@@ -3926,7 +3926,7 @@
               <w:rPr>
                 <w:sz w:val="18"/>
               </w:rPr>
-              <w:t>943</w:t>
+              <w:t>942</w:t>
             </w:r>
           </w:p>
         </w:tc>
@@ -3944,7 +3944,7 @@
               <w:rPr>
                 <w:sz w:val="18"/>
               </w:rPr>
-              <w:t>4.814</w:t>
+              <w:t>4.805</w:t>
             </w:r>
           </w:p>
         </w:tc>
@@ -4036,7 +4036,7 @@
               <w:rPr>
                 <w:sz w:val="18"/>
               </w:rPr>
-              <w:t>1.081</w:t>
+              <w:t>1.082</w:t>
             </w:r>
           </w:p>
         </w:tc>
@@ -4054,7 +4054,7 @@
               <w:rPr>
                 <w:sz w:val="18"/>
               </w:rPr>
-              <w:t>5.452</w:t>
+              <w:t>5.469</w:t>
             </w:r>
           </w:p>
         </w:tc>
@@ -4164,7 +4164,7 @@
               <w:rPr>
                 <w:sz w:val="18"/>
               </w:rPr>
-              <w:t>5.133</w:t>
+              <w:t>5.128</w:t>
             </w:r>
           </w:p>
         </w:tc>
@@ -4256,7 +4256,7 @@
               <w:rPr>
                 <w:sz w:val="18"/>
               </w:rPr>
-              <w:t>856</w:t>
+              <w:t>854</w:t>
             </w:r>
           </w:p>
         </w:tc>
@@ -4274,7 +4274,7 @@
               <w:rPr>
                 <w:sz w:val="18"/>
               </w:rPr>
-              <w:t>4.564</w:t>
+              <w:t>4.510</w:t>
             </w:r>
           </w:p>
         </w:tc>
@@ -4366,7 +4366,7 @@
               <w:rPr>
                 <w:sz w:val="18"/>
               </w:rPr>
-              <w:t>760</w:t>
+              <w:t>759</w:t>
             </w:r>
           </w:p>
         </w:tc>
@@ -4384,7 +4384,7 @@
               <w:rPr>
                 <w:sz w:val="18"/>
               </w:rPr>
-              <w:t>4.720</w:t>
+              <w:t>4.690</w:t>
             </w:r>
           </w:p>
         </w:tc>
@@ -4476,7 +4476,7 @@
               <w:rPr>
                 <w:sz w:val="18"/>
               </w:rPr>
-              <w:t>1.572</w:t>
+              <w:t>1.573</w:t>
             </w:r>
           </w:p>
         </w:tc>
@@ -4494,7 +4494,7 @@
               <w:rPr>
                 <w:sz w:val="18"/>
               </w:rPr>
-              <w:t>5.298</w:t>
+              <w:t>5.315</w:t>
             </w:r>
           </w:p>
         </w:tc>
@@ -4586,7 +4586,7 @@
               <w:rPr>
                 <w:sz w:val="18"/>
               </w:rPr>
-              <w:t>721</w:t>
+              <w:t>723</w:t>
             </w:r>
           </w:p>
         </w:tc>
@@ -4604,7 +4604,7 @@
               <w:rPr>
                 <w:sz w:val="18"/>
               </w:rPr>
-              <w:t>4.852</w:t>
+              <w:t>4.896</w:t>
             </w:r>
           </w:p>
         </w:tc>
@@ -4696,7 +4696,7 @@
               <w:rPr>
                 <w:sz w:val="18"/>
               </w:rPr>
-              <w:t>723</w:t>
+              <w:t>722</w:t>
             </w:r>
           </w:p>
         </w:tc>
@@ -4714,7 +4714,7 @@
               <w:rPr>
                 <w:sz w:val="18"/>
               </w:rPr>
-              <w:t>4.642</w:t>
+              <w:t>4.624</w:t>
             </w:r>
           </w:p>
         </w:tc>
@@ -4821,7 +4821,7 @@
               <w:rPr>
                 <w:sz w:val="18"/>
               </w:rPr>
-              <w:t>627</w:t>
+              <w:t>625</w:t>
             </w:r>
           </w:p>
         </w:tc>
@@ -4842,7 +4842,7 @@
               <w:rPr>
                 <w:sz w:val="18"/>
               </w:rPr>
-              <w:t>4.585</w:t>
+              <w:t>4.541</w:t>
             </w:r>
           </w:p>
         </w:tc>
@@ -5044,7 +5044,7 @@
               <w:rPr>
                 <w:sz w:val="18"/>
               </w:rPr>
-              <w:t>8.225</w:t>
+              <w:t>8.226</w:t>
             </w:r>
           </w:p>
         </w:tc>
@@ -5062,7 +5062,7 @@
               <w:rPr>
                 <w:sz w:val="18"/>
               </w:rPr>
-              <w:t>13.236</w:t>
+              <w:t>13.274</w:t>
             </w:r>
           </w:p>
         </w:tc>
@@ -5118,7 +5118,7 @@
               <w:rPr>
                 <w:sz w:val="18"/>
               </w:rPr>
-              <w:t>627</w:t>
+              <w:t>625</w:t>
             </w:r>
           </w:p>
         </w:tc>
@@ -5136,7 +5136,7 @@
               <w:rPr>
                 <w:sz w:val="18"/>
               </w:rPr>
-              <w:t>4.564</w:t>
+              <w:t>4.510</w:t>
             </w:r>
           </w:p>
         </w:tc>
@@ -5192,7 +5192,7 @@
               <w:rPr>
                 <w:sz w:val="18"/>
               </w:rPr>
-              <w:t>7.598</w:t>
+              <w:t>7.601</w:t>
             </w:r>
           </w:p>
         </w:tc>
@@ -5210,7 +5210,7 @@
               <w:rPr>
                 <w:sz w:val="18"/>
               </w:rPr>
-              <w:t>8.672</w:t>
+              <w:t>8.764</w:t>
             </w:r>
           </w:p>
         </w:tc>
@@ -5266,7 +5266,7 @@
               <w:rPr>
                 <w:sz w:val="18"/>
               </w:rPr>
-              <w:t>13,1</w:t>
+              <w:t>13,2</w:t>
             </w:r>
           </w:p>
         </w:tc>
@@ -5358,7 +5358,7 @@
               <w:rPr>
                 <w:sz w:val="18"/>
               </w:rPr>
-              <w:t>1,71</w:t>
+              <w:t>1,75</w:t>
             </w:r>
           </w:p>
         </w:tc>
@@ -5518,7 +5518,7 @@
               <w:rPr>
                 <w:sz w:val="18"/>
               </w:rPr>
-              <w:t>0,127</w:t>
+              <w:t>0,130</w:t>
             </w:r>
           </w:p>
         </w:tc>
@@ -5705,7 +5705,7 @@
               <w:rPr>
                 <w:sz w:val="18"/>
               </w:rPr>
-              <w:t>7.965</w:t>
+              <w:t>7.967</w:t>
             </w:r>
           </w:p>
         </w:tc>
@@ -5723,7 +5723,7 @@
               <w:rPr>
                 <w:sz w:val="18"/>
               </w:rPr>
-              <w:t>13.236</w:t>
+              <w:t>13.274</w:t>
             </w:r>
           </w:p>
         </w:tc>
@@ -5779,7 +5779,7 @@
               <w:rPr>
                 <w:sz w:val="18"/>
               </w:rPr>
-              <w:t>627</w:t>
+              <w:t>625</w:t>
             </w:r>
           </w:p>
         </w:tc>
@@ -5797,7 +5797,7 @@
               <w:rPr>
                 <w:sz w:val="18"/>
               </w:rPr>
-              <w:t>4.564</w:t>
+              <w:t>4.510</w:t>
             </w:r>
           </w:p>
         </w:tc>
@@ -5853,7 +5853,7 @@
               <w:rPr>
                 <w:sz w:val="18"/>
               </w:rPr>
-              <w:t>7.339</w:t>
+              <w:t>7.342</w:t>
             </w:r>
           </w:p>
         </w:tc>
@@ -5871,7 +5871,7 @@
               <w:rPr>
                 <w:sz w:val="18"/>
               </w:rPr>
-              <w:t>8.672</w:t>
+              <w:t>8.764</w:t>
             </w:r>
           </w:p>
         </w:tc>
@@ -6001,7 +6001,7 @@
               <w:rPr>
                 <w:sz w:val="18"/>
               </w:rPr>
-              <w:t>2,28</w:t>
+              <w:t>2,29</w:t>
             </w:r>
           </w:p>
         </w:tc>
@@ -6019,7 +6019,7 @@
               <w:rPr>
                 <w:sz w:val="18"/>
               </w:rPr>
-              <w:t>1,33</w:t>
+              <w:t>1,34</w:t>
             </w:r>
           </w:p>
         </w:tc>
@@ -6093,7 +6093,7 @@
               <w:rPr>
                 <w:sz w:val="18"/>
               </w:rPr>
-              <w:t>0,20</w:t>
+              <w:t>0,21</w:t>
             </w:r>
           </w:p>
         </w:tc>
@@ -6179,7 +6179,7 @@
               <w:rPr>
                 <w:sz w:val="18"/>
               </w:rPr>
-              <w:t>0,081</w:t>
+              <w:t>0,084</w:t>
             </w:r>
           </w:p>
         </w:tc>

--- a/data/auditoria-pr-validacao/tabelas-artigo/tabelas-dispersao-percapita-pr.docx
+++ b/data/auditoria-pr-validacao/tabelas-artigo/tabelas-dispersao-percapita-pr.docx
@@ -275,7 +275,7 @@
               <w:rPr>
                 <w:sz w:val="18"/>
               </w:rPr>
-              <w:t>3.906</w:t>
+              <w:t>3.905</w:t>
             </w:r>
           </w:p>
         </w:tc>
@@ -293,7 +293,7 @@
               <w:rPr>
                 <w:sz w:val="18"/>
               </w:rPr>
-              <w:t>8.838</w:t>
+              <w:t>8.817</w:t>
             </w:r>
           </w:p>
         </w:tc>
@@ -385,7 +385,7 @@
               <w:rPr>
                 <w:sz w:val="18"/>
               </w:rPr>
-              <w:t>2.254</w:t>
+              <w:t>2.257</w:t>
             </w:r>
           </w:p>
         </w:tc>
@@ -403,7 +403,7 @@
               <w:rPr>
                 <w:sz w:val="18"/>
               </w:rPr>
-              <w:t>5.718</w:t>
+              <w:t>5.790</w:t>
             </w:r>
           </w:p>
         </w:tc>
@@ -495,7 +495,7 @@
               <w:rPr>
                 <w:sz w:val="18"/>
               </w:rPr>
-              <w:t>2.085</w:t>
+              <w:t>2.086</w:t>
             </w:r>
           </w:p>
         </w:tc>
@@ -513,7 +513,7 @@
               <w:rPr>
                 <w:sz w:val="18"/>
               </w:rPr>
-              <w:t>5.588</w:t>
+              <w:t>5.611</w:t>
             </w:r>
           </w:p>
         </w:tc>
@@ -623,7 +623,7 @@
               <w:rPr>
                 <w:sz w:val="18"/>
               </w:rPr>
-              <w:t>7.209</w:t>
+              <w:t>7.190</w:t>
             </w:r>
           </w:p>
         </w:tc>
@@ -715,7 +715,7 @@
               <w:rPr>
                 <w:sz w:val="18"/>
               </w:rPr>
-              <w:t>2.453</w:t>
+              <w:t>2.450</w:t>
             </w:r>
           </w:p>
         </w:tc>
@@ -733,7 +733,7 @@
               <w:rPr>
                 <w:sz w:val="18"/>
               </w:rPr>
-              <w:t>5.541</w:t>
+              <w:t>5.470</w:t>
             </w:r>
           </w:p>
         </w:tc>
@@ -825,7 +825,7 @@
               <w:rPr>
                 <w:sz w:val="18"/>
               </w:rPr>
-              <w:t>1.968</w:t>
+              <w:t>1.971</w:t>
             </w:r>
           </w:p>
         </w:tc>
@@ -843,7 +843,7 @@
               <w:rPr>
                 <w:sz w:val="18"/>
               </w:rPr>
-              <w:t>5.169</w:t>
+              <w:t>5.245</w:t>
             </w:r>
           </w:p>
         </w:tc>
@@ -953,7 +953,7 @@
               <w:rPr>
                 <w:sz w:val="18"/>
               </w:rPr>
-              <w:t>6.677</w:t>
+              <w:t>6.662</w:t>
             </w:r>
           </w:p>
         </w:tc>
@@ -1045,7 +1045,7 @@
               <w:rPr>
                 <w:sz w:val="18"/>
               </w:rPr>
-              <w:t>7.967</w:t>
+              <w:t>7.966</w:t>
             </w:r>
           </w:p>
         </w:tc>
@@ -1063,7 +1063,7 @@
               <w:rPr>
                 <w:sz w:val="18"/>
               </w:rPr>
-              <w:t>13.213</w:t>
+              <w:t>13.184</w:t>
             </w:r>
           </w:p>
         </w:tc>
@@ -1155,7 +1155,7 @@
               <w:rPr>
                 <w:sz w:val="18"/>
               </w:rPr>
-              <w:t>7.546</w:t>
+              <w:t>7.545</w:t>
             </w:r>
           </w:p>
         </w:tc>
@@ -1173,7 +1173,7 @@
               <w:rPr>
                 <w:sz w:val="18"/>
               </w:rPr>
-              <w:t>13.274</w:t>
+              <w:t>13.235</w:t>
             </w:r>
           </w:p>
         </w:tc>
@@ -1280,7 +1280,7 @@
               <w:rPr>
                 <w:sz w:val="18"/>
               </w:rPr>
-              <w:t>1.631</w:t>
+              <w:t>1.633</w:t>
             </w:r>
           </w:p>
         </w:tc>
@@ -1301,7 +1301,7 @@
               <w:rPr>
                 <w:sz w:val="18"/>
               </w:rPr>
-              <w:t>5.108</w:t>
+              <w:t>5.148</w:t>
             </w:r>
           </w:p>
         </w:tc>
@@ -1393,7 +1393,7 @@
               <w:rPr>
                 <w:sz w:val="18"/>
               </w:rPr>
-              <w:t>1.625</w:t>
+              <w:t>1.631</w:t>
             </w:r>
           </w:p>
         </w:tc>
@@ -1411,7 +1411,7 @@
               <w:rPr>
                 <w:sz w:val="18"/>
               </w:rPr>
-              <w:t>6.492</w:t>
+              <w:t>6.626</w:t>
             </w:r>
           </w:p>
         </w:tc>
@@ -1503,7 +1503,7 @@
               <w:rPr>
                 <w:sz w:val="18"/>
               </w:rPr>
-              <w:t>2.021</w:t>
+              <w:t>2.032</w:t>
             </w:r>
           </w:p>
         </w:tc>
@@ -1521,7 +1521,7 @@
               <w:rPr>
                 <w:sz w:val="18"/>
               </w:rPr>
-              <w:t>5.825</w:t>
+              <w:t>6.109</w:t>
             </w:r>
           </w:p>
         </w:tc>
@@ -1613,7 +1613,7 @@
               <w:rPr>
                 <w:sz w:val="18"/>
               </w:rPr>
-              <w:t>2.399</w:t>
+              <w:t>2.395</w:t>
             </w:r>
           </w:p>
         </w:tc>
@@ -1631,7 +1631,7 @@
               <w:rPr>
                 <w:sz w:val="18"/>
               </w:rPr>
-              <w:t>9.702</w:t>
+              <w:t>9.603</w:t>
             </w:r>
           </w:p>
         </w:tc>
@@ -1741,7 +1741,7 @@
               <w:rPr>
                 <w:sz w:val="18"/>
               </w:rPr>
-              <w:t>8.020</w:t>
+              <w:t>8.013</w:t>
             </w:r>
           </w:p>
         </w:tc>
@@ -1833,7 +1833,7 @@
               <w:rPr>
                 <w:sz w:val="18"/>
               </w:rPr>
-              <w:t>1.697</w:t>
+              <w:t>1.694</w:t>
             </w:r>
           </w:p>
         </w:tc>
@@ -1851,7 +1851,7 @@
               <w:rPr>
                 <w:sz w:val="18"/>
               </w:rPr>
-              <w:t>6.191</w:t>
+              <w:t>6.114</w:t>
             </w:r>
           </w:p>
         </w:tc>
@@ -1943,7 +1943,7 @@
               <w:rPr>
                 <w:sz w:val="18"/>
               </w:rPr>
-              <w:t>1.836</w:t>
+              <w:t>1.839</w:t>
             </w:r>
           </w:p>
         </w:tc>
@@ -1961,7 +1961,7 @@
               <w:rPr>
                 <w:sz w:val="18"/>
               </w:rPr>
-              <w:t>6.364</w:t>
+              <w:t>6.455</w:t>
             </w:r>
           </w:p>
         </w:tc>
@@ -2071,7 +2071,7 @@
               <w:rPr>
                 <w:sz w:val="18"/>
               </w:rPr>
-              <w:t>9.374</w:t>
+              <w:t>9.377</w:t>
             </w:r>
           </w:p>
         </w:tc>
@@ -2163,7 +2163,7 @@
               <w:rPr>
                 <w:sz w:val="18"/>
               </w:rPr>
-              <w:t>1.221</w:t>
+              <w:t>1.218</w:t>
             </w:r>
           </w:p>
         </w:tc>
@@ -2181,7 +2181,7 @@
               <w:rPr>
                 <w:sz w:val="18"/>
               </w:rPr>
-              <w:t>6.426</w:t>
+              <w:t>6.362</w:t>
             </w:r>
           </w:p>
         </w:tc>
@@ -2273,7 +2273,7 @@
               <w:rPr>
                 <w:sz w:val="18"/>
               </w:rPr>
-              <w:t>2.646</w:t>
+              <w:t>2.632</w:t>
             </w:r>
           </w:p>
         </w:tc>
@@ -2291,7 +2291,7 @@
               <w:rPr>
                 <w:sz w:val="18"/>
               </w:rPr>
-              <w:t>10.263</w:t>
+              <w:t>9.906</w:t>
             </w:r>
           </w:p>
         </w:tc>
@@ -2398,7 +2398,7 @@
               <w:rPr>
                 <w:sz w:val="18"/>
               </w:rPr>
-              <w:t>2.755</w:t>
+              <w:t>2.769</w:t>
             </w:r>
           </w:p>
         </w:tc>
@@ -2419,7 +2419,7 @@
               <w:rPr>
                 <w:sz w:val="18"/>
               </w:rPr>
-              <w:t>8.528</w:t>
+              <w:t>8.904</w:t>
             </w:r>
           </w:p>
         </w:tc>
@@ -2698,7 +2698,7 @@
               <w:rPr>
                 <w:sz w:val="18"/>
               </w:rPr>
-              <w:t>7.546</w:t>
+              <w:t>7.545</w:t>
             </w:r>
           </w:p>
         </w:tc>
@@ -2716,7 +2716,7 @@
               <w:rPr>
                 <w:sz w:val="18"/>
               </w:rPr>
-              <w:t>13.274</w:t>
+              <w:t>13.235</w:t>
             </w:r>
           </w:p>
         </w:tc>
@@ -2808,7 +2808,7 @@
               <w:rPr>
                 <w:sz w:val="18"/>
               </w:rPr>
-              <w:t>7.967</w:t>
+              <w:t>7.966</w:t>
             </w:r>
           </w:p>
         </w:tc>
@@ -2826,7 +2826,7 @@
               <w:rPr>
                 <w:sz w:val="18"/>
               </w:rPr>
-              <w:t>13.213</w:t>
+              <w:t>13.184</w:t>
             </w:r>
           </w:p>
         </w:tc>
@@ -2918,7 +2918,7 @@
               <w:rPr>
                 <w:sz w:val="18"/>
               </w:rPr>
-              <w:t>7.434</w:t>
+              <w:t>7.433</w:t>
             </w:r>
           </w:p>
         </w:tc>
@@ -2936,7 +2936,7 @@
               <w:rPr>
                 <w:sz w:val="18"/>
               </w:rPr>
-              <w:t>13.032</w:t>
+              <w:t>13.016</w:t>
             </w:r>
           </w:p>
         </w:tc>
@@ -3028,7 +3028,7 @@
               <w:rPr>
                 <w:sz w:val="18"/>
               </w:rPr>
-              <w:t>5.341</w:t>
+              <w:t>5.340</w:t>
             </w:r>
           </w:p>
         </w:tc>
@@ -3046,7 +3046,7 @@
               <w:rPr>
                 <w:sz w:val="18"/>
               </w:rPr>
-              <w:t>11.866</w:t>
+              <w:t>11.861</w:t>
             </w:r>
           </w:p>
         </w:tc>
@@ -3138,7 +3138,7 @@
               <w:rPr>
                 <w:sz w:val="18"/>
               </w:rPr>
-              <w:t>6.501</w:t>
+              <w:t>6.500</w:t>
             </w:r>
           </w:p>
         </w:tc>
@@ -3156,7 +3156,7 @@
               <w:rPr>
                 <w:sz w:val="18"/>
               </w:rPr>
-              <w:t>13.060</w:t>
+              <w:t>13.033</w:t>
             </w:r>
           </w:p>
         </w:tc>
@@ -3266,7 +3266,7 @@
               <w:rPr>
                 <w:sz w:val="18"/>
               </w:rPr>
-              <w:t>10.483</w:t>
+              <w:t>10.449</w:t>
             </w:r>
           </w:p>
         </w:tc>
@@ -3358,7 +3358,7 @@
               <w:rPr>
                 <w:sz w:val="18"/>
               </w:rPr>
-              <w:t>5.602</w:t>
+              <w:t>5.601</w:t>
             </w:r>
           </w:p>
         </w:tc>
@@ -3376,7 +3376,7 @@
               <w:rPr>
                 <w:sz w:val="18"/>
               </w:rPr>
-              <w:t>12.674</w:t>
+              <w:t>12.639</w:t>
             </w:r>
           </w:p>
         </w:tc>
@@ -3468,7 +3468,7 @@
               <w:rPr>
                 <w:sz w:val="18"/>
               </w:rPr>
-              <w:t>8.226</w:t>
+              <w:t>8.225</w:t>
             </w:r>
           </w:p>
         </w:tc>
@@ -3486,7 +3486,7 @@
               <w:rPr>
                 <w:sz w:val="18"/>
               </w:rPr>
-              <w:t>13.229</w:t>
+              <w:t>13.193</w:t>
             </w:r>
           </w:p>
         </w:tc>
@@ -3596,7 +3596,7 @@
               <w:rPr>
                 <w:sz w:val="18"/>
               </w:rPr>
-              <w:t>10.703</w:t>
+              <w:t>10.639</w:t>
             </w:r>
           </w:p>
         </w:tc>
@@ -3724,7 +3724,7 @@
               <w:rPr>
                 <w:sz w:val="18"/>
               </w:rPr>
-              <w:t>10.846</w:t>
+              <w:t>10.809</w:t>
             </w:r>
           </w:p>
         </w:tc>
@@ -3816,7 +3816,7 @@
               <w:rPr>
                 <w:sz w:val="18"/>
               </w:rPr>
-              <w:t>1.188</w:t>
+              <w:t>1.186</w:t>
             </w:r>
           </w:p>
         </w:tc>
@@ -3834,7 +3834,7 @@
               <w:rPr>
                 <w:sz w:val="18"/>
               </w:rPr>
-              <w:t>5.584</w:t>
+              <w:t>5.533</w:t>
             </w:r>
           </w:p>
         </w:tc>
@@ -3926,7 +3926,7 @@
               <w:rPr>
                 <w:sz w:val="18"/>
               </w:rPr>
-              <w:t>942</w:t>
+              <w:t>943</w:t>
             </w:r>
           </w:p>
         </w:tc>
@@ -3944,7 +3944,7 @@
               <w:rPr>
                 <w:sz w:val="18"/>
               </w:rPr>
-              <w:t>4.805</w:t>
+              <w:t>4.814</w:t>
             </w:r>
           </w:p>
         </w:tc>
@@ -4036,7 +4036,7 @@
               <w:rPr>
                 <w:sz w:val="18"/>
               </w:rPr>
-              <w:t>1.082</w:t>
+              <w:t>1.089</w:t>
             </w:r>
           </w:p>
         </w:tc>
@@ -4054,7 +4054,7 @@
               <w:rPr>
                 <w:sz w:val="18"/>
               </w:rPr>
-              <w:t>5.469</w:t>
+              <w:t>5.646</w:t>
             </w:r>
           </w:p>
         </w:tc>
@@ -4146,7 +4146,7 @@
               <w:rPr>
                 <w:sz w:val="18"/>
               </w:rPr>
-              <w:t>792</w:t>
+              <w:t>791</w:t>
             </w:r>
           </w:p>
         </w:tc>
@@ -4164,7 +4164,7 @@
               <w:rPr>
                 <w:sz w:val="18"/>
               </w:rPr>
-              <w:t>5.128</w:t>
+              <w:t>5.105</w:t>
             </w:r>
           </w:p>
         </w:tc>
@@ -4256,7 +4256,7 @@
               <w:rPr>
                 <w:sz w:val="18"/>
               </w:rPr>
-              <w:t>854</w:t>
+              <w:t>855</w:t>
             </w:r>
           </w:p>
         </w:tc>
@@ -4274,7 +4274,7 @@
               <w:rPr>
                 <w:sz w:val="18"/>
               </w:rPr>
-              <w:t>4.510</w:t>
+              <w:t>4.539</w:t>
             </w:r>
           </w:p>
         </w:tc>
@@ -4366,7 +4366,7 @@
               <w:rPr>
                 <w:sz w:val="18"/>
               </w:rPr>
-              <w:t>759</w:t>
+              <w:t>761</w:t>
             </w:r>
           </w:p>
         </w:tc>
@@ -4384,7 +4384,7 @@
               <w:rPr>
                 <w:sz w:val="18"/>
               </w:rPr>
-              <w:t>4.690</w:t>
+              <w:t>4.752</w:t>
             </w:r>
           </w:p>
         </w:tc>
@@ -4476,7 +4476,7 @@
               <w:rPr>
                 <w:sz w:val="18"/>
               </w:rPr>
-              <w:t>1.573</w:t>
+              <w:t>1.575</w:t>
             </w:r>
           </w:p>
         </w:tc>
@@ -4494,7 +4494,7 @@
               <w:rPr>
                 <w:sz w:val="18"/>
               </w:rPr>
-              <w:t>5.315</w:t>
+              <w:t>5.374</w:t>
             </w:r>
           </w:p>
         </w:tc>
@@ -4586,7 +4586,7 @@
               <w:rPr>
                 <w:sz w:val="18"/>
               </w:rPr>
-              <w:t>723</w:t>
+              <w:t>722</w:t>
             </w:r>
           </w:p>
         </w:tc>
@@ -4604,7 +4604,7 @@
               <w:rPr>
                 <w:sz w:val="18"/>
               </w:rPr>
-              <w:t>4.896</w:t>
+              <w:t>4.886</w:t>
             </w:r>
           </w:p>
         </w:tc>
@@ -4696,7 +4696,7 @@
               <w:rPr>
                 <w:sz w:val="18"/>
               </w:rPr>
-              <w:t>722</w:t>
+              <w:t>723</w:t>
             </w:r>
           </w:p>
         </w:tc>
@@ -4714,7 +4714,7 @@
               <w:rPr>
                 <w:sz w:val="18"/>
               </w:rPr>
-              <w:t>4.624</w:t>
+              <w:t>4.652</w:t>
             </w:r>
           </w:p>
         </w:tc>
@@ -4821,7 +4821,7 @@
               <w:rPr>
                 <w:sz w:val="18"/>
               </w:rPr>
-              <w:t>625</w:t>
+              <w:t>624</w:t>
             </w:r>
           </w:p>
         </w:tc>
@@ -4842,7 +4842,7 @@
               <w:rPr>
                 <w:sz w:val="18"/>
               </w:rPr>
-              <w:t>4.541</w:t>
+              <w:t>4.520</w:t>
             </w:r>
           </w:p>
         </w:tc>
@@ -5044,7 +5044,7 @@
               <w:rPr>
                 <w:sz w:val="18"/>
               </w:rPr>
-              <w:t>8.226</w:t>
+              <w:t>8.225</w:t>
             </w:r>
           </w:p>
         </w:tc>
@@ -5062,7 +5062,7 @@
               <w:rPr>
                 <w:sz w:val="18"/>
               </w:rPr>
-              <w:t>13.274</w:t>
+              <w:t>13.235</w:t>
             </w:r>
           </w:p>
         </w:tc>
@@ -5118,7 +5118,7 @@
               <w:rPr>
                 <w:sz w:val="18"/>
               </w:rPr>
-              <w:t>625</w:t>
+              <w:t>624</w:t>
             </w:r>
           </w:p>
         </w:tc>
@@ -5136,7 +5136,7 @@
               <w:rPr>
                 <w:sz w:val="18"/>
               </w:rPr>
-              <w:t>4.510</w:t>
+              <w:t>4.520</w:t>
             </w:r>
           </w:p>
         </w:tc>
@@ -5210,7 +5210,7 @@
               <w:rPr>
                 <w:sz w:val="18"/>
               </w:rPr>
-              <w:t>8.764</w:t>
+              <w:t>8.715</w:t>
             </w:r>
           </w:p>
         </w:tc>
@@ -5358,7 +5358,7 @@
               <w:rPr>
                 <w:sz w:val="18"/>
               </w:rPr>
-              <w:t>1,75</w:t>
+              <w:t>1,74</w:t>
             </w:r>
           </w:p>
         </w:tc>
@@ -5414,7 +5414,7 @@
               <w:rPr>
                 <w:sz w:val="18"/>
               </w:rPr>
-              <w:t>0,46</w:t>
+              <w:t>0,45</w:t>
             </w:r>
           </w:p>
         </w:tc>
@@ -5518,7 +5518,7 @@
               <w:rPr>
                 <w:sz w:val="18"/>
               </w:rPr>
-              <w:t>0,130</w:t>
+              <w:t>0,129</w:t>
             </w:r>
           </w:p>
         </w:tc>
@@ -5705,7 +5705,7 @@
               <w:rPr>
                 <w:sz w:val="18"/>
               </w:rPr>
-              <w:t>7.967</w:t>
+              <w:t>7.966</w:t>
             </w:r>
           </w:p>
         </w:tc>
@@ -5723,7 +5723,7 @@
               <w:rPr>
                 <w:sz w:val="18"/>
               </w:rPr>
-              <w:t>13.274</w:t>
+              <w:t>13.235</w:t>
             </w:r>
           </w:p>
         </w:tc>
@@ -5779,7 +5779,7 @@
               <w:rPr>
                 <w:sz w:val="18"/>
               </w:rPr>
-              <w:t>625</w:t>
+              <w:t>624</w:t>
             </w:r>
           </w:p>
         </w:tc>
@@ -5797,7 +5797,7 @@
               <w:rPr>
                 <w:sz w:val="18"/>
               </w:rPr>
-              <w:t>4.510</w:t>
+              <w:t>4.520</w:t>
             </w:r>
           </w:p>
         </w:tc>
@@ -5871,7 +5871,7 @@
               <w:rPr>
                 <w:sz w:val="18"/>
               </w:rPr>
-              <w:t>8.764</w:t>
+              <w:t>8.715</w:t>
             </w:r>
           </w:p>
         </w:tc>
@@ -5927,7 +5927,7 @@
               <w:rPr>
                 <w:sz w:val="18"/>
               </w:rPr>
-              <w:t>12,7</w:t>
+              <w:t>12,8</w:t>
             </w:r>
           </w:p>
         </w:tc>
@@ -6001,7 +6001,7 @@
               <w:rPr>
                 <w:sz w:val="18"/>
               </w:rPr>
-              <w:t>2,29</w:t>
+              <w:t>2,28</w:t>
             </w:r>
           </w:p>
         </w:tc>
@@ -6019,7 +6019,7 @@
               <w:rPr>
                 <w:sz w:val="18"/>
               </w:rPr>
-              <w:t>1,34</w:t>
+              <w:t>1,33</w:t>
             </w:r>
           </w:p>
         </w:tc>
@@ -6093,7 +6093,7 @@
               <w:rPr>
                 <w:sz w:val="18"/>
               </w:rPr>
-              <w:t>0,21</w:t>
+              <w:t>0,20</w:t>
             </w:r>
           </w:p>
         </w:tc>
@@ -6179,7 +6179,7 @@
               <w:rPr>
                 <w:sz w:val="18"/>
               </w:rPr>
-              <w:t>0,084</w:t>
+              <w:t>0,083</w:t>
             </w:r>
           </w:p>
         </w:tc>

--- a/data/auditoria-pr-validacao/tabelas-artigo/tabelas-dispersao-percapita-pr.docx
+++ b/data/auditoria-pr-validacao/tabelas-artigo/tabelas-dispersao-percapita-pr.docx
@@ -275,7 +275,7 @@
               <w:rPr>
                 <w:sz w:val="18"/>
               </w:rPr>
-              <w:t>3.905</w:t>
+              <w:t>3.996</w:t>
             </w:r>
           </w:p>
         </w:tc>
@@ -293,7 +293,7 @@
               <w:rPr>
                 <w:sz w:val="18"/>
               </w:rPr>
-              <w:t>8.817</w:t>
+              <w:t>9.180</w:t>
             </w:r>
           </w:p>
         </w:tc>
@@ -385,7 +385,7 @@
               <w:rPr>
                 <w:sz w:val="18"/>
               </w:rPr>
-              <w:t>2.257</w:t>
+              <w:t>2.290</w:t>
             </w:r>
           </w:p>
         </w:tc>
@@ -403,7 +403,7 @@
               <w:rPr>
                 <w:sz w:val="18"/>
               </w:rPr>
-              <w:t>5.790</w:t>
+              <w:t>6.193</w:t>
             </w:r>
           </w:p>
         </w:tc>
@@ -495,7 +495,7 @@
               <w:rPr>
                 <w:sz w:val="18"/>
               </w:rPr>
-              <w:t>2.086</w:t>
+              <w:t>2.117</w:t>
             </w:r>
           </w:p>
         </w:tc>
@@ -513,7 +513,7 @@
               <w:rPr>
                 <w:sz w:val="18"/>
               </w:rPr>
-              <w:t>5.611</w:t>
+              <w:t>5.997</w:t>
             </w:r>
           </w:p>
         </w:tc>
@@ -605,7 +605,7 @@
               <w:rPr>
                 <w:sz w:val="18"/>
               </w:rPr>
-              <w:t>3.217</w:t>
+              <w:t>3.194</w:t>
             </w:r>
           </w:p>
         </w:tc>
@@ -623,7 +623,7 @@
               <w:rPr>
                 <w:sz w:val="18"/>
               </w:rPr>
-              <w:t>7.190</w:t>
+              <w:t>7.230</w:t>
             </w:r>
           </w:p>
         </w:tc>
@@ -715,7 +715,7 @@
               <w:rPr>
                 <w:sz w:val="18"/>
               </w:rPr>
-              <w:t>2.450</w:t>
+              <w:t>2.486</w:t>
             </w:r>
           </w:p>
         </w:tc>
@@ -733,7 +733,7 @@
               <w:rPr>
                 <w:sz w:val="18"/>
               </w:rPr>
-              <w:t>5.470</w:t>
+              <w:t>5.811</w:t>
             </w:r>
           </w:p>
         </w:tc>
@@ -825,7 +825,7 @@
               <w:rPr>
                 <w:sz w:val="18"/>
               </w:rPr>
-              <w:t>1.971</w:t>
+              <w:t>2.010</w:t>
             </w:r>
           </w:p>
         </w:tc>
@@ -843,7 +843,7 @@
               <w:rPr>
                 <w:sz w:val="18"/>
               </w:rPr>
-              <w:t>5.245</w:t>
+              <w:t>5.610</w:t>
             </w:r>
           </w:p>
         </w:tc>
@@ -935,7 +935,7 @@
               <w:rPr>
                 <w:sz w:val="18"/>
               </w:rPr>
-              <w:t>3.008</w:t>
+              <w:t>3.072</w:t>
             </w:r>
           </w:p>
         </w:tc>
@@ -953,7 +953,7 @@
               <w:rPr>
                 <w:sz w:val="18"/>
               </w:rPr>
-              <w:t>6.662</w:t>
+              <w:t>6.887</w:t>
             </w:r>
           </w:p>
         </w:tc>
@@ -1045,7 +1045,7 @@
               <w:rPr>
                 <w:sz w:val="18"/>
               </w:rPr>
-              <w:t>7.966</w:t>
+              <w:t>7.866</w:t>
             </w:r>
           </w:p>
         </w:tc>
@@ -1063,7 +1063,7 @@
               <w:rPr>
                 <w:sz w:val="18"/>
               </w:rPr>
-              <w:t>13.184</w:t>
+              <w:t>13.523</w:t>
             </w:r>
           </w:p>
         </w:tc>
@@ -1155,7 +1155,7 @@
               <w:rPr>
                 <w:sz w:val="18"/>
               </w:rPr>
-              <w:t>7.545</w:t>
+              <w:t>7.512</w:t>
             </w:r>
           </w:p>
         </w:tc>
@@ -1173,7 +1173,7 @@
               <w:rPr>
                 <w:sz w:val="18"/>
               </w:rPr>
-              <w:t>13.235</w:t>
+              <w:t>13.597</w:t>
             </w:r>
           </w:p>
         </w:tc>
@@ -1280,7 +1280,7 @@
               <w:rPr>
                 <w:sz w:val="18"/>
               </w:rPr>
-              <w:t>1.633</w:t>
+              <w:t>1.663</w:t>
             </w:r>
           </w:p>
         </w:tc>
@@ -1301,7 +1301,7 @@
               <w:rPr>
                 <w:sz w:val="18"/>
               </w:rPr>
-              <w:t>5.148</w:t>
+              <w:t>5.520</w:t>
             </w:r>
           </w:p>
         </w:tc>
@@ -1393,7 +1393,7 @@
               <w:rPr>
                 <w:sz w:val="18"/>
               </w:rPr>
-              <w:t>1.631</w:t>
+              <w:t>1.648</w:t>
             </w:r>
           </w:p>
         </w:tc>
@@ -1411,7 +1411,7 @@
               <w:rPr>
                 <w:sz w:val="18"/>
               </w:rPr>
-              <w:t>6.626</w:t>
+              <w:t>7.016</w:t>
             </w:r>
           </w:p>
         </w:tc>
@@ -1503,7 +1503,7 @@
               <w:rPr>
                 <w:sz w:val="18"/>
               </w:rPr>
-              <w:t>2.032</w:t>
+              <w:t>2.053</w:t>
             </w:r>
           </w:p>
         </w:tc>
@@ -1521,7 +1521,7 @@
               <w:rPr>
                 <w:sz w:val="18"/>
               </w:rPr>
-              <w:t>6.109</w:t>
+              <w:t>6.513</w:t>
             </w:r>
           </w:p>
         </w:tc>
@@ -1613,7 +1613,7 @@
               <w:rPr>
                 <w:sz w:val="18"/>
               </w:rPr>
-              <w:t>2.395</w:t>
+              <w:t>2.414</w:t>
             </w:r>
           </w:p>
         </w:tc>
@@ -1631,7 +1631,7 @@
               <w:rPr>
                 <w:sz w:val="18"/>
               </w:rPr>
-              <w:t>9.603</w:t>
+              <w:t>10.107</w:t>
             </w:r>
           </w:p>
         </w:tc>
@@ -1723,7 +1723,7 @@
               <w:rPr>
                 <w:sz w:val="18"/>
               </w:rPr>
-              <w:t>2.740</w:t>
+              <w:t>2.746</w:t>
             </w:r>
           </w:p>
         </w:tc>
@@ -1741,7 +1741,7 @@
               <w:rPr>
                 <w:sz w:val="18"/>
               </w:rPr>
-              <w:t>8.013</w:t>
+              <w:t>8.450</w:t>
             </w:r>
           </w:p>
         </w:tc>
@@ -1833,7 +1833,7 @@
               <w:rPr>
                 <w:sz w:val="18"/>
               </w:rPr>
-              <w:t>1.694</w:t>
+              <w:t>1.695</w:t>
             </w:r>
           </w:p>
         </w:tc>
@@ -1851,7 +1851,7 @@
               <w:rPr>
                 <w:sz w:val="18"/>
               </w:rPr>
-              <w:t>6.114</w:t>
+              <w:t>6.494</w:t>
             </w:r>
           </w:p>
         </w:tc>
@@ -1943,7 +1943,7 @@
               <w:rPr>
                 <w:sz w:val="18"/>
               </w:rPr>
-              <w:t>1.839</w:t>
+              <w:t>1.877</w:t>
             </w:r>
           </w:p>
         </w:tc>
@@ -1961,7 +1961,7 @@
               <w:rPr>
                 <w:sz w:val="18"/>
               </w:rPr>
-              <w:t>6.455</w:t>
+              <w:t>6.857</w:t>
             </w:r>
           </w:p>
         </w:tc>
@@ -2053,7 +2053,7 @@
               <w:rPr>
                 <w:sz w:val="18"/>
               </w:rPr>
-              <w:t>4.235</w:t>
+              <w:t>4.201</w:t>
             </w:r>
           </w:p>
         </w:tc>
@@ -2071,7 +2071,7 @@
               <w:rPr>
                 <w:sz w:val="18"/>
               </w:rPr>
-              <w:t>9.377</w:t>
+              <w:t>9.398</w:t>
             </w:r>
           </w:p>
         </w:tc>
@@ -2163,7 +2163,7 @@
               <w:rPr>
                 <w:sz w:val="18"/>
               </w:rPr>
-              <w:t>1.218</w:t>
+              <w:t>1.239</w:t>
             </w:r>
           </w:p>
         </w:tc>
@@ -2181,7 +2181,7 @@
               <w:rPr>
                 <w:sz w:val="18"/>
               </w:rPr>
-              <w:t>6.362</w:t>
+              <w:t>6.766</w:t>
             </w:r>
           </w:p>
         </w:tc>
@@ -2273,7 +2273,7 @@
               <w:rPr>
                 <w:sz w:val="18"/>
               </w:rPr>
-              <w:t>2.632</w:t>
+              <w:t>2.661</w:t>
             </w:r>
           </w:p>
         </w:tc>
@@ -2291,7 +2291,7 @@
               <w:rPr>
                 <w:sz w:val="18"/>
               </w:rPr>
-              <w:t>9.906</w:t>
+              <w:t>10.460</w:t>
             </w:r>
           </w:p>
         </w:tc>
@@ -2419,7 +2419,7 @@
               <w:rPr>
                 <w:sz w:val="18"/>
               </w:rPr>
-              <w:t>8.904</w:t>
+              <w:t>9.396</w:t>
             </w:r>
           </w:p>
         </w:tc>
@@ -2698,7 +2698,7 @@
               <w:rPr>
                 <w:sz w:val="18"/>
               </w:rPr>
-              <w:t>7.545</w:t>
+              <w:t>7.512</w:t>
             </w:r>
           </w:p>
         </w:tc>
@@ -2716,7 +2716,7 @@
               <w:rPr>
                 <w:sz w:val="18"/>
               </w:rPr>
-              <w:t>13.235</w:t>
+              <w:t>13.597</w:t>
             </w:r>
           </w:p>
         </w:tc>
@@ -2808,7 +2808,7 @@
               <w:rPr>
                 <w:sz w:val="18"/>
               </w:rPr>
-              <w:t>7.966</w:t>
+              <w:t>7.866</w:t>
             </w:r>
           </w:p>
         </w:tc>
@@ -2826,7 +2826,7 @@
               <w:rPr>
                 <w:sz w:val="18"/>
               </w:rPr>
-              <w:t>13.184</w:t>
+              <w:t>13.523</w:t>
             </w:r>
           </w:p>
         </w:tc>
@@ -2918,7 +2918,7 @@
               <w:rPr>
                 <w:sz w:val="18"/>
               </w:rPr>
-              <w:t>7.433</w:t>
+              <w:t>7.390</w:t>
             </w:r>
           </w:p>
         </w:tc>
@@ -2936,7 +2936,7 @@
               <w:rPr>
                 <w:sz w:val="18"/>
               </w:rPr>
-              <w:t>13.016</w:t>
+              <w:t>13.314</w:t>
             </w:r>
           </w:p>
         </w:tc>
@@ -3028,7 +3028,7 @@
               <w:rPr>
                 <w:sz w:val="18"/>
               </w:rPr>
-              <w:t>5.340</w:t>
+              <w:t>5.469</w:t>
             </w:r>
           </w:p>
         </w:tc>
@@ -3046,7 +3046,7 @@
               <w:rPr>
                 <w:sz w:val="18"/>
               </w:rPr>
-              <w:t>11.861</w:t>
+              <w:t>12.318</w:t>
             </w:r>
           </w:p>
         </w:tc>
@@ -3138,7 +3138,7 @@
               <w:rPr>
                 <w:sz w:val="18"/>
               </w:rPr>
-              <w:t>6.500</w:t>
+              <w:t>6.481</w:t>
             </w:r>
           </w:p>
         </w:tc>
@@ -3156,7 +3156,7 @@
               <w:rPr>
                 <w:sz w:val="18"/>
               </w:rPr>
-              <w:t>13.033</w:t>
+              <w:t>13.352</w:t>
             </w:r>
           </w:p>
         </w:tc>
@@ -3248,7 +3248,7 @@
               <w:rPr>
                 <w:sz w:val="18"/>
               </w:rPr>
-              <w:t>4.702</w:t>
+              <w:t>4.849</w:t>
             </w:r>
           </w:p>
         </w:tc>
@@ -3266,7 +3266,7 @@
               <w:rPr>
                 <w:sz w:val="18"/>
               </w:rPr>
-              <w:t>10.449</w:t>
+              <w:t>10.931</w:t>
             </w:r>
           </w:p>
         </w:tc>
@@ -3358,7 +3358,7 @@
               <w:rPr>
                 <w:sz w:val="18"/>
               </w:rPr>
-              <w:t>5.601</w:t>
+              <w:t>5.550</w:t>
             </w:r>
           </w:p>
         </w:tc>
@@ -3376,7 +3376,7 @@
               <w:rPr>
                 <w:sz w:val="18"/>
               </w:rPr>
-              <w:t>12.639</w:t>
+              <w:t>12.731</w:t>
             </w:r>
           </w:p>
         </w:tc>
@@ -3468,7 +3468,7 @@
               <w:rPr>
                 <w:sz w:val="18"/>
               </w:rPr>
-              <w:t>8.225</w:t>
+              <w:t>7.845</w:t>
             </w:r>
           </w:p>
         </w:tc>
@@ -3486,7 +3486,7 @@
               <w:rPr>
                 <w:sz w:val="18"/>
               </w:rPr>
-              <w:t>13.193</w:t>
+              <w:t>13.509</w:t>
             </w:r>
           </w:p>
         </w:tc>
@@ -3578,7 +3578,7 @@
               <w:rPr>
                 <w:sz w:val="18"/>
               </w:rPr>
-              <w:t>4.813</w:t>
+              <w:t>4.822</w:t>
             </w:r>
           </w:p>
         </w:tc>
@@ -3596,7 +3596,7 @@
               <w:rPr>
                 <w:sz w:val="18"/>
               </w:rPr>
-              <w:t>10.639</w:t>
+              <w:t>10.778</w:t>
             </w:r>
           </w:p>
         </w:tc>
@@ -3724,7 +3724,7 @@
               <w:rPr>
                 <w:sz w:val="18"/>
               </w:rPr>
-              <w:t>10.809</w:t>
+              <w:t>10.957</w:t>
             </w:r>
           </w:p>
         </w:tc>
@@ -3816,7 +3816,7 @@
               <w:rPr>
                 <w:sz w:val="18"/>
               </w:rPr>
-              <w:t>1.186</w:t>
+              <w:t>1.197</w:t>
             </w:r>
           </w:p>
         </w:tc>
@@ -3834,7 +3834,7 @@
               <w:rPr>
                 <w:sz w:val="18"/>
               </w:rPr>
-              <w:t>5.533</w:t>
+              <w:t>5.904</w:t>
             </w:r>
           </w:p>
         </w:tc>
@@ -3926,7 +3926,7 @@
               <w:rPr>
                 <w:sz w:val="18"/>
               </w:rPr>
-              <w:t>943</w:t>
+              <w:t>972</w:t>
             </w:r>
           </w:p>
         </w:tc>
@@ -3944,7 +3944,7 @@
               <w:rPr>
                 <w:sz w:val="18"/>
               </w:rPr>
-              <w:t>4.814</w:t>
+              <w:t>5.152</w:t>
             </w:r>
           </w:p>
         </w:tc>
@@ -4036,7 +4036,7 @@
               <w:rPr>
                 <w:sz w:val="18"/>
               </w:rPr>
-              <w:t>1.089</w:t>
+              <w:t>1.094</w:t>
             </w:r>
           </w:p>
         </w:tc>
@@ -4054,7 +4054,7 @@
               <w:rPr>
                 <w:sz w:val="18"/>
               </w:rPr>
-              <w:t>5.646</w:t>
+              <w:t>6.022</w:t>
             </w:r>
           </w:p>
         </w:tc>
@@ -4146,7 +4146,7 @@
               <w:rPr>
                 <w:sz w:val="18"/>
               </w:rPr>
-              <w:t>791</w:t>
+              <w:t>829</w:t>
             </w:r>
           </w:p>
         </w:tc>
@@ -4164,7 +4164,7 @@
               <w:rPr>
                 <w:sz w:val="18"/>
               </w:rPr>
-              <w:t>5.105</w:t>
+              <w:t>5.461</w:t>
             </w:r>
           </w:p>
         </w:tc>
@@ -4256,7 +4256,7 @@
               <w:rPr>
                 <w:sz w:val="18"/>
               </w:rPr>
-              <w:t>855</w:t>
+              <w:t>879</w:t>
             </w:r>
           </w:p>
         </w:tc>
@@ -4274,7 +4274,7 @@
               <w:rPr>
                 <w:sz w:val="18"/>
               </w:rPr>
-              <w:t>4.539</w:t>
+              <w:t>4.878</w:t>
             </w:r>
           </w:p>
         </w:tc>
@@ -4366,7 +4366,7 @@
               <w:rPr>
                 <w:sz w:val="18"/>
               </w:rPr>
-              <w:t>761</w:t>
+              <w:t>785</w:t>
             </w:r>
           </w:p>
         </w:tc>
@@ -4384,7 +4384,7 @@
               <w:rPr>
                 <w:sz w:val="18"/>
               </w:rPr>
-              <w:t>4.752</w:t>
+              <w:t>5.094</w:t>
             </w:r>
           </w:p>
         </w:tc>
@@ -4476,7 +4476,7 @@
               <w:rPr>
                 <w:sz w:val="18"/>
               </w:rPr>
-              <w:t>1.575</w:t>
+              <w:t>1.497</w:t>
             </w:r>
           </w:p>
         </w:tc>
@@ -4494,7 +4494,7 @@
               <w:rPr>
                 <w:sz w:val="18"/>
               </w:rPr>
-              <w:t>5.374</w:t>
+              <w:t>5.723</w:t>
             </w:r>
           </w:p>
         </w:tc>
@@ -4586,7 +4586,7 @@
               <w:rPr>
                 <w:sz w:val="18"/>
               </w:rPr>
-              <w:t>722</w:t>
+              <w:t>747</w:t>
             </w:r>
           </w:p>
         </w:tc>
@@ -4604,7 +4604,7 @@
               <w:rPr>
                 <w:sz w:val="18"/>
               </w:rPr>
-              <w:t>4.886</w:t>
+              <w:t>5.212</w:t>
             </w:r>
           </w:p>
         </w:tc>
@@ -4696,7 +4696,7 @@
               <w:rPr>
                 <w:sz w:val="18"/>
               </w:rPr>
-              <w:t>723</w:t>
+              <w:t>743</w:t>
             </w:r>
           </w:p>
         </w:tc>
@@ -4714,7 +4714,7 @@
               <w:rPr>
                 <w:sz w:val="18"/>
               </w:rPr>
-              <w:t>4.652</w:t>
+              <w:t>4.984</w:t>
             </w:r>
           </w:p>
         </w:tc>
@@ -4821,7 +4821,7 @@
               <w:rPr>
                 <w:sz w:val="18"/>
               </w:rPr>
-              <w:t>624</w:t>
+              <w:t>646</w:t>
             </w:r>
           </w:p>
         </w:tc>
@@ -4842,7 +4842,7 @@
               <w:rPr>
                 <w:sz w:val="18"/>
               </w:rPr>
-              <w:t>4.520</w:t>
+              <w:t>4.858</w:t>
             </w:r>
           </w:p>
         </w:tc>
@@ -5044,7 +5044,7 @@
               <w:rPr>
                 <w:sz w:val="18"/>
               </w:rPr>
-              <w:t>8.225</w:t>
+              <w:t>7.866</w:t>
             </w:r>
           </w:p>
         </w:tc>
@@ -5062,7 +5062,7 @@
               <w:rPr>
                 <w:sz w:val="18"/>
               </w:rPr>
-              <w:t>13.235</w:t>
+              <w:t>13.597</w:t>
             </w:r>
           </w:p>
         </w:tc>
@@ -5118,7 +5118,7 @@
               <w:rPr>
                 <w:sz w:val="18"/>
               </w:rPr>
-              <w:t>624</w:t>
+              <w:t>646</w:t>
             </w:r>
           </w:p>
         </w:tc>
@@ -5136,7 +5136,7 @@
               <w:rPr>
                 <w:sz w:val="18"/>
               </w:rPr>
-              <w:t>4.520</w:t>
+              <w:t>4.858</w:t>
             </w:r>
           </w:p>
         </w:tc>
@@ -5192,7 +5192,7 @@
               <w:rPr>
                 <w:sz w:val="18"/>
               </w:rPr>
-              <w:t>7.601</w:t>
+              <w:t>7.220</w:t>
             </w:r>
           </w:p>
         </w:tc>
@@ -5210,7 +5210,7 @@
               <w:rPr>
                 <w:sz w:val="18"/>
               </w:rPr>
-              <w:t>8.715</w:t>
+              <w:t>8.739</w:t>
             </w:r>
           </w:p>
         </w:tc>
@@ -5266,7 +5266,7 @@
               <w:rPr>
                 <w:sz w:val="18"/>
               </w:rPr>
-              <w:t>13,2</w:t>
+              <w:t>12,2</w:t>
             </w:r>
           </w:p>
         </w:tc>
@@ -5284,7 +5284,7 @@
               <w:rPr>
                 <w:sz w:val="18"/>
               </w:rPr>
-              <w:t>2,9</w:t>
+              <w:t>2,8</w:t>
             </w:r>
           </w:p>
         </w:tc>
@@ -5340,7 +5340,7 @@
               <w:rPr>
                 <w:sz w:val="18"/>
               </w:rPr>
-              <w:t>2,74</w:t>
+              <w:t>2,70</w:t>
             </w:r>
           </w:p>
         </w:tc>
@@ -5358,7 +5358,7 @@
               <w:rPr>
                 <w:sz w:val="18"/>
               </w:rPr>
-              <w:t>1,74</w:t>
+              <w:t>1,69</w:t>
             </w:r>
           </w:p>
         </w:tc>
@@ -5432,7 +5432,7 @@
               <w:rPr>
                 <w:sz w:val="18"/>
               </w:rPr>
-              <w:t>0,25</w:t>
+              <w:t>0,24</w:t>
             </w:r>
           </w:p>
         </w:tc>
@@ -5497,7 +5497,7 @@
               <w:rPr>
                 <w:sz w:val="18"/>
               </w:rPr>
-              <w:t>0,227</w:t>
+              <w:t>0,224</w:t>
             </w:r>
           </w:p>
         </w:tc>
@@ -5518,7 +5518,7 @@
               <w:rPr>
                 <w:sz w:val="18"/>
               </w:rPr>
-              <w:t>0,129</w:t>
+              <w:t>0,121</w:t>
             </w:r>
           </w:p>
         </w:tc>
@@ -5705,7 +5705,7 @@
               <w:rPr>
                 <w:sz w:val="18"/>
               </w:rPr>
-              <w:t>7.966</w:t>
+              <w:t>7.866</w:t>
             </w:r>
           </w:p>
         </w:tc>
@@ -5723,7 +5723,7 @@
               <w:rPr>
                 <w:sz w:val="18"/>
               </w:rPr>
-              <w:t>13.235</w:t>
+              <w:t>13.597</w:t>
             </w:r>
           </w:p>
         </w:tc>
@@ -5779,7 +5779,7 @@
               <w:rPr>
                 <w:sz w:val="18"/>
               </w:rPr>
-              <w:t>624</w:t>
+              <w:t>646</w:t>
             </w:r>
           </w:p>
         </w:tc>
@@ -5797,7 +5797,7 @@
               <w:rPr>
                 <w:sz w:val="18"/>
               </w:rPr>
-              <w:t>4.520</w:t>
+              <w:t>4.858</w:t>
             </w:r>
           </w:p>
         </w:tc>
@@ -5853,7 +5853,7 @@
               <w:rPr>
                 <w:sz w:val="18"/>
               </w:rPr>
-              <w:t>7.342</w:t>
+              <w:t>7.220</w:t>
             </w:r>
           </w:p>
         </w:tc>
@@ -5871,7 +5871,7 @@
               <w:rPr>
                 <w:sz w:val="18"/>
               </w:rPr>
-              <w:t>8.715</w:t>
+              <w:t>8.739</w:t>
             </w:r>
           </w:p>
         </w:tc>
@@ -5927,7 +5927,7 @@
               <w:rPr>
                 <w:sz w:val="18"/>
               </w:rPr>
-              <w:t>12,8</w:t>
+              <w:t>12,2</w:t>
             </w:r>
           </w:p>
         </w:tc>
@@ -5945,7 +5945,7 @@
               <w:rPr>
                 <w:sz w:val="18"/>
               </w:rPr>
-              <w:t>2,9</w:t>
+              <w:t>2,8</w:t>
             </w:r>
           </w:p>
         </w:tc>
@@ -6001,7 +6001,7 @@
               <w:rPr>
                 <w:sz w:val="18"/>
               </w:rPr>
-              <w:t>2,28</w:t>
+              <w:t>2,26</w:t>
             </w:r>
           </w:p>
         </w:tc>
@@ -6019,7 +6019,7 @@
               <w:rPr>
                 <w:sz w:val="18"/>
               </w:rPr>
-              <w:t>1,33</w:t>
+              <w:t>1,28</w:t>
             </w:r>
           </w:p>
         </w:tc>
@@ -6093,7 +6093,7 @@
               <w:rPr>
                 <w:sz w:val="18"/>
               </w:rPr>
-              <w:t>0,20</w:t>
+              <w:t>0,19</w:t>
             </w:r>
           </w:p>
         </w:tc>
@@ -6158,7 +6158,7 @@
               <w:rPr>
                 <w:sz w:val="18"/>
               </w:rPr>
-              <w:t>0,211</w:t>
+              <w:t>0,208</w:t>
             </w:r>
           </w:p>
         </w:tc>
@@ -6179,7 +6179,7 @@
               <w:rPr>
                 <w:sz w:val="18"/>
               </w:rPr>
-              <w:t>0,083</w:t>
+              <w:t>0,076</w:t>
             </w:r>
           </w:p>
         </w:tc>

--- a/data/auditoria-pr-validacao/tabelas-artigo/tabelas-dispersao-percapita-pr.docx
+++ b/data/auditoria-pr-validacao/tabelas-artigo/tabelas-dispersao-percapita-pr.docx
@@ -385,7 +385,7 @@
               <w:rPr>
                 <w:sz w:val="18"/>
               </w:rPr>
-              <w:t>2.290</w:t>
+              <w:t>2.291</w:t>
             </w:r>
           </w:p>
         </w:tc>
@@ -733,7 +733,7 @@
               <w:rPr>
                 <w:sz w:val="18"/>
               </w:rPr>
-              <w:t>5.811</w:t>
+              <w:t>5.812</w:t>
             </w:r>
           </w:p>
         </w:tc>
@@ -843,7 +843,7 @@
               <w:rPr>
                 <w:sz w:val="18"/>
               </w:rPr>
-              <w:t>5.610</w:t>
+              <w:t>5.611</w:t>
             </w:r>
           </w:p>
         </w:tc>
@@ -1173,7 +1173,7 @@
               <w:rPr>
                 <w:sz w:val="18"/>
               </w:rPr>
-              <w:t>13.597</w:t>
+              <w:t>13.598</w:t>
             </w:r>
           </w:p>
         </w:tc>
@@ -1631,7 +1631,7 @@
               <w:rPr>
                 <w:sz w:val="18"/>
               </w:rPr>
-              <w:t>10.107</w:t>
+              <w:t>10.108</w:t>
             </w:r>
           </w:p>
         </w:tc>
@@ -2071,7 +2071,7 @@
               <w:rPr>
                 <w:sz w:val="18"/>
               </w:rPr>
-              <w:t>9.398</w:t>
+              <w:t>9.399</w:t>
             </w:r>
           </w:p>
         </w:tc>
@@ -2716,7 +2716,7 @@
               <w:rPr>
                 <w:sz w:val="18"/>
               </w:rPr>
-              <w:t>13.597</w:t>
+              <w:t>13.598</w:t>
             </w:r>
           </w:p>
         </w:tc>
@@ -2936,7 +2936,7 @@
               <w:rPr>
                 <w:sz w:val="18"/>
               </w:rPr>
-              <w:t>13.314</w:t>
+              <w:t>13.315</w:t>
             </w:r>
           </w:p>
         </w:tc>
@@ -3266,7 +3266,7 @@
               <w:rPr>
                 <w:sz w:val="18"/>
               </w:rPr>
-              <w:t>10.931</w:t>
+              <w:t>10.932</w:t>
             </w:r>
           </w:p>
         </w:tc>
@@ -3578,7 +3578,7 @@
               <w:rPr>
                 <w:sz w:val="18"/>
               </w:rPr>
-              <w:t>4.822</w:t>
+              <w:t>4.823</w:t>
             </w:r>
           </w:p>
         </w:tc>
@@ -3596,7 +3596,7 @@
               <w:rPr>
                 <w:sz w:val="18"/>
               </w:rPr>
-              <w:t>10.778</w:t>
+              <w:t>10.779</w:t>
             </w:r>
           </w:p>
         </w:tc>
@@ -3703,7 +3703,7 @@
               <w:rPr>
                 <w:sz w:val="18"/>
               </w:rPr>
-              <w:t>4.839</w:t>
+              <w:t>4.840</w:t>
             </w:r>
           </w:p>
         </w:tc>
@@ -3724,7 +3724,7 @@
               <w:rPr>
                 <w:sz w:val="18"/>
               </w:rPr>
-              <w:t>10.957</w:t>
+              <w:t>10.958</w:t>
             </w:r>
           </w:p>
         </w:tc>
@@ -4842,7 +4842,7 @@
               <w:rPr>
                 <w:sz w:val="18"/>
               </w:rPr>
-              <w:t>4.858</w:t>
+              <w:t>4.859</w:t>
             </w:r>
           </w:p>
         </w:tc>
@@ -5062,7 +5062,7 @@
               <w:rPr>
                 <w:sz w:val="18"/>
               </w:rPr>
-              <w:t>13.597</w:t>
+              <w:t>13.598</w:t>
             </w:r>
           </w:p>
         </w:tc>
@@ -5136,7 +5136,7 @@
               <w:rPr>
                 <w:sz w:val="18"/>
               </w:rPr>
-              <w:t>4.858</w:t>
+              <w:t>4.859</w:t>
             </w:r>
           </w:p>
         </w:tc>
@@ -5723,7 +5723,7 @@
               <w:rPr>
                 <w:sz w:val="18"/>
               </w:rPr>
-              <w:t>13.597</w:t>
+              <w:t>13.598</w:t>
             </w:r>
           </w:p>
         </w:tc>
@@ -5797,7 +5797,7 @@
               <w:rPr>
                 <w:sz w:val="18"/>
               </w:rPr>
-              <w:t>4.858</w:t>
+              <w:t>4.859</w:t>
             </w:r>
           </w:p>
         </w:tc>

--- a/data/auditoria-pr-validacao/tabelas-artigo/tabelas-dispersao-percapita-pr.docx
+++ b/data/auditoria-pr-validacao/tabelas-artigo/tabelas-dispersao-percapita-pr.docx
@@ -221,7 +221,7 @@
               <w:rPr>
                 <w:sz w:val="18"/>
               </w:rPr>
-              <w:t>153.682</w:t>
+              <w:t>151.562</w:t>
             </w:r>
           </w:p>
         </w:tc>
@@ -239,7 +239,7 @@
               <w:rPr>
                 <w:sz w:val="18"/>
               </w:rPr>
-              <w:t>3.042</w:t>
+              <w:t>3.084</w:t>
             </w:r>
           </w:p>
         </w:tc>
@@ -257,7 +257,7 @@
               <w:rPr>
                 <w:sz w:val="18"/>
               </w:rPr>
-              <w:t>4.001</w:t>
+              <w:t>4.057</w:t>
             </w:r>
           </w:p>
         </w:tc>
@@ -275,7 +275,7 @@
               <w:rPr>
                 <w:sz w:val="18"/>
               </w:rPr>
-              <w:t>3.996</w:t>
+              <w:t>4.194</w:t>
             </w:r>
           </w:p>
         </w:tc>
@@ -293,7 +293,7 @@
               <w:rPr>
                 <w:sz w:val="18"/>
               </w:rPr>
-              <w:t>9.180</w:t>
+              <w:t>9.566</w:t>
             </w:r>
           </w:p>
         </w:tc>
@@ -331,7 +331,7 @@
               <w:rPr>
                 <w:sz w:val="18"/>
               </w:rPr>
-              <w:t>1.901.095</w:t>
+              <w:t>1.864.106</w:t>
             </w:r>
           </w:p>
         </w:tc>
@@ -349,7 +349,7 @@
               <w:rPr>
                 <w:sz w:val="18"/>
               </w:rPr>
-              <w:t>1.487</w:t>
+              <w:t>1.517</w:t>
             </w:r>
           </w:p>
         </w:tc>
@@ -367,7 +367,7 @@
               <w:rPr>
                 <w:sz w:val="18"/>
               </w:rPr>
-              <w:t>2.072</w:t>
+              <w:t>2.113</w:t>
             </w:r>
           </w:p>
         </w:tc>
@@ -385,7 +385,7 @@
               <w:rPr>
                 <w:sz w:val="18"/>
               </w:rPr>
-              <w:t>2.291</w:t>
+              <w:t>2.332</w:t>
             </w:r>
           </w:p>
         </w:tc>
@@ -403,7 +403,7 @@
               <w:rPr>
                 <w:sz w:val="18"/>
               </w:rPr>
-              <w:t>6.193</w:t>
+              <w:t>6.211</w:t>
             </w:r>
           </w:p>
         </w:tc>
@@ -441,7 +441,7 @@
               <w:rPr>
                 <w:sz w:val="18"/>
               </w:rPr>
-              <w:t>429.188</w:t>
+              <w:t>425.756</w:t>
             </w:r>
           </w:p>
         </w:tc>
@@ -459,7 +459,7 @@
               <w:rPr>
                 <w:sz w:val="18"/>
               </w:rPr>
-              <w:t>1.250</w:t>
+              <w:t>1.260</w:t>
             </w:r>
           </w:p>
         </w:tc>
@@ -477,7 +477,7 @@
               <w:rPr>
                 <w:sz w:val="18"/>
               </w:rPr>
-              <w:t>1.902</w:t>
+              <w:t>1.917</w:t>
             </w:r>
           </w:p>
         </w:tc>
@@ -495,7 +495,7 @@
               <w:rPr>
                 <w:sz w:val="18"/>
               </w:rPr>
-              <w:t>2.117</w:t>
+              <w:t>2.132</w:t>
             </w:r>
           </w:p>
         </w:tc>
@@ -513,7 +513,7 @@
               <w:rPr>
                 <w:sz w:val="18"/>
               </w:rPr>
-              <w:t>5.997</w:t>
+              <w:t>6.003</w:t>
             </w:r>
           </w:p>
         </w:tc>
@@ -551,7 +551,7 @@
               <w:rPr>
                 <w:sz w:val="18"/>
               </w:rPr>
-              <w:t>336.508</w:t>
+              <w:t>337.960</w:t>
             </w:r>
           </w:p>
         </w:tc>
@@ -569,7 +569,7 @@
               <w:rPr>
                 <w:sz w:val="18"/>
               </w:rPr>
-              <w:t>1.167</w:t>
+              <w:t>1.162</w:t>
             </w:r>
           </w:p>
         </w:tc>
@@ -587,7 +587,7 @@
               <w:rPr>
                 <w:sz w:val="18"/>
               </w:rPr>
-              <w:t>2.633</w:t>
+              <w:t>2.622</w:t>
             </w:r>
           </w:p>
         </w:tc>
@@ -605,7 +605,7 @@
               <w:rPr>
                 <w:sz w:val="18"/>
               </w:rPr>
-              <w:t>3.194</w:t>
+              <w:t>3.116</w:t>
             </w:r>
           </w:p>
         </w:tc>
@@ -623,7 +623,7 @@
               <w:rPr>
                 <w:sz w:val="18"/>
               </w:rPr>
-              <w:t>7.230</w:t>
+              <w:t>5.426</w:t>
             </w:r>
           </w:p>
         </w:tc>
@@ -661,7 +661,7 @@
               <w:rPr>
                 <w:sz w:val="18"/>
               </w:rPr>
-              <w:t>18.642</w:t>
+              <w:t>18.444</w:t>
             </w:r>
           </w:p>
         </w:tc>
@@ -679,7 +679,7 @@
               <w:rPr>
                 <w:sz w:val="18"/>
               </w:rPr>
-              <w:t>1.142</w:t>
+              <w:t>1.154</w:t>
             </w:r>
           </w:p>
         </w:tc>
@@ -697,7 +697,7 @@
               <w:rPr>
                 <w:sz w:val="18"/>
               </w:rPr>
-              <w:t>2.318</w:t>
+              <w:t>2.343</w:t>
             </w:r>
           </w:p>
         </w:tc>
@@ -715,7 +715,7 @@
               <w:rPr>
                 <w:sz w:val="18"/>
               </w:rPr>
-              <w:t>2.486</w:t>
+              <w:t>2.511</w:t>
             </w:r>
           </w:p>
         </w:tc>
@@ -733,7 +733,7 @@
               <w:rPr>
                 <w:sz w:val="18"/>
               </w:rPr>
-              <w:t>5.812</w:t>
+              <w:t>5.826</w:t>
             </w:r>
           </w:p>
         </w:tc>
@@ -771,7 +771,7 @@
               <w:rPr>
                 <w:sz w:val="18"/>
               </w:rPr>
-              <w:t>132.578</w:t>
+              <w:t>131.359</w:t>
             </w:r>
           </w:p>
         </w:tc>
@@ -789,7 +789,7 @@
               <w:rPr>
                 <w:sz w:val="18"/>
               </w:rPr>
-              <w:t>1.013</w:t>
+              <w:t>1.022</w:t>
             </w:r>
           </w:p>
         </w:tc>
@@ -807,7 +807,7 @@
               <w:rPr>
                 <w:sz w:val="18"/>
               </w:rPr>
-              <w:t>1.882</w:t>
+              <w:t>1.899</w:t>
             </w:r>
           </w:p>
         </w:tc>
@@ -825,7 +825,7 @@
               <w:rPr>
                 <w:sz w:val="18"/>
               </w:rPr>
-              <w:t>2.010</w:t>
+              <w:t>2.027</w:t>
             </w:r>
           </w:p>
         </w:tc>
@@ -843,7 +843,7 @@
               <w:rPr>
                 <w:sz w:val="18"/>
               </w:rPr>
-              <w:t>5.611</w:t>
+              <w:t>5.617</w:t>
             </w:r>
           </w:p>
         </w:tc>
@@ -881,7 +881,7 @@
               <w:rPr>
                 <w:sz w:val="18"/>
               </w:rPr>
-              <w:t>24.446</w:t>
+              <w:t>24.592</w:t>
             </w:r>
           </w:p>
         </w:tc>
@@ -899,7 +899,7 @@
               <w:rPr>
                 <w:sz w:val="18"/>
               </w:rPr>
-              <w:t>1.001</w:t>
+              <w:t>995</w:t>
             </w:r>
           </w:p>
         </w:tc>
@@ -917,7 +917,7 @@
               <w:rPr>
                 <w:sz w:val="18"/>
               </w:rPr>
-              <w:t>3.072</w:t>
+              <w:t>3.054</w:t>
             </w:r>
           </w:p>
         </w:tc>
@@ -935,7 +935,7 @@
               <w:rPr>
                 <w:sz w:val="18"/>
               </w:rPr>
-              <w:t>3.072</w:t>
+              <w:t>3.026</w:t>
             </w:r>
           </w:p>
         </w:tc>
@@ -953,7 +953,7 @@
               <w:rPr>
                 <w:sz w:val="18"/>
               </w:rPr>
-              <w:t>6.887</w:t>
+              <w:t>6.072</w:t>
             </w:r>
           </w:p>
         </w:tc>
@@ -991,7 +991,7 @@
               <w:rPr>
                 <w:sz w:val="18"/>
               </w:rPr>
-              <w:t>23.043</w:t>
+              <w:t>23.578</w:t>
             </w:r>
           </w:p>
         </w:tc>
@@ -1009,7 +1009,7 @@
               <w:rPr>
                 <w:sz w:val="18"/>
               </w:rPr>
-              <w:t>981</w:t>
+              <w:t>959</w:t>
             </w:r>
           </w:p>
         </w:tc>
@@ -1027,7 +1027,7 @@
               <w:rPr>
                 <w:sz w:val="18"/>
               </w:rPr>
-              <w:t>6.353</w:t>
+              <w:t>6.209</w:t>
             </w:r>
           </w:p>
         </w:tc>
@@ -1045,7 +1045,7 @@
               <w:rPr>
                 <w:sz w:val="18"/>
               </w:rPr>
-              <w:t>7.866</w:t>
+              <w:t>8.093</w:t>
             </w:r>
           </w:p>
         </w:tc>
@@ -1063,7 +1063,7 @@
               <w:rPr>
                 <w:sz w:val="18"/>
               </w:rPr>
-              <w:t>13.523</w:t>
+              <w:t>16.556</w:t>
             </w:r>
           </w:p>
         </w:tc>
@@ -1083,7 +1083,7 @@
               <w:rPr>
                 <w:sz w:val="18"/>
               </w:rPr>
-              <w:t>9. Araucária</w:t>
+              <w:t>9. Londrina</w:t>
             </w:r>
           </w:p>
         </w:tc>
@@ -1101,7 +1101,7 @@
               <w:rPr>
                 <w:sz w:val="18"/>
               </w:rPr>
-              <w:t>152.173</w:t>
+              <w:t>573.969</w:t>
             </w:r>
           </w:p>
         </w:tc>
@@ -1119,7 +1119,7 @@
               <w:rPr>
                 <w:sz w:val="18"/>
               </w:rPr>
-              <w:t>933</w:t>
+              <w:t>934</w:t>
             </w:r>
           </w:p>
         </w:tc>
@@ -1137,7 +1137,7 @@
               <w:rPr>
                 <w:sz w:val="18"/>
               </w:rPr>
-              <w:t>6.469</w:t>
+              <w:t>1.496</w:t>
             </w:r>
           </w:p>
         </w:tc>
@@ -1155,7 +1155,7 @@
               <w:rPr>
                 <w:sz w:val="18"/>
               </w:rPr>
-              <w:t>7.512</w:t>
+              <w:t>1.671</w:t>
             </w:r>
           </w:p>
         </w:tc>
@@ -1173,7 +1173,7 @@
               <w:rPr>
                 <w:sz w:val="18"/>
               </w:rPr>
-              <w:t>13.598</w:t>
+              <w:t>5.522</w:t>
             </w:r>
           </w:p>
         </w:tc>
@@ -1196,7 +1196,7 @@
               <w:rPr>
                 <w:sz w:val="18"/>
               </w:rPr>
-              <w:t>10. Londrina</w:t>
+              <w:t>10. Araucária</w:t>
             </w:r>
           </w:p>
         </w:tc>
@@ -1217,7 +1217,7 @@
               <w:rPr>
                 <w:sz w:val="18"/>
               </w:rPr>
-              <w:t>576.936</w:t>
+              <w:t>154.084</w:t>
             </w:r>
           </w:p>
         </w:tc>
@@ -1238,7 +1238,7 @@
               <w:rPr>
                 <w:sz w:val="18"/>
               </w:rPr>
-              <w:t>929</w:t>
+              <w:t>921</w:t>
             </w:r>
           </w:p>
         </w:tc>
@@ -1259,7 +1259,7 @@
               <w:rPr>
                 <w:sz w:val="18"/>
               </w:rPr>
-              <w:t>1.489</w:t>
+              <w:t>6.389</w:t>
             </w:r>
           </w:p>
         </w:tc>
@@ -1280,7 +1280,7 @@
               <w:rPr>
                 <w:sz w:val="18"/>
               </w:rPr>
-              <w:t>1.663</w:t>
+              <w:t>8.241</w:t>
             </w:r>
           </w:p>
         </w:tc>
@@ -1301,7 +1301,7 @@
               <w:rPr>
                 <w:sz w:val="18"/>
               </w:rPr>
-              <w:t>5.520</w:t>
+              <w:t>22.455</w:t>
             </w:r>
           </w:p>
         </w:tc>
@@ -1339,7 +1339,7 @@
               <w:rPr>
                 <w:sz w:val="18"/>
               </w:rPr>
-              <w:t>5.521</w:t>
+              <w:t>5.541</w:t>
             </w:r>
           </w:p>
         </w:tc>
@@ -1375,7 +1375,7 @@
               <w:rPr>
                 <w:sz w:val="18"/>
               </w:rPr>
-              <w:t>1.344</w:t>
+              <w:t>1.340</w:t>
             </w:r>
           </w:p>
         </w:tc>
@@ -1393,7 +1393,7 @@
               <w:rPr>
                 <w:sz w:val="18"/>
               </w:rPr>
-              <w:t>1.648</w:t>
+              <w:t>1.643</w:t>
             </w:r>
           </w:p>
         </w:tc>
@@ -1411,7 +1411,7 @@
               <w:rPr>
                 <w:sz w:val="18"/>
               </w:rPr>
-              <w:t>7.016</w:t>
+              <w:t>7.004</w:t>
             </w:r>
           </w:p>
         </w:tc>
@@ -1449,7 +1449,7 @@
               <w:rPr>
                 <w:sz w:val="18"/>
               </w:rPr>
-              <w:t>4.993</w:t>
+              <w:t>5.002</w:t>
             </w:r>
           </w:p>
         </w:tc>
@@ -1485,7 +1485,7 @@
               <w:rPr>
                 <w:sz w:val="18"/>
               </w:rPr>
-              <w:t>1.773</w:t>
+              <w:t>1.770</w:t>
             </w:r>
           </w:p>
         </w:tc>
@@ -1503,7 +1503,7 @@
               <w:rPr>
                 <w:sz w:val="18"/>
               </w:rPr>
-              <w:t>2.053</w:t>
+              <w:t>2.049</w:t>
             </w:r>
           </w:p>
         </w:tc>
@@ -1521,7 +1521,7 @@
               <w:rPr>
                 <w:sz w:val="18"/>
               </w:rPr>
-              <w:t>6.513</w:t>
+              <w:t>6.507</w:t>
             </w:r>
           </w:p>
         </w:tc>
@@ -1559,7 +1559,7 @@
               <w:rPr>
                 <w:sz w:val="18"/>
               </w:rPr>
-              <w:t>2.216</w:t>
+              <w:t>2.191</w:t>
             </w:r>
           </w:p>
         </w:tc>
@@ -1577,7 +1577,7 @@
               <w:rPr>
                 <w:sz w:val="18"/>
               </w:rPr>
-              <w:t>63</w:t>
+              <w:t>64</w:t>
             </w:r>
           </w:p>
         </w:tc>
@@ -1595,7 +1595,7 @@
               <w:rPr>
                 <w:sz w:val="18"/>
               </w:rPr>
-              <w:t>1.951</w:t>
+              <w:t>1.973</w:t>
             </w:r>
           </w:p>
         </w:tc>
@@ -1613,7 +1613,7 @@
               <w:rPr>
                 <w:sz w:val="18"/>
               </w:rPr>
-              <w:t>2.414</w:t>
+              <w:t>2.440</w:t>
             </w:r>
           </w:p>
         </w:tc>
@@ -1631,7 +1631,7 @@
               <w:rPr>
                 <w:sz w:val="18"/>
               </w:rPr>
-              <w:t>10.108</w:t>
+              <w:t>10.170</w:t>
             </w:r>
           </w:p>
         </w:tc>
@@ -1651,7 +1651,7 @@
               <w:rPr>
                 <w:sz w:val="18"/>
               </w:rPr>
-              <w:t>362. Arapuã</w:t>
+              <w:t>362. Amaporã</w:t>
             </w:r>
           </w:p>
         </w:tc>
@@ -1669,7 +1669,7 @@
               <w:rPr>
                 <w:sz w:val="18"/>
               </w:rPr>
-              <w:t>3.235</w:t>
+              <w:t>5.322</w:t>
             </w:r>
           </w:p>
         </w:tc>
@@ -1687,7 +1687,7 @@
               <w:rPr>
                 <w:sz w:val="18"/>
               </w:rPr>
-              <w:t>62</w:t>
+              <w:t>63</w:t>
             </w:r>
           </w:p>
         </w:tc>
@@ -1705,7 +1705,7 @@
               <w:rPr>
                 <w:sz w:val="18"/>
               </w:rPr>
-              <w:t>2.261</w:t>
+              <w:t>1.392</w:t>
             </w:r>
           </w:p>
         </w:tc>
@@ -1723,7 +1723,7 @@
               <w:rPr>
                 <w:sz w:val="18"/>
               </w:rPr>
-              <w:t>2.746</w:t>
+              <w:t>1.799</w:t>
             </w:r>
           </w:p>
         </w:tc>
@@ -1741,7 +1741,7 @@
               <w:rPr>
                 <w:sz w:val="18"/>
               </w:rPr>
-              <w:t>8.450</w:t>
+              <w:t>6.651</w:t>
             </w:r>
           </w:p>
         </w:tc>
@@ -1761,7 +1761,7 @@
               <w:rPr>
                 <w:sz w:val="18"/>
               </w:rPr>
-              <w:t>363. Amaporã</w:t>
+              <w:t>363. Arapuã</w:t>
             </w:r>
           </w:p>
         </w:tc>
@@ -1779,7 +1779,7 @@
               <w:rPr>
                 <w:sz w:val="18"/>
               </w:rPr>
-              <w:t>5.684</w:t>
+              <w:t>3.353</w:t>
             </w:r>
           </w:p>
         </w:tc>
@@ -1797,7 +1797,7 @@
               <w:rPr>
                 <w:sz w:val="18"/>
               </w:rPr>
-              <w:t>59</w:t>
+              <w:t>60</w:t>
             </w:r>
           </w:p>
         </w:tc>
@@ -1815,7 +1815,7 @@
               <w:rPr>
                 <w:sz w:val="18"/>
               </w:rPr>
-              <w:t>1.304</w:t>
+              <w:t>2.182</w:t>
             </w:r>
           </w:p>
         </w:tc>
@@ -1833,7 +1833,7 @@
               <w:rPr>
                 <w:sz w:val="18"/>
               </w:rPr>
-              <w:t>1.695</w:t>
+              <w:t>2.655</w:t>
             </w:r>
           </w:p>
         </w:tc>
@@ -1851,7 +1851,7 @@
               <w:rPr>
                 <w:sz w:val="18"/>
               </w:rPr>
-              <w:t>6.494</w:t>
+              <w:t>8.299</w:t>
             </w:r>
           </w:p>
         </w:tc>
@@ -1889,7 +1889,7 @@
               <w:rPr>
                 <w:sz w:val="18"/>
               </w:rPr>
-              <w:t>5.227</w:t>
+              <w:t>5.360</w:t>
             </w:r>
           </w:p>
         </w:tc>
@@ -1907,7 +1907,7 @@
               <w:rPr>
                 <w:sz w:val="18"/>
               </w:rPr>
-              <w:t>52</w:t>
+              <w:t>51</w:t>
             </w:r>
           </w:p>
         </w:tc>
@@ -1925,7 +1925,7 @@
               <w:rPr>
                 <w:sz w:val="18"/>
               </w:rPr>
-              <w:t>1.705</w:t>
+              <w:t>1.663</w:t>
             </w:r>
           </w:p>
         </w:tc>
@@ -1943,7 +1943,7 @@
               <w:rPr>
                 <w:sz w:val="18"/>
               </w:rPr>
-              <w:t>1.877</w:t>
+              <w:t>1.835</w:t>
             </w:r>
           </w:p>
         </w:tc>
@@ -1961,7 +1961,7 @@
               <w:rPr>
                 <w:sz w:val="18"/>
               </w:rPr>
-              <w:t>6.857</w:t>
+              <w:t>6.792</w:t>
             </w:r>
           </w:p>
         </w:tc>
@@ -1999,7 +1999,7 @@
               <w:rPr>
                 <w:sz w:val="18"/>
               </w:rPr>
-              <w:t>2.629</w:t>
+              <w:t>2.625</w:t>
             </w:r>
           </w:p>
         </w:tc>
@@ -2035,7 +2035,7 @@
               <w:rPr>
                 <w:sz w:val="18"/>
               </w:rPr>
-              <w:t>3.474</w:t>
+              <w:t>3.480</w:t>
             </w:r>
           </w:p>
         </w:tc>
@@ -2053,7 +2053,7 @@
               <w:rPr>
                 <w:sz w:val="18"/>
               </w:rPr>
-              <w:t>4.201</w:t>
+              <w:t>4.176</w:t>
             </w:r>
           </w:p>
         </w:tc>
@@ -2071,7 +2071,7 @@
               <w:rPr>
                 <w:sz w:val="18"/>
               </w:rPr>
-              <w:t>9.399</w:t>
+              <w:t>8.548</w:t>
             </w:r>
           </w:p>
         </w:tc>
@@ -2109,7 +2109,7 @@
               <w:rPr>
                 <w:sz w:val="18"/>
               </w:rPr>
-              <w:t>5.035</w:t>
+              <w:t>5.101</w:t>
             </w:r>
           </w:p>
         </w:tc>
@@ -2127,7 +2127,7 @@
               <w:rPr>
                 <w:sz w:val="18"/>
               </w:rPr>
-              <w:t>46</w:t>
+              <w:t>45</w:t>
             </w:r>
           </w:p>
         </w:tc>
@@ -2145,7 +2145,7 @@
               <w:rPr>
                 <w:sz w:val="18"/>
               </w:rPr>
-              <w:t>973</w:t>
+              <w:t>960</w:t>
             </w:r>
           </w:p>
         </w:tc>
@@ -2163,7 +2163,7 @@
               <w:rPr>
                 <w:sz w:val="18"/>
               </w:rPr>
-              <w:t>1.239</w:t>
+              <w:t>1.225</w:t>
             </w:r>
           </w:p>
         </w:tc>
@@ -2181,7 +2181,7 @@
               <w:rPr>
                 <w:sz w:val="18"/>
               </w:rPr>
-              <w:t>6.766</w:t>
+              <w:t>6.733</w:t>
             </w:r>
           </w:p>
         </w:tc>
@@ -2219,7 +2219,7 @@
               <w:rPr>
                 <w:sz w:val="18"/>
               </w:rPr>
-              <w:t>1.653</w:t>
+              <w:t>1.688</w:t>
             </w:r>
           </w:p>
         </w:tc>
@@ -2237,7 +2237,7 @@
               <w:rPr>
                 <w:sz w:val="18"/>
               </w:rPr>
-              <w:t>39</w:t>
+              <w:t>38</w:t>
             </w:r>
           </w:p>
         </w:tc>
@@ -2255,7 +2255,7 @@
               <w:rPr>
                 <w:sz w:val="18"/>
               </w:rPr>
-              <w:t>2.226</w:t>
+              <w:t>2.180</w:t>
             </w:r>
           </w:p>
         </w:tc>
@@ -2273,7 +2273,7 @@
               <w:rPr>
                 <w:sz w:val="18"/>
               </w:rPr>
-              <w:t>2.661</w:t>
+              <w:t>2.609</w:t>
             </w:r>
           </w:p>
         </w:tc>
@@ -2291,7 +2291,7 @@
               <w:rPr>
                 <w:sz w:val="18"/>
               </w:rPr>
-              <w:t>10.460</w:t>
+              <w:t>10.328</w:t>
             </w:r>
           </w:p>
         </w:tc>
@@ -2335,7 +2335,7 @@
               <w:rPr>
                 <w:sz w:val="18"/>
               </w:rPr>
-              <w:t>2.285</w:t>
+              <w:t>2.303</w:t>
             </w:r>
           </w:p>
         </w:tc>
@@ -2377,7 +2377,7 @@
               <w:rPr>
                 <w:sz w:val="18"/>
               </w:rPr>
-              <w:t>2.189</w:t>
+              <w:t>2.172</w:t>
             </w:r>
           </w:p>
         </w:tc>
@@ -2398,7 +2398,7 @@
               <w:rPr>
                 <w:sz w:val="18"/>
               </w:rPr>
-              <w:t>2.769</w:t>
+              <w:t>2.748</w:t>
             </w:r>
           </w:p>
         </w:tc>
@@ -2419,7 +2419,7 @@
               <w:rPr>
                 <w:sz w:val="18"/>
               </w:rPr>
-              <w:t>9.396</w:t>
+              <w:t>9.354</w:t>
             </w:r>
           </w:p>
         </w:tc>
@@ -2644,7 +2644,7 @@
               <w:rPr>
                 <w:sz w:val="18"/>
               </w:rPr>
-              <w:t>152.173</w:t>
+              <w:t>154.084</w:t>
             </w:r>
           </w:p>
         </w:tc>
@@ -2662,7 +2662,7 @@
               <w:rPr>
                 <w:sz w:val="18"/>
               </w:rPr>
-              <w:t>933</w:t>
+              <w:t>921</w:t>
             </w:r>
           </w:p>
         </w:tc>
@@ -2680,7 +2680,7 @@
               <w:rPr>
                 <w:sz w:val="18"/>
               </w:rPr>
-              <w:t>6.469</w:t>
+              <w:t>6.389</w:t>
             </w:r>
           </w:p>
         </w:tc>
@@ -2698,7 +2698,7 @@
               <w:rPr>
                 <w:sz w:val="18"/>
               </w:rPr>
-              <w:t>7.512</w:t>
+              <w:t>8.241</w:t>
             </w:r>
           </w:p>
         </w:tc>
@@ -2716,7 +2716,7 @@
               <w:rPr>
                 <w:sz w:val="18"/>
               </w:rPr>
-              <w:t>13.598</w:t>
+              <w:t>22.455</w:t>
             </w:r>
           </w:p>
         </w:tc>
@@ -2754,7 +2754,7 @@
               <w:rPr>
                 <w:sz w:val="18"/>
               </w:rPr>
-              <w:t>23.043</w:t>
+              <w:t>23.578</w:t>
             </w:r>
           </w:p>
         </w:tc>
@@ -2772,7 +2772,7 @@
               <w:rPr>
                 <w:sz w:val="18"/>
               </w:rPr>
-              <w:t>981</w:t>
+              <w:t>959</w:t>
             </w:r>
           </w:p>
         </w:tc>
@@ -2790,7 +2790,7 @@
               <w:rPr>
                 <w:sz w:val="18"/>
               </w:rPr>
-              <w:t>6.353</w:t>
+              <w:t>6.209</w:t>
             </w:r>
           </w:p>
         </w:tc>
@@ -2808,7 +2808,7 @@
               <w:rPr>
                 <w:sz w:val="18"/>
               </w:rPr>
-              <w:t>7.866</w:t>
+              <w:t>8.093</w:t>
             </w:r>
           </w:p>
         </w:tc>
@@ -2826,7 +2826,7 @@
               <w:rPr>
                 <w:sz w:val="18"/>
               </w:rPr>
-              <w:t>13.523</w:t>
+              <w:t>16.556</w:t>
             </w:r>
           </w:p>
         </w:tc>
@@ -2864,7 +2864,7 @@
               <w:rPr>
                 <w:sz w:val="18"/>
               </w:rPr>
-              <w:t>2.840</w:t>
+              <w:t>2.922</w:t>
             </w:r>
           </w:p>
         </w:tc>
@@ -2882,7 +2882,7 @@
               <w:rPr>
                 <w:sz w:val="18"/>
               </w:rPr>
-              <w:t>340</w:t>
+              <w:t>330</w:t>
             </w:r>
           </w:p>
         </w:tc>
@@ -2900,7 +2900,7 @@
               <w:rPr>
                 <w:sz w:val="18"/>
               </w:rPr>
-              <w:t>6.295</w:t>
+              <w:t>6.117</w:t>
             </w:r>
           </w:p>
         </w:tc>
@@ -2918,7 +2918,7 @@
               <w:rPr>
                 <w:sz w:val="18"/>
               </w:rPr>
-              <w:t>7.390</w:t>
+              <w:t>7.046</w:t>
             </w:r>
           </w:p>
         </w:tc>
@@ -2936,7 +2936,7 @@
               <w:rPr>
                 <w:sz w:val="18"/>
               </w:rPr>
-              <w:t>13.315</w:t>
+              <w:t>9.188</w:t>
             </w:r>
           </w:p>
         </w:tc>
@@ -2974,7 +2974,7 @@
               <w:rPr>
                 <w:sz w:val="18"/>
               </w:rPr>
-              <w:t>3.138</w:t>
+              <w:t>3.114</w:t>
             </w:r>
           </w:p>
         </w:tc>
@@ -2992,7 +2992,7 @@
               <w:rPr>
                 <w:sz w:val="18"/>
               </w:rPr>
-              <w:t>138</w:t>
+              <w:t>139</w:t>
             </w:r>
           </w:p>
         </w:tc>
@@ -3010,7 +3010,7 @@
               <w:rPr>
                 <w:sz w:val="18"/>
               </w:rPr>
-              <w:t>5.596</w:t>
+              <w:t>5.638</w:t>
             </w:r>
           </w:p>
         </w:tc>
@@ -3028,7 +3028,7 @@
               <w:rPr>
                 <w:sz w:val="18"/>
               </w:rPr>
-              <w:t>5.469</w:t>
+              <w:t>5.427</w:t>
             </w:r>
           </w:p>
         </w:tc>
@@ -3046,7 +3046,7 @@
               <w:rPr>
                 <w:sz w:val="18"/>
               </w:rPr>
-              <w:t>12.318</w:t>
+              <w:t>10.128</w:t>
             </w:r>
           </w:p>
         </w:tc>
@@ -3084,7 +3084,7 @@
               <w:rPr>
                 <w:sz w:val="18"/>
               </w:rPr>
-              <w:t>4.746</w:t>
+              <w:t>4.875</w:t>
             </w:r>
           </w:p>
         </w:tc>
@@ -3102,7 +3102,7 @@
               <w:rPr>
                 <w:sz w:val="18"/>
               </w:rPr>
-              <w:t>216</w:t>
+              <w:t>210</w:t>
             </w:r>
           </w:p>
         </w:tc>
@@ -3120,7 +3120,7 @@
               <w:rPr>
                 <w:sz w:val="18"/>
               </w:rPr>
-              <w:t>5.582</w:t>
+              <w:t>5.435</w:t>
             </w:r>
           </w:p>
         </w:tc>
@@ -3138,7 +3138,7 @@
               <w:rPr>
                 <w:sz w:val="18"/>
               </w:rPr>
-              <w:t>6.481</w:t>
+              <w:t>6.306</w:t>
             </w:r>
           </w:p>
         </w:tc>
@@ -3156,7 +3156,7 @@
               <w:rPr>
                 <w:sz w:val="18"/>
               </w:rPr>
-              <w:t>13.352</w:t>
+              <w:t>10.703</w:t>
             </w:r>
           </w:p>
         </w:tc>
@@ -3194,7 +3194,7 @@
               <w:rPr>
                 <w:sz w:val="18"/>
               </w:rPr>
-              <w:t>3.901</w:t>
+              <w:t>3.917</w:t>
             </w:r>
           </w:p>
         </w:tc>
@@ -3212,7 +3212,7 @@
               <w:rPr>
                 <w:sz w:val="18"/>
               </w:rPr>
-              <w:t>129</w:t>
+              <w:t>128</w:t>
             </w:r>
           </w:p>
         </w:tc>
@@ -3230,7 +3230,7 @@
               <w:rPr>
                 <w:sz w:val="18"/>
               </w:rPr>
-              <w:t>5.160</w:t>
+              <w:t>5.138</w:t>
             </w:r>
           </w:p>
         </w:tc>
@@ -3248,7 +3248,7 @@
               <w:rPr>
                 <w:sz w:val="18"/>
               </w:rPr>
-              <w:t>4.849</w:t>
+              <w:t>4.752</w:t>
             </w:r>
           </w:p>
         </w:tc>
@@ -3266,7 +3266,7 @@
               <w:rPr>
                 <w:sz w:val="18"/>
               </w:rPr>
-              <w:t>10.932</w:t>
+              <w:t>8.781</w:t>
             </w:r>
           </w:p>
         </w:tc>
@@ -3304,7 +3304,7 @@
               <w:rPr>
                 <w:sz w:val="18"/>
               </w:rPr>
-              <w:t>6.068</w:t>
+              <w:t>6.304</w:t>
             </w:r>
           </w:p>
         </w:tc>
@@ -3322,7 +3322,7 @@
               <w:rPr>
                 <w:sz w:val="18"/>
               </w:rPr>
-              <w:t>422</w:t>
+              <w:t>406</w:t>
             </w:r>
           </w:p>
         </w:tc>
@@ -3340,7 +3340,7 @@
               <w:rPr>
                 <w:sz w:val="18"/>
               </w:rPr>
-              <w:t>4.544</w:t>
+              <w:t>4.374</w:t>
             </w:r>
           </w:p>
         </w:tc>
@@ -3358,7 +3358,7 @@
               <w:rPr>
                 <w:sz w:val="18"/>
               </w:rPr>
-              <w:t>5.550</w:t>
+              <w:t>5.355</w:t>
             </w:r>
           </w:p>
         </w:tc>
@@ -3376,7 +3376,7 @@
               <w:rPr>
                 <w:sz w:val="18"/>
               </w:rPr>
-              <w:t>12.731</w:t>
+              <w:t>10.170</w:t>
             </w:r>
           </w:p>
         </w:tc>
@@ -3414,7 +3414,7 @@
               <w:rPr>
                 <w:sz w:val="18"/>
               </w:rPr>
-              <w:t>5.874</w:t>
+              <w:t>6.023</w:t>
             </w:r>
           </w:p>
         </w:tc>
@@ -3432,7 +3432,7 @@
               <w:rPr>
                 <w:sz w:val="18"/>
               </w:rPr>
-              <w:t>240</w:t>
+              <w:t>234</w:t>
             </w:r>
           </w:p>
         </w:tc>
@@ -3450,7 +3450,7 @@
               <w:rPr>
                 <w:sz w:val="18"/>
               </w:rPr>
-              <w:t>4.456</w:t>
+              <w:t>4.346</w:t>
             </w:r>
           </w:p>
         </w:tc>
@@ -3468,7 +3468,7 @@
               <w:rPr>
                 <w:sz w:val="18"/>
               </w:rPr>
-              <w:t>7.845</w:t>
+              <w:t>7.998</w:t>
             </w:r>
           </w:p>
         </w:tc>
@@ -3486,7 +3486,7 @@
               <w:rPr>
                 <w:sz w:val="18"/>
               </w:rPr>
-              <w:t>13.509</w:t>
+              <w:t>15.710</w:t>
             </w:r>
           </w:p>
         </w:tc>
@@ -3524,7 +3524,7 @@
               <w:rPr>
                 <w:sz w:val="18"/>
               </w:rPr>
-              <w:t>3.248</w:t>
+              <w:t>3.237</w:t>
             </w:r>
           </w:p>
         </w:tc>
@@ -3542,7 +3542,7 @@
               <w:rPr>
                 <w:sz w:val="18"/>
               </w:rPr>
-              <w:t>262</w:t>
+              <w:t>263</w:t>
             </w:r>
           </w:p>
         </w:tc>
@@ -3560,7 +3560,7 @@
               <w:rPr>
                 <w:sz w:val="18"/>
               </w:rPr>
-              <w:t>4.284</w:t>
+              <w:t>4.298</w:t>
             </w:r>
           </w:p>
         </w:tc>
@@ -3578,7 +3578,7 @@
               <w:rPr>
                 <w:sz w:val="18"/>
               </w:rPr>
-              <w:t>4.823</w:t>
+              <w:t>4.807</w:t>
             </w:r>
           </w:p>
         </w:tc>
@@ -3596,7 +3596,7 @@
               <w:rPr>
                 <w:sz w:val="18"/>
               </w:rPr>
-              <w:t>10.779</w:t>
+              <w:t>9.950</w:t>
             </w:r>
           </w:p>
         </w:tc>
@@ -3640,7 +3640,7 @@
               <w:rPr>
                 <w:sz w:val="18"/>
               </w:rPr>
-              <w:t>4.279</w:t>
+              <w:t>4.393</w:t>
             </w:r>
           </w:p>
         </w:tc>
@@ -3661,7 +3661,7 @@
               <w:rPr>
                 <w:sz w:val="18"/>
               </w:rPr>
-              <w:t>450</w:t>
+              <w:t>439</w:t>
             </w:r>
           </w:p>
         </w:tc>
@@ -3682,7 +3682,7 @@
               <w:rPr>
                 <w:sz w:val="18"/>
               </w:rPr>
-              <w:t>4.240</w:t>
+              <w:t>4.130</w:t>
             </w:r>
           </w:p>
         </w:tc>
@@ -3703,7 +3703,7 @@
               <w:rPr>
                 <w:sz w:val="18"/>
               </w:rPr>
-              <w:t>4.840</w:t>
+              <w:t>4.621</w:t>
             </w:r>
           </w:p>
         </w:tc>
@@ -3724,7 +3724,7 @@
               <w:rPr>
                 <w:sz w:val="18"/>
               </w:rPr>
-              <w:t>10.958</w:t>
+              <w:t>8.117</w:t>
             </w:r>
           </w:p>
         </w:tc>
@@ -3744,7 +3744,7 @@
               <w:rPr>
                 <w:sz w:val="18"/>
               </w:rPr>
-              <w:t>359. Porecatu</w:t>
+              <w:t>359. Mandaguaçu</w:t>
             </w:r>
           </w:p>
         </w:tc>
@@ -3762,7 +3762,7 @@
               <w:rPr>
                 <w:sz w:val="18"/>
               </w:rPr>
-              <w:t>12.192</w:t>
+              <w:t>29.610</w:t>
             </w:r>
           </w:p>
         </w:tc>
@@ -3780,7 +3780,7 @@
               <w:rPr>
                 <w:sz w:val="18"/>
               </w:rPr>
-              <w:t>172</w:t>
+              <w:t>204</w:t>
             </w:r>
           </w:p>
         </w:tc>
@@ -3798,7 +3798,7 @@
               <w:rPr>
                 <w:sz w:val="18"/>
               </w:rPr>
-              <w:t>902</w:t>
+              <w:t>901</w:t>
             </w:r>
           </w:p>
         </w:tc>
@@ -3816,7 +3816,7 @@
               <w:rPr>
                 <w:sz w:val="18"/>
               </w:rPr>
-              <w:t>1.197</w:t>
+              <w:t>1.054</w:t>
             </w:r>
           </w:p>
         </w:tc>
@@ -3834,7 +3834,7 @@
               <w:rPr>
                 <w:sz w:val="18"/>
               </w:rPr>
-              <w:t>5.904</w:t>
+              <w:t>5.337</w:t>
             </w:r>
           </w:p>
         </w:tc>
@@ -3872,7 +3872,7 @@
               <w:rPr>
                 <w:sz w:val="18"/>
               </w:rPr>
-              <w:t>126.682</w:t>
+              <w:t>138.450</w:t>
             </w:r>
           </w:p>
         </w:tc>
@@ -3890,7 +3890,7 @@
               <w:rPr>
                 <w:sz w:val="18"/>
               </w:rPr>
-              <w:t>298</w:t>
+              <w:t>273</w:t>
             </w:r>
           </w:p>
         </w:tc>
@@ -3908,7 +3908,7 @@
               <w:rPr>
                 <w:sz w:val="18"/>
               </w:rPr>
-              <w:t>847</w:t>
+              <w:t>775</w:t>
             </w:r>
           </w:p>
         </w:tc>
@@ -3926,7 +3926,7 @@
               <w:rPr>
                 <w:sz w:val="18"/>
               </w:rPr>
-              <w:t>972</w:t>
+              <w:t>904</w:t>
             </w:r>
           </w:p>
         </w:tc>
@@ -3944,7 +3944,7 @@
               <w:rPr>
                 <w:sz w:val="18"/>
               </w:rPr>
-              <w:t>5.152</w:t>
+              <w:t>5.085</w:t>
             </w:r>
           </w:p>
         </w:tc>
@@ -3982,7 +3982,7 @@
               <w:rPr>
                 <w:sz w:val="18"/>
               </w:rPr>
-              <w:t>7.873</w:t>
+              <w:t>7.956</w:t>
             </w:r>
           </w:p>
         </w:tc>
@@ -4000,7 +4000,7 @@
               <w:rPr>
                 <w:sz w:val="18"/>
               </w:rPr>
-              <w:t>142</w:t>
+              <w:t>141</w:t>
             </w:r>
           </w:p>
         </w:tc>
@@ -4018,7 +4018,7 @@
               <w:rPr>
                 <w:sz w:val="18"/>
               </w:rPr>
-              <w:t>764</w:t>
+              <w:t>756</w:t>
             </w:r>
           </w:p>
         </w:tc>
@@ -4036,7 +4036,7 @@
               <w:rPr>
                 <w:sz w:val="18"/>
               </w:rPr>
-              <w:t>1.094</w:t>
+              <w:t>1.085</w:t>
             </w:r>
           </w:p>
         </w:tc>
@@ -4054,7 +4054,7 @@
               <w:rPr>
                 <w:sz w:val="18"/>
               </w:rPr>
-              <w:t>6.022</w:t>
+              <w:t>6.002</w:t>
             </w:r>
           </w:p>
         </w:tc>
@@ -4074,7 +4074,7 @@
               <w:rPr>
                 <w:sz w:val="18"/>
               </w:rPr>
-              <w:t>362. Matinhos</w:t>
+              <w:t>362. Colombo</w:t>
             </w:r>
           </w:p>
         </w:tc>
@@ -4092,7 +4092,7 @@
               <w:rPr>
                 <w:sz w:val="18"/>
               </w:rPr>
-              <w:t>37.825</w:t>
+              <w:t>241.664</w:t>
             </w:r>
           </w:p>
         </w:tc>
@@ -4110,7 +4110,7 @@
               <w:rPr>
                 <w:sz w:val="18"/>
               </w:rPr>
-              <w:t>340</w:t>
+              <w:t>261</w:t>
             </w:r>
           </w:p>
         </w:tc>
@@ -4128,7 +4128,7 @@
               <w:rPr>
                 <w:sz w:val="18"/>
               </w:rPr>
-              <w:t>748</w:t>
+              <w:t>737</w:t>
             </w:r>
           </w:p>
         </w:tc>
@@ -4146,7 +4146,7 @@
               <w:rPr>
                 <w:sz w:val="18"/>
               </w:rPr>
-              <w:t>829</w:t>
+              <w:t>887</w:t>
             </w:r>
           </w:p>
         </w:tc>
@@ -4164,7 +4164,7 @@
               <w:rPr>
                 <w:sz w:val="18"/>
               </w:rPr>
-              <w:t>5.461</w:t>
+              <w:t>4.881</w:t>
             </w:r>
           </w:p>
         </w:tc>
@@ -4184,7 +4184,7 @@
               <w:rPr>
                 <w:sz w:val="18"/>
               </w:rPr>
-              <w:t>363. Colombo</w:t>
+              <w:t>363. Matinhos</w:t>
             </w:r>
           </w:p>
         </w:tc>
@@ -4202,7 +4202,7 @@
               <w:rPr>
                 <w:sz w:val="18"/>
               </w:rPr>
-              <w:t>244.387</w:t>
+              <w:t>38.924</w:t>
             </w:r>
           </w:p>
         </w:tc>
@@ -4220,7 +4220,7 @@
               <w:rPr>
                 <w:sz w:val="18"/>
               </w:rPr>
-              <w:t>258</w:t>
+              <w:t>331</w:t>
             </w:r>
           </w:p>
         </w:tc>
@@ -4238,7 +4238,7 @@
               <w:rPr>
                 <w:sz w:val="18"/>
               </w:rPr>
-              <w:t>729</w:t>
+              <w:t>727</w:t>
             </w:r>
           </w:p>
         </w:tc>
@@ -4256,7 +4256,7 @@
               <w:rPr>
                 <w:sz w:val="18"/>
               </w:rPr>
-              <w:t>879</w:t>
+              <w:t>810</w:t>
             </w:r>
           </w:p>
         </w:tc>
@@ -4274,7 +4274,7 @@
               <w:rPr>
                 <w:sz w:val="18"/>
               </w:rPr>
-              <w:t>4.878</w:t>
+              <w:t>5.433</w:t>
             </w:r>
           </w:p>
         </w:tc>
@@ -4312,7 +4312,7 @@
               <w:rPr>
                 <w:sz w:val="18"/>
               </w:rPr>
-              <w:t>44.441</w:t>
+              <w:t>45.618</w:t>
             </w:r>
           </w:p>
         </w:tc>
@@ -4330,7 +4330,7 @@
               <w:rPr>
                 <w:sz w:val="18"/>
               </w:rPr>
-              <w:t>179</w:t>
+              <w:t>174</w:t>
             </w:r>
           </w:p>
         </w:tc>
@@ -4348,7 +4348,7 @@
               <w:rPr>
                 <w:sz w:val="18"/>
               </w:rPr>
-              <w:t>633</w:t>
+              <w:t>616</w:t>
             </w:r>
           </w:p>
         </w:tc>
@@ -4366,7 +4366,7 @@
               <w:rPr>
                 <w:sz w:val="18"/>
               </w:rPr>
-              <w:t>785</w:t>
+              <w:t>769</w:t>
             </w:r>
           </w:p>
         </w:tc>
@@ -4384,7 +4384,7 @@
               <w:rPr>
                 <w:sz w:val="18"/>
               </w:rPr>
-              <w:t>5.094</w:t>
+              <w:t>5.074</w:t>
             </w:r>
           </w:p>
         </w:tc>
@@ -4404,7 +4404,7 @@
               <w:rPr>
                 <w:sz w:val="18"/>
               </w:rPr>
-              <w:t>365. Pontal do Paraná</w:t>
+              <w:t>365. Itaperuçu</w:t>
             </w:r>
           </w:p>
         </w:tc>
@@ -4422,7 +4422,7 @@
               <w:rPr>
                 <w:sz w:val="18"/>
               </w:rPr>
-              <w:t>29.857</w:t>
+              <w:t>31.304</w:t>
             </w:r>
           </w:p>
         </w:tc>
@@ -4440,7 +4440,7 @@
               <w:rPr>
                 <w:sz w:val="18"/>
               </w:rPr>
-              <w:t>266</w:t>
+              <w:t>159</w:t>
             </w:r>
           </w:p>
         </w:tc>
@@ -4458,7 +4458,7 @@
               <w:rPr>
                 <w:sz w:val="18"/>
               </w:rPr>
-              <w:t>606</w:t>
+              <w:t>593</w:t>
             </w:r>
           </w:p>
         </w:tc>
@@ -4476,7 +4476,7 @@
               <w:rPr>
                 <w:sz w:val="18"/>
               </w:rPr>
-              <w:t>1.497</w:t>
+              <w:t>735</w:t>
             </w:r>
           </w:p>
         </w:tc>
@@ -4494,7 +4494,7 @@
               <w:rPr>
                 <w:sz w:val="18"/>
               </w:rPr>
-              <w:t>5.723</w:t>
+              <w:t>5.189</w:t>
             </w:r>
           </w:p>
         </w:tc>
@@ -4514,7 +4514,7 @@
               <w:rPr>
                 <w:sz w:val="18"/>
               </w:rPr>
-              <w:t>366. Itaperuçu</w:t>
+              <w:t>366. Pontal do Paraná</w:t>
             </w:r>
           </w:p>
         </w:tc>
@@ -4532,7 +4532,7 @@
               <w:rPr>
                 <w:sz w:val="18"/>
               </w:rPr>
-              <w:t>30.679</w:t>
+              <w:t>30.608</w:t>
             </w:r>
           </w:p>
         </w:tc>
@@ -4550,7 +4550,7 @@
               <w:rPr>
                 <w:sz w:val="18"/>
               </w:rPr>
-              <w:t>162</w:t>
+              <w:t>260</w:t>
             </w:r>
           </w:p>
         </w:tc>
@@ -4568,7 +4568,7 @@
               <w:rPr>
                 <w:sz w:val="18"/>
               </w:rPr>
-              <w:t>605</w:t>
+              <w:t>591</w:t>
             </w:r>
           </w:p>
         </w:tc>
@@ -4586,7 +4586,7 @@
               <w:rPr>
                 <w:sz w:val="18"/>
               </w:rPr>
-              <w:t>747</w:t>
+              <w:t>1.465</w:t>
             </w:r>
           </w:p>
         </w:tc>
@@ -4604,7 +4604,7 @@
               <w:rPr>
                 <w:sz w:val="18"/>
               </w:rPr>
-              <w:t>5.212</w:t>
+              <w:t>5.691</w:t>
             </w:r>
           </w:p>
         </w:tc>
@@ -4642,7 +4642,7 @@
               <w:rPr>
                 <w:sz w:val="18"/>
               </w:rPr>
-              <w:t>122.147</w:t>
+              <w:t>122.487</w:t>
             </w:r>
           </w:p>
         </w:tc>
@@ -4678,7 +4678,7 @@
               <w:rPr>
                 <w:sz w:val="18"/>
               </w:rPr>
-              <w:t>570</w:t>
+              <w:t>569</w:t>
             </w:r>
           </w:p>
         </w:tc>
@@ -4696,7 +4696,7 @@
               <w:rPr>
                 <w:sz w:val="18"/>
               </w:rPr>
-              <w:t>743</w:t>
+              <w:t>741</w:t>
             </w:r>
           </w:p>
         </w:tc>
@@ -4714,7 +4714,7 @@
               <w:rPr>
                 <w:sz w:val="18"/>
               </w:rPr>
-              <w:t>4.984</w:t>
+              <w:t>4.980</w:t>
             </w:r>
           </w:p>
         </w:tc>
@@ -4758,7 +4758,7 @@
               <w:rPr>
                 <w:sz w:val="18"/>
               </w:rPr>
-              <w:t>109.454</w:t>
+              <w:t>114.757</w:t>
             </w:r>
           </w:p>
         </w:tc>
@@ -4779,7 +4779,7 @@
               <w:rPr>
                 <w:sz w:val="18"/>
               </w:rPr>
-              <w:t>149</w:t>
+              <w:t>142</w:t>
             </w:r>
           </w:p>
         </w:tc>
@@ -4800,7 +4800,7 @@
               <w:rPr>
                 <w:sz w:val="18"/>
               </w:rPr>
-              <w:t>496</w:t>
+              <w:t>473</w:t>
             </w:r>
           </w:p>
         </w:tc>
@@ -4821,7 +4821,7 @@
               <w:rPr>
                 <w:sz w:val="18"/>
               </w:rPr>
-              <w:t>646</w:t>
+              <w:t>624</w:t>
             </w:r>
           </w:p>
         </w:tc>
@@ -4842,7 +4842,7 @@
               <w:rPr>
                 <w:sz w:val="18"/>
               </w:rPr>
-              <w:t>4.859</w:t>
+              <w:t>4.836</w:t>
             </w:r>
           </w:p>
         </w:tc>
@@ -5026,7 +5026,7 @@
               <w:rPr>
                 <w:sz w:val="18"/>
               </w:rPr>
-              <w:t>6.469</w:t>
+              <w:t>6.389</w:t>
             </w:r>
           </w:p>
         </w:tc>
@@ -5044,7 +5044,7 @@
               <w:rPr>
                 <w:sz w:val="18"/>
               </w:rPr>
-              <w:t>7.866</w:t>
+              <w:t>8.241</w:t>
             </w:r>
           </w:p>
         </w:tc>
@@ -5062,7 +5062,7 @@
               <w:rPr>
                 <w:sz w:val="18"/>
               </w:rPr>
-              <w:t>13.598</w:t>
+              <w:t>22.455</w:t>
             </w:r>
           </w:p>
         </w:tc>
@@ -5100,7 +5100,7 @@
               <w:rPr>
                 <w:sz w:val="18"/>
               </w:rPr>
-              <w:t>496</w:t>
+              <w:t>473</w:t>
             </w:r>
           </w:p>
         </w:tc>
@@ -5118,7 +5118,7 @@
               <w:rPr>
                 <w:sz w:val="18"/>
               </w:rPr>
-              <w:t>646</w:t>
+              <w:t>624</w:t>
             </w:r>
           </w:p>
         </w:tc>
@@ -5136,7 +5136,7 @@
               <w:rPr>
                 <w:sz w:val="18"/>
               </w:rPr>
-              <w:t>4.859</w:t>
+              <w:t>4.836</w:t>
             </w:r>
           </w:p>
         </w:tc>
@@ -5174,7 +5174,7 @@
               <w:rPr>
                 <w:sz w:val="18"/>
               </w:rPr>
-              <w:t>5.973</w:t>
+              <w:t>5.916</w:t>
             </w:r>
           </w:p>
         </w:tc>
@@ -5192,7 +5192,7 @@
               <w:rPr>
                 <w:sz w:val="18"/>
               </w:rPr>
-              <w:t>7.220</w:t>
+              <w:t>7.617</w:t>
             </w:r>
           </w:p>
         </w:tc>
@@ -5210,7 +5210,7 @@
               <w:rPr>
                 <w:sz w:val="18"/>
               </w:rPr>
-              <w:t>8.739</w:t>
+              <w:t>17.620</w:t>
             </w:r>
           </w:p>
         </w:tc>
@@ -5248,7 +5248,7 @@
               <w:rPr>
                 <w:sz w:val="18"/>
               </w:rPr>
-              <w:t>13,1</w:t>
+              <w:t>13,5</w:t>
             </w:r>
           </w:p>
         </w:tc>
@@ -5266,7 +5266,7 @@
               <w:rPr>
                 <w:sz w:val="18"/>
               </w:rPr>
-              <w:t>12,2</w:t>
+              <w:t>13,2</w:t>
             </w:r>
           </w:p>
         </w:tc>
@@ -5284,7 +5284,7 @@
               <w:rPr>
                 <w:sz w:val="18"/>
               </w:rPr>
-              <w:t>2,8</w:t>
+              <w:t>4,6</w:t>
             </w:r>
           </w:p>
         </w:tc>
@@ -5322,7 +5322,7 @@
               <w:rPr>
                 <w:sz w:val="18"/>
               </w:rPr>
-              <w:t>2,76</w:t>
+              <w:t>2,80</w:t>
             </w:r>
           </w:p>
         </w:tc>
@@ -5340,7 +5340,7 @@
               <w:rPr>
                 <w:sz w:val="18"/>
               </w:rPr>
-              <w:t>2,70</w:t>
+              <w:t>2,63</w:t>
             </w:r>
           </w:p>
         </w:tc>
@@ -5358,7 +5358,7 @@
               <w:rPr>
                 <w:sz w:val="18"/>
               </w:rPr>
-              <w:t>1,69</w:t>
+              <w:t>1,56</w:t>
             </w:r>
           </w:p>
         </w:tc>
@@ -5396,7 +5396,7 @@
               <w:rPr>
                 <w:sz w:val="18"/>
               </w:rPr>
-              <w:t>0,45</w:t>
+              <w:t>0,44</w:t>
             </w:r>
           </w:p>
         </w:tc>
@@ -5414,7 +5414,7 @@
               <w:rPr>
                 <w:sz w:val="18"/>
               </w:rPr>
-              <w:t>0,45</w:t>
+              <w:t>0,44</w:t>
             </w:r>
           </w:p>
         </w:tc>
@@ -5476,7 +5476,7 @@
               <w:rPr>
                 <w:sz w:val="18"/>
               </w:rPr>
-              <w:t>0,230</w:t>
+              <w:t>0,228</w:t>
             </w:r>
           </w:p>
         </w:tc>
@@ -5497,7 +5497,7 @@
               <w:rPr>
                 <w:sz w:val="18"/>
               </w:rPr>
-              <w:t>0,224</w:t>
+              <w:t>0,221</w:t>
             </w:r>
           </w:p>
         </w:tc>
@@ -5518,7 +5518,7 @@
               <w:rPr>
                 <w:sz w:val="18"/>
               </w:rPr>
-              <w:t>0,121</w:t>
+              <w:t>0,111</w:t>
             </w:r>
           </w:p>
         </w:tc>
@@ -5687,7 +5687,7 @@
               <w:rPr>
                 <w:sz w:val="18"/>
               </w:rPr>
-              <w:t>6.469</w:t>
+              <w:t>6.389</w:t>
             </w:r>
           </w:p>
         </w:tc>
@@ -5705,7 +5705,7 @@
               <w:rPr>
                 <w:sz w:val="18"/>
               </w:rPr>
-              <w:t>7.866</w:t>
+              <w:t>8.241</w:t>
             </w:r>
           </w:p>
         </w:tc>
@@ -5723,7 +5723,7 @@
               <w:rPr>
                 <w:sz w:val="18"/>
               </w:rPr>
-              <w:t>13.598</w:t>
+              <w:t>22.455</w:t>
             </w:r>
           </w:p>
         </w:tc>
@@ -5761,7 +5761,7 @@
               <w:rPr>
                 <w:sz w:val="18"/>
               </w:rPr>
-              <w:t>496</w:t>
+              <w:t>473</w:t>
             </w:r>
           </w:p>
         </w:tc>
@@ -5779,7 +5779,7 @@
               <w:rPr>
                 <w:sz w:val="18"/>
               </w:rPr>
-              <w:t>646</w:t>
+              <w:t>624</w:t>
             </w:r>
           </w:p>
         </w:tc>
@@ -5797,7 +5797,7 @@
               <w:rPr>
                 <w:sz w:val="18"/>
               </w:rPr>
-              <w:t>4.859</w:t>
+              <w:t>4.836</w:t>
             </w:r>
           </w:p>
         </w:tc>
@@ -5835,7 +5835,7 @@
               <w:rPr>
                 <w:sz w:val="18"/>
               </w:rPr>
-              <w:t>5.973</w:t>
+              <w:t>5.916</w:t>
             </w:r>
           </w:p>
         </w:tc>
@@ -5853,7 +5853,7 @@
               <w:rPr>
                 <w:sz w:val="18"/>
               </w:rPr>
-              <w:t>7.220</w:t>
+              <w:t>7.617</w:t>
             </w:r>
           </w:p>
         </w:tc>
@@ -5871,7 +5871,7 @@
               <w:rPr>
                 <w:sz w:val="18"/>
               </w:rPr>
-              <w:t>8.739</w:t>
+              <w:t>17.620</w:t>
             </w:r>
           </w:p>
         </w:tc>
@@ -5909,7 +5909,7 @@
               <w:rPr>
                 <w:sz w:val="18"/>
               </w:rPr>
-              <w:t>13,1</w:t>
+              <w:t>13,5</w:t>
             </w:r>
           </w:p>
         </w:tc>
@@ -5927,7 +5927,7 @@
               <w:rPr>
                 <w:sz w:val="18"/>
               </w:rPr>
-              <w:t>12,2</w:t>
+              <w:t>13,2</w:t>
             </w:r>
           </w:p>
         </w:tc>
@@ -5945,7 +5945,7 @@
               <w:rPr>
                 <w:sz w:val="18"/>
               </w:rPr>
-              <w:t>2,8</w:t>
+              <w:t>4,6</w:t>
             </w:r>
           </w:p>
         </w:tc>
@@ -5983,7 +5983,7 @@
               <w:rPr>
                 <w:sz w:val="18"/>
               </w:rPr>
-              <w:t>2,39</w:t>
+              <w:t>2,42</w:t>
             </w:r>
           </w:p>
         </w:tc>
@@ -6019,7 +6019,7 @@
               <w:rPr>
                 <w:sz w:val="18"/>
               </w:rPr>
-              <w:t>1,28</w:t>
+              <w:t>1,19</w:t>
             </w:r>
           </w:p>
         </w:tc>
@@ -6057,6 +6057,24 @@
               <w:rPr>
                 <w:sz w:val="18"/>
               </w:rPr>
+              <w:t>0,45</w:t>
+            </w:r>
+          </w:p>
+        </w:tc>
+        <w:tc>
+          <w:tcPr>
+            <w:tcW w:type="dxa" w:w="1701"/>
+          </w:tcPr>
+          <w:p>
+            <w:pPr>
+              <w:spacing w:after="0"/>
+              <w:jc w:val="right"/>
+            </w:pPr>
+            <w:r/>
+            <w:r>
+              <w:rPr>
+                <w:sz w:val="18"/>
+              </w:rPr>
               <w:t>0,46</w:t>
             </w:r>
           </w:p>
@@ -6075,25 +6093,7 @@
               <w:rPr>
                 <w:sz w:val="18"/>
               </w:rPr>
-              <w:t>0,45</w:t>
-            </w:r>
-          </w:p>
-        </w:tc>
-        <w:tc>
-          <w:tcPr>
-            <w:tcW w:type="dxa" w:w="1701"/>
-          </w:tcPr>
-          <w:p>
-            <w:pPr>
-              <w:spacing w:after="0"/>
-              <w:jc w:val="right"/>
-            </w:pPr>
-            <w:r/>
-            <w:r>
-              <w:rPr>
-                <w:sz w:val="18"/>
-              </w:rPr>
-              <w:t>0,19</w:t>
+              <w:t>0,26</w:t>
             </w:r>
           </w:p>
         </w:tc>
@@ -6137,7 +6137,7 @@
               <w:rPr>
                 <w:sz w:val="18"/>
               </w:rPr>
-              <w:t>0,224</w:t>
+              <w:t>0,223</w:t>
             </w:r>
           </w:p>
         </w:tc>
@@ -6158,7 +6158,7 @@
               <w:rPr>
                 <w:sz w:val="18"/>
               </w:rPr>
-              <w:t>0,208</w:t>
+              <w:t>0,209</w:t>
             </w:r>
           </w:p>
         </w:tc>
@@ -6179,7 +6179,7 @@
               <w:rPr>
                 <w:sz w:val="18"/>
               </w:rPr>
-              <w:t>0,076</w:t>
+              <w:t>0,067</w:t>
             </w:r>
           </w:p>
         </w:tc>

--- a/data/auditoria-pr-validacao/tabelas-artigo/tabelas-dispersao-percapita-pr.docx
+++ b/data/auditoria-pr-validacao/tabelas-artigo/tabelas-dispersao-percapita-pr.docx
@@ -293,7 +293,7 @@
               <w:rPr>
                 <w:sz w:val="18"/>
               </w:rPr>
-              <w:t>9.566</w:t>
+              <w:t>9.565</w:t>
             </w:r>
           </w:p>
         </w:tc>
@@ -1063,7 +1063,7 @@
               <w:rPr>
                 <w:sz w:val="18"/>
               </w:rPr>
-              <w:t>16.556</w:t>
+              <w:t>16.555</w:t>
             </w:r>
           </w:p>
         </w:tc>
@@ -2826,7 +2826,7 @@
               <w:rPr>
                 <w:sz w:val="18"/>
               </w:rPr>
-              <w:t>16.556</w:t>
+              <w:t>16.555</w:t>
             </w:r>
           </w:p>
         </w:tc>
@@ -3156,7 +3156,7 @@
               <w:rPr>
                 <w:sz w:val="18"/>
               </w:rPr>
-              <w:t>10.703</w:t>
+              <w:t>10.702</w:t>
             </w:r>
           </w:p>
         </w:tc>
@@ -3376,7 +3376,7 @@
               <w:rPr>
                 <w:sz w:val="18"/>
               </w:rPr>
-              <w:t>10.170</w:t>
+              <w:t>10.169</w:t>
             </w:r>
           </w:p>
         </w:tc>
@@ -3486,7 +3486,7 @@
               <w:rPr>
                 <w:sz w:val="18"/>
               </w:rPr>
-              <w:t>15.710</w:t>
+              <w:t>15.709</w:t>
             </w:r>
           </w:p>
         </w:tc>
@@ -5210,7 +5210,7 @@
               <w:rPr>
                 <w:sz w:val="18"/>
               </w:rPr>
-              <w:t>17.620</w:t>
+              <w:t>17.619</w:t>
             </w:r>
           </w:p>
         </w:tc>
@@ -5871,7 +5871,7 @@
               <w:rPr>
                 <w:sz w:val="18"/>
               </w:rPr>
-              <w:t>17.620</w:t>
+              <w:t>17.619</w:t>
             </w:r>
           </w:p>
         </w:tc>
